--- a/public/assets/files/stacjonarne/PRZ1.docx
+++ b/public/assets/files/stacjonarne/PRZ1.docx
@@ -523,6 +523,7 @@
                 <w:i w:val="0"/>
                 <w:sz w:val="22"/>
               </w:rPr>
+              <w:t>I</w:t>
             </w:r>
           </w:p>
         </w:tc>
@@ -560,6 +561,7 @@
                 <w:i w:val="0"/>
                 <w:sz w:val="22"/>
               </w:rPr>
+              <w:t>obligatoryjny</w:t>
             </w:r>
           </w:p>
         </w:tc>

--- a/public/assets/files/stacjonarne/PRZ1.docx
+++ b/public/assets/files/stacjonarne/PRZ1.docx
@@ -681,12 +681,22 @@
         <w:tblW w:w="5000" w:type="pct"/>
       </w:tblPr>
       <w:tblGrid>
-        <w:gridCol w:w="9972"/>
+        <w:gridCol w:w="997"/>
+        <w:gridCol w:w="997"/>
+        <w:gridCol w:w="997"/>
+        <w:gridCol w:w="997"/>
+        <w:gridCol w:w="997"/>
+        <w:gridCol w:w="997"/>
+        <w:gridCol w:w="997"/>
+        <w:gridCol w:w="997"/>
+        <w:gridCol w:w="997"/>
+        <w:gridCol w:w="997"/>
       </w:tblGrid>
       <w:tr>
         <w:tc>
           <w:tcPr>
-            <w:tcW w:type="dxa" w:w="9972"/>
+            <w:tcW w:type="dxa" w:w="9970"/>
+            <w:gridSpan w:val="10"/>
             <w:shd w:val="clear" w:color="auto" w:fill="D9D9D9"/>
           </w:tcPr>
           <w:p>
@@ -701,109 +711,6 @@
                 <w:sz w:val="22"/>
               </w:rPr>
               <w:t>9.  Formy zajęć, sposób ich realizacji i przypisana im liczba godzin:</w:t>
-            </w:r>
-          </w:p>
-        </w:tc>
-      </w:tr>
-    </w:tbl>
-    <w:tbl>
-      <w:tblPr>
-        <w:tblW w:type="auto" w:w="0"/>
-        <w:tblLook w:firstColumn="1" w:firstRow="1" w:lastColumn="0" w:lastRow="0" w:noHBand="0" w:noVBand="1" w:val="04A0"/>
-        <w:tblBorders>
-          <w:top w:val="single" w:sz="4" w:space="0" w:color="000000"/>
-          <w:left w:val="single" w:sz="4" w:space="0" w:color="000000"/>
-          <w:bottom w:val="single" w:sz="4" w:space="0" w:color="000000"/>
-          <w:right w:val="single" w:sz="4" w:space="0" w:color="000000"/>
-          <w:insideH w:val="single" w:sz="4" w:space="0" w:color="000000"/>
-          <w:insideV w:val="single" w:sz="4" w:space="0" w:color="000000"/>
-        </w:tblBorders>
-        <w:tblW w:w="5000" w:type="pct"/>
-      </w:tblPr>
-      <w:tblGrid>
-        <w:gridCol w:w="2493"/>
-        <w:gridCol w:w="2493"/>
-        <w:gridCol w:w="2493"/>
-        <w:gridCol w:w="2493"/>
-      </w:tblGrid>
-      <w:tr>
-        <w:tc>
-          <w:tcPr>
-            <w:tcW w:type="dxa" w:w="2493"/>
-            <w:shd w:val="clear" w:color="auto" w:fill="D9D9D9"/>
-          </w:tcPr>
-          <w:p>
-            <w:pPr>
-              <w:spacing w:before="20" w:after="20"/>
-            </w:pPr>
-            <w:r>
-              <w:rPr>
-                <w:rFonts w:ascii="Aptos" w:hAnsi="Aptos"/>
-                <w:b/>
-                <w:i w:val="0"/>
-                <w:sz w:val="16"/>
-              </w:rPr>
-              <w:t>wykład</w:t>
-            </w:r>
-          </w:p>
-        </w:tc>
-        <w:tc>
-          <w:tcPr>
-            <w:tcW w:type="dxa" w:w="2493"/>
-            <w:shd w:val="clear" w:color="auto" w:fill="D9D9D9"/>
-          </w:tcPr>
-          <w:p>
-            <w:pPr>
-              <w:spacing w:before="20" w:after="20"/>
-            </w:pPr>
-            <w:r>
-              <w:rPr>
-                <w:rFonts w:ascii="Aptos" w:hAnsi="Aptos"/>
-                <w:b/>
-                <w:i w:val="0"/>
-                <w:sz w:val="16"/>
-              </w:rPr>
-              <w:t>ćwiczenia/laboratorium/pracownia</w:t>
-            </w:r>
-          </w:p>
-        </w:tc>
-        <w:tc>
-          <w:tcPr>
-            <w:tcW w:type="dxa" w:w="2493"/>
-            <w:shd w:val="clear" w:color="auto" w:fill="D9D9D9"/>
-          </w:tcPr>
-          <w:p>
-            <w:pPr>
-              <w:spacing w:before="20" w:after="20"/>
-            </w:pPr>
-            <w:r>
-              <w:rPr>
-                <w:rFonts w:ascii="Aptos" w:hAnsi="Aptos"/>
-                <w:b/>
-                <w:i w:val="0"/>
-                <w:sz w:val="16"/>
-              </w:rPr>
-              <w:t>wykład internetowo</w:t>
-            </w:r>
-          </w:p>
-        </w:tc>
-        <w:tc>
-          <w:tcPr>
-            <w:tcW w:type="dxa" w:w="2493"/>
-            <w:shd w:val="clear" w:color="auto" w:fill="D9D9D9"/>
-          </w:tcPr>
-          <w:p>
-            <w:pPr>
-              <w:spacing w:before="20" w:after="20"/>
-            </w:pPr>
-            <w:r>
-              <w:rPr>
-                <w:rFonts w:ascii="Aptos" w:hAnsi="Aptos"/>
-                <w:b/>
-                <w:i w:val="0"/>
-                <w:sz w:val="16"/>
-              </w:rPr>
-              <w:t>ćw./lab./prac. internetowo</w:t>
             </w:r>
           </w:p>
         </w:tc>
@@ -811,7 +718,9 @@
       <w:tr>
         <w:tc>
           <w:tcPr>
-            <w:tcW w:type="dxa" w:w="2493"/>
+            <w:tcW w:type="dxa" w:w="9970"/>
+            <w:gridSpan w:val="10"/>
+            <w:shd w:val="clear" w:color="auto" w:fill="D9D9D9"/>
           </w:tcPr>
           <w:p>
             <w:pPr>
@@ -822,148 +731,9 @@
                 <w:rFonts w:ascii="Aptos" w:hAnsi="Aptos"/>
                 <w:b w:val="0"/>
                 <w:i w:val="0"/>
-                <w:sz w:val="22"/>
-              </w:rPr>
-              <w:t>15</w:t>
-            </w:r>
-          </w:p>
-        </w:tc>
-        <w:tc>
-          <w:tcPr>
-            <w:tcW w:type="dxa" w:w="2493"/>
-          </w:tcPr>
-          <w:p>
-            <w:pPr>
-              <w:spacing w:before="20" w:after="20"/>
-            </w:pPr>
-            <w:r>
-              <w:rPr>
-                <w:rFonts w:ascii="Aptos" w:hAnsi="Aptos"/>
-                <w:b w:val="0"/>
-                <w:i w:val="0"/>
-                <w:sz w:val="22"/>
-              </w:rPr>
-              <w:t>60</w:t>
-            </w:r>
-          </w:p>
-        </w:tc>
-        <w:tc>
-          <w:tcPr>
-            <w:tcW w:type="dxa" w:w="2493"/>
-          </w:tcPr>
-          <w:p>
-            <w:pPr>
-              <w:spacing w:before="20" w:after="20"/>
-            </w:pPr>
-            <w:r>
-              <w:rPr>
-                <w:rFonts w:ascii="Aptos" w:hAnsi="Aptos"/>
-                <w:b w:val="0"/>
-                <w:i w:val="0"/>
-                <w:sz w:val="22"/>
-              </w:rPr>
-              <w:t>—</w:t>
-            </w:r>
-          </w:p>
-        </w:tc>
-        <w:tc>
-          <w:tcPr>
-            <w:tcW w:type="dxa" w:w="2493"/>
-          </w:tcPr>
-          <w:p>
-            <w:pPr>
-              <w:spacing w:before="20" w:after="20"/>
-            </w:pPr>
-            <w:r>
-              <w:rPr>
-                <w:rFonts w:ascii="Aptos" w:hAnsi="Aptos"/>
-                <w:b w:val="0"/>
-                <w:i w:val="0"/>
-                <w:sz w:val="22"/>
-              </w:rPr>
-              <w:t>—</w:t>
-            </w:r>
-          </w:p>
-        </w:tc>
-      </w:tr>
-    </w:tbl>
-    <w:tbl>
-      <w:tblPr>
-        <w:tblW w:type="auto" w:w="0"/>
-        <w:tblLook w:firstColumn="1" w:firstRow="1" w:lastColumn="0" w:lastRow="0" w:noHBand="0" w:noVBand="1" w:val="04A0"/>
-        <w:tblBorders>
-          <w:top w:val="single" w:sz="4" w:space="0" w:color="000000"/>
-          <w:left w:val="single" w:sz="4" w:space="0" w:color="000000"/>
-          <w:bottom w:val="single" w:sz="4" w:space="0" w:color="000000"/>
-          <w:right w:val="single" w:sz="4" w:space="0" w:color="000000"/>
-          <w:insideH w:val="single" w:sz="4" w:space="0" w:color="000000"/>
-          <w:insideV w:val="single" w:sz="4" w:space="0" w:color="000000"/>
-        </w:tblBorders>
-        <w:tblW w:w="5000" w:type="pct"/>
-      </w:tblPr>
-      <w:tblGrid>
-        <w:gridCol w:w="3324"/>
-        <w:gridCol w:w="3324"/>
-        <w:gridCol w:w="3324"/>
-      </w:tblGrid>
-      <w:tr>
-        <w:tc>
-          <w:tcPr>
-            <w:tcW w:type="dxa" w:w="3324"/>
-            <w:shd w:val="clear" w:color="auto" w:fill="D9D9D9"/>
-          </w:tcPr>
-          <w:p>
-            <w:pPr>
-              <w:spacing w:before="20" w:after="20"/>
-            </w:pPr>
-            <w:r>
-              <w:rPr>
-                <w:rFonts w:ascii="Aptos" w:hAnsi="Aptos"/>
-                <w:b/>
-                <w:i w:val="0"/>
                 <w:sz w:val="16"/>
               </w:rPr>
-              <w:t>Rodzaj nakładu pracy:</w:t>
-            </w:r>
-          </w:p>
-        </w:tc>
-        <w:tc>
-          <w:tcPr>
-            <w:tcW w:type="dxa" w:w="3324"/>
-            <w:shd w:val="clear" w:color="auto" w:fill="D9D9D9"/>
-          </w:tcPr>
-          <w:p>
-            <w:pPr>
-              <w:spacing w:before="20" w:after="20"/>
-            </w:pPr>
-            <w:r>
-              <w:rPr>
-                <w:rFonts w:ascii="Aptos" w:hAnsi="Aptos"/>
-                <w:b/>
-                <w:i w:val="0"/>
-                <w:sz w:val="16"/>
-              </w:rPr>
-              <w:t>Liczba godzin</w:t>
-            </w:r>
-          </w:p>
-        </w:tc>
-        <w:tc>
-          <w:tcPr>
-            <w:tcW w:type="dxa" w:w="3324"/>
-            <w:shd w:val="clear" w:color="auto" w:fill="D9D9D9"/>
-          </w:tcPr>
-          <w:p>
-            <w:pPr>
-              <w:spacing w:before="20" w:after="20"/>
-            </w:pPr>
-            <w:r>
-              <w:rPr>
-                <w:rFonts w:ascii="Aptos" w:hAnsi="Aptos"/>
-                <w:b/>
-                <w:i w:val="0"/>
-                <w:sz w:val="16"/>
-              </w:rPr>
-              <w:t>ECTS</w:t>
+              <w:t>Wymiar godzinowy (liczba godzin w semestrze)</w:t>
             </w:r>
           </w:p>
         </w:tc>
@@ -971,7 +741,9 @@
       <w:tr>
         <w:tc>
           <w:tcPr>
-            <w:tcW w:type="dxa" w:w="3324"/>
+            <w:tcW w:type="dxa" w:w="1994"/>
+            <w:gridSpan w:val="2"/>
+            <w:shd w:val="clear" w:color="auto" w:fill="D9D9D9"/>
           </w:tcPr>
           <w:p>
             <w:pPr>
@@ -980,17 +752,19 @@
             <w:r>
               <w:rPr>
                 <w:rFonts w:ascii="Aptos" w:hAnsi="Aptos"/>
-                <w:b w:val="0"/>
+                <w:b/>
                 <w:i w:val="0"/>
-                <w:sz w:val="22"/>
-              </w:rPr>
-              <w:t>Zajęcia z bezpośrednim udziałem nauczyciela</w:t>
+                <w:sz w:val="16"/>
+              </w:rPr>
+              <w:t>wykład</w:t>
             </w:r>
           </w:p>
         </w:tc>
         <w:tc>
           <w:tcPr>
-            <w:tcW w:type="dxa" w:w="3324"/>
+            <w:tcW w:type="dxa" w:w="2991"/>
+            <w:gridSpan w:val="3"/>
+            <w:shd w:val="clear" w:color="auto" w:fill="D9D9D9"/>
           </w:tcPr>
           <w:p>
             <w:pPr>
@@ -999,17 +773,19 @@
             <w:r>
               <w:rPr>
                 <w:rFonts w:ascii="Aptos" w:hAnsi="Aptos"/>
-                <w:b w:val="0"/>
+                <w:b/>
                 <w:i w:val="0"/>
-                <w:sz w:val="22"/>
-              </w:rPr>
-              <w:t>75</w:t>
+                <w:sz w:val="16"/>
+              </w:rPr>
+              <w:t>ćwiczenia/laboratorium/pracownia</w:t>
             </w:r>
           </w:p>
         </w:tc>
         <w:tc>
           <w:tcPr>
-            <w:tcW w:type="dxa" w:w="3324"/>
+            <w:tcW w:type="dxa" w:w="2991"/>
+            <w:gridSpan w:val="3"/>
+            <w:shd w:val="clear" w:color="auto" w:fill="D9D9D9"/>
           </w:tcPr>
           <w:p>
             <w:pPr>
@@ -1018,11 +794,32 @@
             <w:r>
               <w:rPr>
                 <w:rFonts w:ascii="Aptos" w:hAnsi="Aptos"/>
-                <w:b w:val="0"/>
+                <w:b/>
                 <w:i w:val="0"/>
-                <w:sz w:val="22"/>
-              </w:rPr>
-              <w:t>3.0</w:t>
+                <w:sz w:val="16"/>
+              </w:rPr>
+              <w:t>wykład internetowo</w:t>
+            </w:r>
+          </w:p>
+        </w:tc>
+        <w:tc>
+          <w:tcPr>
+            <w:tcW w:type="dxa" w:w="1994"/>
+            <w:gridSpan w:val="2"/>
+            <w:shd w:val="clear" w:color="auto" w:fill="D9D9D9"/>
+          </w:tcPr>
+          <w:p>
+            <w:pPr>
+              <w:spacing w:before="20" w:after="20"/>
+            </w:pPr>
+            <w:r>
+              <w:rPr>
+                <w:rFonts w:ascii="Aptos" w:hAnsi="Aptos"/>
+                <w:b/>
+                <w:i w:val="0"/>
+                <w:sz w:val="16"/>
+              </w:rPr>
+              <w:t>ćw./lab./prac. internetowo</w:t>
             </w:r>
           </w:p>
         </w:tc>
@@ -1030,7 +827,8 @@
       <w:tr>
         <w:tc>
           <w:tcPr>
-            <w:tcW w:type="dxa" w:w="3324"/>
+            <w:tcW w:type="dxa" w:w="1994"/>
+            <w:gridSpan w:val="2"/>
           </w:tcPr>
           <w:p>
             <w:pPr>
@@ -1043,13 +841,14 @@
                 <w:i w:val="0"/>
                 <w:sz w:val="22"/>
               </w:rPr>
-              <w:t>Samodzielna praca studenta</w:t>
+              <w:t>15</w:t>
             </w:r>
           </w:p>
         </w:tc>
         <w:tc>
           <w:tcPr>
-            <w:tcW w:type="dxa" w:w="3324"/>
+            <w:tcW w:type="dxa" w:w="2991"/>
+            <w:gridSpan w:val="3"/>
           </w:tcPr>
           <w:p>
             <w:pPr>
@@ -1062,13 +861,14 @@
                 <w:i w:val="0"/>
                 <w:sz w:val="22"/>
               </w:rPr>
-              <w:t>75</w:t>
+              <w:t>60</w:t>
             </w:r>
           </w:p>
         </w:tc>
         <w:tc>
           <w:tcPr>
-            <w:tcW w:type="dxa" w:w="3324"/>
+            <w:tcW w:type="dxa" w:w="2991"/>
+            <w:gridSpan w:val="3"/>
           </w:tcPr>
           <w:p>
             <w:pPr>
@@ -1081,7 +881,27 @@
                 <w:i w:val="0"/>
                 <w:sz w:val="22"/>
               </w:rPr>
-              <w:t>3.0</w:t>
+              <w:t>—</w:t>
+            </w:r>
+          </w:p>
+        </w:tc>
+        <w:tc>
+          <w:tcPr>
+            <w:tcW w:type="dxa" w:w="1994"/>
+            <w:gridSpan w:val="2"/>
+          </w:tcPr>
+          <w:p>
+            <w:pPr>
+              <w:spacing w:before="20" w:after="20"/>
+            </w:pPr>
+            <w:r>
+              <w:rPr>
+                <w:rFonts w:ascii="Aptos" w:hAnsi="Aptos"/>
+                <w:b w:val="0"/>
+                <w:i w:val="0"/>
+                <w:sz w:val="22"/>
+              </w:rPr>
+              <w:t>—</w:t>
             </w:r>
           </w:p>
         </w:tc>
@@ -1089,7 +909,96 @@
       <w:tr>
         <w:tc>
           <w:tcPr>
-            <w:tcW w:type="dxa" w:w="3324"/>
+            <w:tcW w:type="dxa" w:w="9970"/>
+            <w:gridSpan w:val="10"/>
+            <w:shd w:val="clear" w:color="auto" w:fill="D9D9D9"/>
+          </w:tcPr>
+          <w:p>
+            <w:pPr>
+              <w:spacing w:before="20" w:after="20"/>
+            </w:pPr>
+            <w:r>
+              <w:rPr>
+                <w:rFonts w:ascii="Aptos" w:hAnsi="Aptos"/>
+                <w:b/>
+                <w:i w:val="0"/>
+                <w:sz w:val="22"/>
+              </w:rPr>
+              <w:t>Bilans ECTS</w:t>
+            </w:r>
+          </w:p>
+        </w:tc>
+      </w:tr>
+      <w:tr>
+        <w:tc>
+          <w:tcPr>
+            <w:tcW w:type="dxa" w:w="4985"/>
+            <w:gridSpan w:val="5"/>
+            <w:shd w:val="clear" w:color="auto" w:fill="D9D9D9"/>
+          </w:tcPr>
+          <w:p>
+            <w:pPr>
+              <w:spacing w:before="20" w:after="20"/>
+            </w:pPr>
+            <w:r>
+              <w:rPr>
+                <w:rFonts w:ascii="Aptos" w:hAnsi="Aptos"/>
+                <w:b/>
+                <w:i w:val="0"/>
+                <w:sz w:val="16"/>
+              </w:rPr>
+              <w:t>Rodzaj nakładu pracy:</w:t>
+            </w:r>
+          </w:p>
+        </w:tc>
+        <w:tc>
+          <w:tcPr>
+            <w:tcW w:type="dxa" w:w="2991"/>
+            <w:gridSpan w:val="3"/>
+            <w:shd w:val="clear" w:color="auto" w:fill="D9D9D9"/>
+          </w:tcPr>
+          <w:p>
+            <w:pPr>
+              <w:spacing w:before="20" w:after="20"/>
+            </w:pPr>
+            <w:r>
+              <w:rPr>
+                <w:rFonts w:ascii="Aptos" w:hAnsi="Aptos"/>
+                <w:b/>
+                <w:i w:val="0"/>
+                <w:sz w:val="16"/>
+              </w:rPr>
+              <w:t>Liczba godzin</w:t>
+            </w:r>
+          </w:p>
+        </w:tc>
+        <w:tc>
+          <w:tcPr>
+            <w:tcW w:type="dxa" w:w="1994"/>
+            <w:gridSpan w:val="2"/>
+            <w:shd w:val="clear" w:color="auto" w:fill="D9D9D9"/>
+          </w:tcPr>
+          <w:p>
+            <w:pPr>
+              <w:spacing w:before="20" w:after="20"/>
+            </w:pPr>
+            <w:r>
+              <w:rPr>
+                <w:rFonts w:ascii="Aptos" w:hAnsi="Aptos"/>
+                <w:b/>
+                <w:i w:val="0"/>
+                <w:sz w:val="16"/>
+              </w:rPr>
+              <w:t>ECTS</w:t>
+            </w:r>
+          </w:p>
+        </w:tc>
+      </w:tr>
+      <w:tr>
+        <w:tc>
+          <w:tcPr>
+            <w:tcW w:type="dxa" w:w="4985"/>
+            <w:gridSpan w:val="5"/>
           </w:tcPr>
           <w:p>
             <w:pPr>
@@ -1102,13 +1011,14 @@
                 <w:i w:val="0"/>
                 <w:sz w:val="22"/>
               </w:rPr>
-              <w:t>Suma</w:t>
+              <w:t>Zajęcia z bezpośrednim udziałem nauczyciela</w:t>
             </w:r>
           </w:p>
         </w:tc>
         <w:tc>
           <w:tcPr>
-            <w:tcW w:type="dxa" w:w="3324"/>
+            <w:tcW w:type="dxa" w:w="2991"/>
+            <w:gridSpan w:val="3"/>
           </w:tcPr>
           <w:p>
             <w:pPr>
@@ -1121,13 +1031,14 @@
                 <w:i w:val="0"/>
                 <w:sz w:val="22"/>
               </w:rPr>
-              <w:t>150</w:t>
+              <w:t>75</w:t>
             </w:r>
           </w:p>
         </w:tc>
         <w:tc>
           <w:tcPr>
-            <w:tcW w:type="dxa" w:w="3324"/>
+            <w:tcW w:type="dxa" w:w="1994"/>
+            <w:gridSpan w:val="2"/>
           </w:tcPr>
           <w:p>
             <w:pPr>
@@ -1140,7 +1051,112 @@
                 <w:i w:val="0"/>
                 <w:sz w:val="22"/>
               </w:rPr>
-              <w:t>6</w:t>
+              <w:t>3.0</w:t>
+            </w:r>
+          </w:p>
+        </w:tc>
+      </w:tr>
+      <w:tr>
+        <w:tc>
+          <w:tcPr>
+            <w:tcW w:type="dxa" w:w="4985"/>
+            <w:gridSpan w:val="5"/>
+          </w:tcPr>
+          <w:p>
+            <w:pPr>
+              <w:spacing w:before="20" w:after="20"/>
+            </w:pPr>
+            <w:r>
+              <w:rPr>
+                <w:rFonts w:ascii="Aptos" w:hAnsi="Aptos"/>
+                <w:b w:val="0"/>
+                <w:i w:val="0"/>
+                <w:sz w:val="22"/>
+              </w:rPr>
+              <w:t>Samodzielna praca studenta</w:t>
+            </w:r>
+          </w:p>
+        </w:tc>
+        <w:tc>
+          <w:tcPr>
+            <w:tcW w:type="dxa" w:w="2991"/>
+            <w:gridSpan w:val="3"/>
+          </w:tcPr>
+          <w:p>
+            <w:pPr>
+              <w:spacing w:before="20" w:after="20"/>
+            </w:pPr>
+            <w:r>
+              <w:rPr>
+                <w:rFonts w:ascii="Aptos" w:hAnsi="Aptos"/>
+                <w:b w:val="0"/>
+                <w:i w:val="0"/>
+                <w:sz w:val="22"/>
+              </w:rPr>
+              <w:t>75</w:t>
+            </w:r>
+          </w:p>
+        </w:tc>
+        <w:tc>
+          <w:tcPr>
+            <w:tcW w:type="dxa" w:w="1994"/>
+            <w:gridSpan w:val="2"/>
+          </w:tcPr>
+          <w:p>
+            <w:pPr>
+              <w:spacing w:before="20" w:after="20"/>
+            </w:pPr>
+            <w:r>
+              <w:rPr>
+                <w:rFonts w:ascii="Aptos" w:hAnsi="Aptos"/>
+                <w:b w:val="0"/>
+                <w:i w:val="0"/>
+                <w:sz w:val="22"/>
+              </w:rPr>
+              <w:t>3.0</w:t>
+            </w:r>
+          </w:p>
+        </w:tc>
+      </w:tr>
+      <w:tr>
+        <w:tc>
+          <w:tcPr>
+            <w:tcW w:type="dxa" w:w="4985"/>
+            <w:gridSpan w:val="5"/>
+            <w:shd w:val="clear" w:color="auto" w:fill="D9D9D9"/>
+          </w:tcPr>
+          <w:p>
+            <w:pPr>
+              <w:spacing w:before="20" w:after="20"/>
+            </w:pPr>
+            <w:r>
+              <w:rPr>
+                <w:rFonts w:ascii="Aptos" w:hAnsi="Aptos"/>
+                <w:b/>
+                <w:i w:val="0"/>
+                <w:sz w:val="16"/>
+              </w:rPr>
+              <w:t>Opis samodzielnej pracy studenta</w:t>
+            </w:r>
+          </w:p>
+        </w:tc>
+        <w:tc>
+          <w:tcPr>
+            <w:tcW w:type="dxa" w:w="4985"/>
+            <w:gridSpan w:val="5"/>
+          </w:tcPr>
+          <w:p>
+            <w:pPr>
+              <w:spacing w:before="20" w:after="20"/>
+            </w:pPr>
+            <w:r>
+              <w:rPr>
+                <w:rFonts w:ascii="Aptos" w:hAnsi="Aptos"/>
+                <w:b w:val="0"/>
+                <w:i w:val="0"/>
+                <w:sz w:val="22"/>
+              </w:rPr>
+              <w:t>Realizacja przydzielonych zadań w projekcie zespołowym; dokumentowanie postępów; przygotowanie wydania (release) produktu; współpraca z zespołem projektowym.</w:t>
             </w:r>
           </w:p>
         </w:tc>
@@ -1251,7 +1267,58 @@
           <w:tcPr>
             <w:tcW w:type="dxa" w:w="9972"/>
           </w:tcPr>
-          <w:p/>
+          <w:p>
+            <w:pPr>
+              <w:spacing w:before="20" w:after="20"/>
+            </w:pPr>
+            <w:r>
+              <w:rPr>
+                <w:rFonts w:ascii="Aptos" w:hAnsi="Aptos"/>
+                <w:b/>
+                <w:sz w:val="22"/>
+              </w:rPr>
+              <w:t>Ćwiczenia / Laboratorium:</w:t>
+            </w:r>
+          </w:p>
+          <w:p>
+            <w:pPr>
+              <w:spacing w:before="20" w:after="20"/>
+            </w:pPr>
+            <w:r>
+              <w:rPr>
+                <w:rFonts w:ascii="Aptos" w:hAnsi="Aptos"/>
+                <w:b w:val="0"/>
+                <w:sz w:val="22"/>
+              </w:rPr>
+              <w:t>• metoda projektów (projekt praktyczny)</w:t>
+            </w:r>
+          </w:p>
+          <w:p>
+            <w:pPr>
+              <w:spacing w:before="20" w:after="20"/>
+            </w:pPr>
+            <w:r>
+              <w:rPr>
+                <w:rFonts w:ascii="Aptos" w:hAnsi="Aptos"/>
+                <w:b w:val="0"/>
+                <w:sz w:val="22"/>
+              </w:rPr>
+              <w:t>• praca grupowa nad projektem z wykorzystaniem nowoczesnych technik informatycznych</w:t>
+            </w:r>
+          </w:p>
+          <w:p>
+            <w:pPr>
+              <w:spacing w:before="20" w:after="20"/>
+            </w:pPr>
+            <w:r>
+              <w:rPr>
+                <w:rFonts w:ascii="Aptos" w:hAnsi="Aptos"/>
+                <w:b w:val="0"/>
+                <w:sz w:val="22"/>
+              </w:rPr>
+              <w:t>• burza mózgów</w:t>
+            </w:r>
+          </w:p>
         </w:tc>
       </w:tr>
     </w:tbl>
@@ -1500,57 +1567,10 @@
             <w:r>
               <w:rPr>
                 <w:rFonts w:ascii="Aptos" w:hAnsi="Aptos"/>
+                <w:b w:val="0"/>
+                <w:i w:val="0"/>
                 <w:sz w:val="22"/>
               </w:rPr>
-              <w:t>1. Ćwiczenia / Laboratorium/Lektorat:</w:t>
-            </w:r>
-          </w:p>
-          <w:p>
-            <w:pPr>
-              <w:spacing w:before="20" w:after="20"/>
-            </w:pPr>
-            <w:r>
-              <w:rPr>
-                <w:rFonts w:ascii="Aptos" w:hAnsi="Aptos"/>
-                <w:sz w:val="22"/>
-              </w:rPr>
-              <w:t>2. Burza mózgów</w:t>
-            </w:r>
-          </w:p>
-          <w:p>
-            <w:pPr>
-              <w:spacing w:before="20" w:after="20"/>
-            </w:pPr>
-            <w:r>
-              <w:rPr>
-                <w:rFonts w:ascii="Aptos" w:hAnsi="Aptos"/>
-                <w:sz w:val="22"/>
-              </w:rPr>
-              <w:t>3. Kryteria oceny</w:t>
-            </w:r>
-          </w:p>
-          <w:p>
-            <w:pPr>
-              <w:spacing w:before="20" w:after="20"/>
-            </w:pPr>
-            <w:r>
-              <w:rPr>
-                <w:rFonts w:ascii="Aptos" w:hAnsi="Aptos"/>
-                <w:sz w:val="22"/>
-              </w:rPr>
-              <w:t>4. Ćwiczenia/Laboratorium/Projekt/Lektorat</w:t>
-            </w:r>
-          </w:p>
-          <w:p>
-            <w:pPr>
-              <w:spacing w:before="20" w:after="20"/>
-            </w:pPr>
-            <w:r>
-              <w:rPr>
-                <w:rFonts w:ascii="Aptos" w:hAnsi="Aptos"/>
-                <w:sz w:val="22"/>
-              </w:rPr>
-              <w:t>5. Ocena ustalana przez opiekuna projektu na podstawie jakości, metodyki i stopnia zrealizowania planowanego produktu (wydania), jego dokumentacji oraz wkładu i zaangażowania studenta w pracę zespołu</w:t>
             </w:r>
           </w:p>
         </w:tc>
@@ -1567,7 +1587,7 @@
                 <w:rFonts w:ascii="Aptos" w:hAnsi="Aptos"/>
                 <w:sz w:val="22"/>
               </w:rPr>
-              <w:t>1. Ćwiczenia / Laboratorium/Lektorat:</w:t>
+              <w:t>1. ocena pracy podczas ćwiczenia</w:t>
             </w:r>
           </w:p>
           <w:p>
@@ -1579,7 +1599,7 @@
                 <w:rFonts w:ascii="Aptos" w:hAnsi="Aptos"/>
                 <w:sz w:val="22"/>
               </w:rPr>
-              <w:t>2. Burza mózgów</w:t>
+              <w:t>2. prezentacja elementu zespołowej pracy semestralnej</w:t>
             </w:r>
           </w:p>
           <w:p>
@@ -1591,31 +1611,7 @@
                 <w:rFonts w:ascii="Aptos" w:hAnsi="Aptos"/>
                 <w:sz w:val="22"/>
               </w:rPr>
-              <w:t>3. Kryteria oceny</w:t>
-            </w:r>
-          </w:p>
-          <w:p>
-            <w:pPr>
-              <w:spacing w:before="20" w:after="20"/>
-            </w:pPr>
-            <w:r>
-              <w:rPr>
-                <w:rFonts w:ascii="Aptos" w:hAnsi="Aptos"/>
-                <w:sz w:val="22"/>
-              </w:rPr>
-              <w:t>4. Ćwiczenia/Laboratorium/Projekt/Lektorat</w:t>
-            </w:r>
-          </w:p>
-          <w:p>
-            <w:pPr>
-              <w:spacing w:before="20" w:after="20"/>
-            </w:pPr>
-            <w:r>
-              <w:rPr>
-                <w:rFonts w:ascii="Aptos" w:hAnsi="Aptos"/>
-                <w:sz w:val="22"/>
-              </w:rPr>
-              <w:t>5. Ocena ustalana przez opiekuna projektu na podstawie jakości, metodyki i stopnia zrealizowania planowanego produktu (wydania), jego dokumentacji oraz wkładu i zaangażowania studenta w pracę zespołu</w:t>
+              <w:t>3. raport z wykonanego zadania</w:t>
             </w:r>
           </w:p>
         </w:tc>
@@ -1918,6 +1914,863 @@
                 <w:sz w:val="22"/>
               </w:rPr>
               <w:t>As part of the course, students choose and carry out, under the supervision of a thesis advisor, a team engineering project related thematically to their chosen specialization. Their solution to a practical problem should employ an appropriate implementation approach and modern, well-selected technologies, and in addition to various technical dimensions should also take into account economic, ergonomic, legal, and social aspects. The documented solution developed within the project is continued in Team Project 2 and, together with a description of the individual contribution, constitutes the content of the engineering diploma thesis; it may also serve as a 'pre-incubation' product.</w:t>
+            </w:r>
+          </w:p>
+        </w:tc>
+      </w:tr>
+    </w:tbl>
+    <w:tbl>
+      <w:tblPr>
+        <w:tblW w:type="auto" w:w="0"/>
+        <w:tblLook w:firstColumn="1" w:firstRow="1" w:lastColumn="0" w:lastRow="0" w:noHBand="0" w:noVBand="1" w:val="04A0"/>
+        <w:tblBorders>
+          <w:top w:val="single" w:sz="4" w:space="0" w:color="000000"/>
+          <w:left w:val="single" w:sz="4" w:space="0" w:color="000000"/>
+          <w:bottom w:val="single" w:sz="4" w:space="0" w:color="000000"/>
+          <w:right w:val="single" w:sz="4" w:space="0" w:color="000000"/>
+          <w:insideH w:val="single" w:sz="4" w:space="0" w:color="000000"/>
+          <w:insideV w:val="single" w:sz="4" w:space="0" w:color="000000"/>
+        </w:tblBorders>
+        <w:tblW w:w="5000" w:type="pct"/>
+      </w:tblPr>
+      <w:tblGrid>
+        <w:gridCol w:w="680"/>
+        <w:gridCol w:w="4536"/>
+        <w:gridCol w:w="4252"/>
+      </w:tblGrid>
+      <w:tr>
+        <w:tc>
+          <w:tcPr>
+            <w:tcW w:type="dxa" w:w="9468"/>
+            <w:gridSpan w:val="3"/>
+            <w:shd w:val="clear" w:color="auto" w:fill="D9D9D9"/>
+          </w:tcPr>
+          <w:p>
+            <w:pPr>
+              <w:spacing w:before="20" w:after="20"/>
+            </w:pPr>
+            <w:r>
+              <w:rPr>
+                <w:rFonts w:ascii="Aptos" w:hAnsi="Aptos"/>
+                <w:b/>
+                <w:i w:val="0"/>
+                <w:sz w:val="22"/>
+              </w:rPr>
+              <w:t>15.  Treści programowe poszczególnych zajęć:</w:t>
+            </w:r>
+          </w:p>
+        </w:tc>
+      </w:tr>
+      <w:tr>
+        <w:tc>
+          <w:tcPr>
+            <w:tcW w:type="dxa" w:w="680"/>
+            <w:shd w:val="clear" w:color="auto" w:fill="D9D9D9"/>
+          </w:tcPr>
+          <w:p>
+            <w:pPr>
+              <w:spacing w:before="20" w:after="20"/>
+            </w:pPr>
+            <w:r>
+              <w:rPr>
+                <w:rFonts w:ascii="Aptos" w:hAnsi="Aptos"/>
+                <w:b/>
+                <w:i w:val="0"/>
+                <w:sz w:val="16"/>
+              </w:rPr>
+              <w:t>Nr zajęć</w:t>
+            </w:r>
+          </w:p>
+        </w:tc>
+        <w:tc>
+          <w:tcPr>
+            <w:tcW w:type="dxa" w:w="4536"/>
+            <w:shd w:val="clear" w:color="auto" w:fill="D9D9D9"/>
+          </w:tcPr>
+          <w:p>
+            <w:pPr>
+              <w:spacing w:before="20" w:after="20"/>
+            </w:pPr>
+            <w:r>
+              <w:rPr>
+                <w:rFonts w:ascii="Aptos" w:hAnsi="Aptos"/>
+                <w:b/>
+                <w:i w:val="0"/>
+                <w:sz w:val="16"/>
+              </w:rPr>
+              <w:t>Wykład</w:t>
+            </w:r>
+          </w:p>
+        </w:tc>
+        <w:tc>
+          <w:tcPr>
+            <w:tcW w:type="dxa" w:w="4252"/>
+            <w:shd w:val="clear" w:color="auto" w:fill="D9D9D9"/>
+          </w:tcPr>
+          <w:p>
+            <w:pPr>
+              <w:spacing w:before="20" w:after="20"/>
+            </w:pPr>
+            <w:r>
+              <w:rPr>
+                <w:rFonts w:ascii="Aptos" w:hAnsi="Aptos"/>
+                <w:b/>
+                <w:i w:val="0"/>
+                <w:sz w:val="16"/>
+              </w:rPr>
+              <w:t>Ćwiczenia / Laboratorium / Pracownia</w:t>
+            </w:r>
+          </w:p>
+        </w:tc>
+      </w:tr>
+      <w:tr>
+        <w:tc>
+          <w:tcPr>
+            <w:tcW w:type="dxa" w:w="680"/>
+          </w:tcPr>
+          <w:p>
+            <w:pPr>
+              <w:spacing w:before="20" w:after="20"/>
+            </w:pPr>
+            <w:r>
+              <w:rPr>
+                <w:rFonts w:ascii="Aptos" w:hAnsi="Aptos"/>
+                <w:b w:val="0"/>
+                <w:i w:val="0"/>
+                <w:sz w:val="22"/>
+              </w:rPr>
+              <w:t>1.</w:t>
+            </w:r>
+          </w:p>
+        </w:tc>
+        <w:tc>
+          <w:tcPr>
+            <w:tcW w:type="dxa" w:w="4536"/>
+          </w:tcPr>
+          <w:p>
+            <w:pPr>
+              <w:spacing w:before="20" w:after="20"/>
+            </w:pPr>
+            <w:r>
+              <w:rPr>
+                <w:rFonts w:ascii="Aptos" w:hAnsi="Aptos"/>
+                <w:b w:val="0"/>
+                <w:i w:val="0"/>
+                <w:sz w:val="22"/>
+              </w:rPr>
+              <w:t>Wprowadzenie. Zasady prowadzenia i oceniania projektu zespołowego; program, wymagania i organizacja dyplomowego projektu inżynierskiego w PJATK; udziałowcy projektu i ich role; zasady realizacji i zaliczenia przedmiotu. Podział na grupy projektowe, przykładowe projekty zespołowe; wybór tematów; analiza problemu i jego kontekstu; praca z Klientem; przygotowanie Dokumentu Założeń Wstępnych (DZW)</w:t>
+            </w:r>
+          </w:p>
+        </w:tc>
+        <w:tc>
+          <w:tcPr>
+            <w:tcW w:type="dxa" w:w="4252"/>
+          </w:tcPr>
+          <w:p>
+            <w:pPr>
+              <w:spacing w:before="20" w:after="20"/>
+            </w:pPr>
+            <w:r>
+              <w:rPr>
+                <w:rFonts w:ascii="Aptos" w:hAnsi="Aptos"/>
+                <w:b w:val="0"/>
+                <w:i w:val="0"/>
+                <w:sz w:val="22"/>
+              </w:rPr>
+            </w:r>
+          </w:p>
+        </w:tc>
+      </w:tr>
+      <w:tr>
+        <w:tc>
+          <w:tcPr>
+            <w:tcW w:type="dxa" w:w="680"/>
+          </w:tcPr>
+          <w:p>
+            <w:pPr>
+              <w:spacing w:before="20" w:after="20"/>
+            </w:pPr>
+            <w:r>
+              <w:rPr>
+                <w:rFonts w:ascii="Aptos" w:hAnsi="Aptos"/>
+                <w:b w:val="0"/>
+                <w:i w:val="0"/>
+                <w:sz w:val="22"/>
+              </w:rPr>
+              <w:t>2.</w:t>
+            </w:r>
+          </w:p>
+        </w:tc>
+        <w:tc>
+          <w:tcPr>
+            <w:tcW w:type="dxa" w:w="4536"/>
+          </w:tcPr>
+          <w:p>
+            <w:pPr>
+              <w:spacing w:before="20" w:after="20"/>
+            </w:pPr>
+            <w:r>
+              <w:rPr>
+                <w:rFonts w:ascii="Aptos" w:hAnsi="Aptos"/>
+                <w:b w:val="0"/>
+                <w:i w:val="0"/>
+                <w:sz w:val="22"/>
+              </w:rPr>
+              <w:t>Realizacja projektów o specyfice stricte programistycznej. Dobór strategii realizacji projektu. Organizacja zespołu i infrastruktura projektu. Artefakty projektowe. Planowanie projektu; określenie celów i zakresu projektu, infrastruktury, dyskusja i dobór strategii realizacji. Praca z Klientem. Analiza rozwiązań konkurencyjnych i dróg alternatywnych. Opracowanie raportu</w:t>
+            </w:r>
+          </w:p>
+        </w:tc>
+        <w:tc>
+          <w:tcPr>
+            <w:tcW w:type="dxa" w:w="4252"/>
+          </w:tcPr>
+          <w:p>
+            <w:pPr>
+              <w:spacing w:before="20" w:after="20"/>
+            </w:pPr>
+            <w:r>
+              <w:rPr>
+                <w:rFonts w:ascii="Aptos" w:hAnsi="Aptos"/>
+                <w:b w:val="0"/>
+                <w:i w:val="0"/>
+                <w:sz w:val="22"/>
+              </w:rPr>
+            </w:r>
+          </w:p>
+        </w:tc>
+      </w:tr>
+      <w:tr>
+        <w:tc>
+          <w:tcPr>
+            <w:tcW w:type="dxa" w:w="680"/>
+          </w:tcPr>
+          <w:p>
+            <w:pPr>
+              <w:spacing w:before="20" w:after="20"/>
+            </w:pPr>
+            <w:r>
+              <w:rPr>
+                <w:rFonts w:ascii="Aptos" w:hAnsi="Aptos"/>
+                <w:b w:val="0"/>
+                <w:i w:val="0"/>
+                <w:sz w:val="22"/>
+              </w:rPr>
+              <w:t>3.</w:t>
+            </w:r>
+          </w:p>
+        </w:tc>
+        <w:tc>
+          <w:tcPr>
+            <w:tcW w:type="dxa" w:w="4536"/>
+          </w:tcPr>
+          <w:p>
+            <w:pPr>
+              <w:spacing w:before="20" w:after="20"/>
+            </w:pPr>
+            <w:r>
+              <w:rPr>
+                <w:rFonts w:ascii="Aptos" w:hAnsi="Aptos"/>
+                <w:b w:val="0"/>
+                <w:i w:val="0"/>
+                <w:sz w:val="22"/>
+              </w:rPr>
+              <w:t>Realizacja projektów ujmujących rozbudowany komponent sprzętowy. Strategie w projektach sprzętowo-programowych. Przydział ról i związanych z tym obowiązków, ustalenie harmonogramu działań projektowych. Infrastruktura komunikacyjna i dokumentacyjna; zasady raportowania i nadzoru jakości. Przygotowanie Wstępnego Planu Projektu (WPP)</w:t>
+            </w:r>
+          </w:p>
+        </w:tc>
+        <w:tc>
+          <w:tcPr>
+            <w:tcW w:type="dxa" w:w="4252"/>
+          </w:tcPr>
+          <w:p>
+            <w:pPr>
+              <w:spacing w:before="20" w:after="20"/>
+            </w:pPr>
+            <w:r>
+              <w:rPr>
+                <w:rFonts w:ascii="Aptos" w:hAnsi="Aptos"/>
+                <w:b w:val="0"/>
+                <w:i w:val="0"/>
+                <w:sz w:val="22"/>
+              </w:rPr>
+            </w:r>
+          </w:p>
+        </w:tc>
+      </w:tr>
+      <w:tr>
+        <w:tc>
+          <w:tcPr>
+            <w:tcW w:type="dxa" w:w="680"/>
+          </w:tcPr>
+          <w:p>
+            <w:pPr>
+              <w:spacing w:before="20" w:after="20"/>
+            </w:pPr>
+            <w:r>
+              <w:rPr>
+                <w:rFonts w:ascii="Aptos" w:hAnsi="Aptos"/>
+                <w:b w:val="0"/>
+                <w:i w:val="0"/>
+                <w:sz w:val="22"/>
+              </w:rPr>
+              <w:t>4.</w:t>
+            </w:r>
+          </w:p>
+        </w:tc>
+        <w:tc>
+          <w:tcPr>
+            <w:tcW w:type="dxa" w:w="4536"/>
+          </w:tcPr>
+          <w:p>
+            <w:pPr>
+              <w:spacing w:before="20" w:after="20"/>
+            </w:pPr>
+            <w:r>
+              <w:rPr>
+                <w:rFonts w:ascii="Aptos" w:hAnsi="Aptos"/>
+                <w:b w:val="0"/>
+                <w:i w:val="0"/>
+                <w:sz w:val="22"/>
+              </w:rPr>
+              <w:t>Kontrola jakości. Poziomy testowania; projektowanie i dokumentowanie scenariuszy testowych; wzorce. Dokumentowanie i raportowanie testów; szablony. Dyskusja Wstępnego Planu Projektu (WPP).</w:t>
+            </w:r>
+          </w:p>
+        </w:tc>
+        <w:tc>
+          <w:tcPr>
+            <w:tcW w:type="dxa" w:w="4252"/>
+          </w:tcPr>
+          <w:p>
+            <w:pPr>
+              <w:spacing w:before="20" w:after="20"/>
+            </w:pPr>
+            <w:r>
+              <w:rPr>
+                <w:rFonts w:ascii="Aptos" w:hAnsi="Aptos"/>
+                <w:b w:val="0"/>
+                <w:i w:val="0"/>
+                <w:sz w:val="22"/>
+              </w:rPr>
+            </w:r>
+          </w:p>
+        </w:tc>
+      </w:tr>
+      <w:tr>
+        <w:tc>
+          <w:tcPr>
+            <w:tcW w:type="dxa" w:w="680"/>
+          </w:tcPr>
+          <w:p>
+            <w:pPr>
+              <w:spacing w:before="20" w:after="20"/>
+            </w:pPr>
+            <w:r>
+              <w:rPr>
+                <w:rFonts w:ascii="Aptos" w:hAnsi="Aptos"/>
+                <w:b w:val="0"/>
+                <w:i w:val="0"/>
+                <w:sz w:val="22"/>
+              </w:rPr>
+              <w:t>5.</w:t>
+            </w:r>
+          </w:p>
+        </w:tc>
+        <w:tc>
+          <w:tcPr>
+            <w:tcW w:type="dxa" w:w="4536"/>
+          </w:tcPr>
+          <w:p>
+            <w:pPr>
+              <w:spacing w:before="20" w:after="20"/>
+            </w:pPr>
+            <w:r>
+              <w:rPr>
+                <w:rFonts w:ascii="Aptos" w:hAnsi="Aptos"/>
+                <w:b w:val="0"/>
+                <w:i w:val="0"/>
+                <w:sz w:val="22"/>
+              </w:rPr>
+              <w:t>Dalsze kroki zależą od przyjętej metodyki prac and wydaniem; poniżej przedstawiono dla obiektowego podejścia wg metodyki kaskadowej</w:t>
+            </w:r>
+          </w:p>
+        </w:tc>
+        <w:tc>
+          <w:tcPr>
+            <w:tcW w:type="dxa" w:w="4252"/>
+          </w:tcPr>
+          <w:p>
+            <w:pPr>
+              <w:spacing w:before="20" w:after="20"/>
+            </w:pPr>
+            <w:r>
+              <w:rPr>
+                <w:rFonts w:ascii="Aptos" w:hAnsi="Aptos"/>
+                <w:b w:val="0"/>
+                <w:i w:val="0"/>
+                <w:sz w:val="22"/>
+              </w:rPr>
+            </w:r>
+          </w:p>
+        </w:tc>
+      </w:tr>
+      <w:tr>
+        <w:tc>
+          <w:tcPr>
+            <w:tcW w:type="dxa" w:w="680"/>
+          </w:tcPr>
+          <w:p>
+            <w:pPr>
+              <w:spacing w:before="20" w:after="20"/>
+            </w:pPr>
+            <w:r>
+              <w:rPr>
+                <w:rFonts w:ascii="Aptos" w:hAnsi="Aptos"/>
+                <w:b w:val="0"/>
+                <w:i w:val="0"/>
+                <w:sz w:val="22"/>
+              </w:rPr>
+              <w:t>6.</w:t>
+            </w:r>
+          </w:p>
+        </w:tc>
+        <w:tc>
+          <w:tcPr>
+            <w:tcW w:type="dxa" w:w="4536"/>
+          </w:tcPr>
+          <w:p>
+            <w:pPr>
+              <w:spacing w:before="20" w:after="20"/>
+            </w:pPr>
+            <w:r>
+              <w:rPr>
+                <w:rFonts w:ascii="Aptos" w:hAnsi="Aptos"/>
+                <w:b w:val="0"/>
+                <w:i w:val="0"/>
+                <w:sz w:val="22"/>
+              </w:rPr>
+              <w:t>Analiza wymagań; praca z Klientem. Analiza i specyfikacja wymagań; przygotowanie dokumentu SWS. Kontrola postępów prac</w:t>
+            </w:r>
+          </w:p>
+        </w:tc>
+        <w:tc>
+          <w:tcPr>
+            <w:tcW w:type="dxa" w:w="4252"/>
+          </w:tcPr>
+          <w:p>
+            <w:pPr>
+              <w:spacing w:before="20" w:after="20"/>
+            </w:pPr>
+            <w:r>
+              <w:rPr>
+                <w:rFonts w:ascii="Aptos" w:hAnsi="Aptos"/>
+                <w:b w:val="0"/>
+                <w:i w:val="0"/>
+                <w:sz w:val="22"/>
+              </w:rPr>
+            </w:r>
+          </w:p>
+        </w:tc>
+      </w:tr>
+      <w:tr>
+        <w:tc>
+          <w:tcPr>
+            <w:tcW w:type="dxa" w:w="680"/>
+          </w:tcPr>
+          <w:p>
+            <w:pPr>
+              <w:spacing w:before="20" w:after="20"/>
+            </w:pPr>
+            <w:r>
+              <w:rPr>
+                <w:rFonts w:ascii="Aptos" w:hAnsi="Aptos"/>
+                <w:b w:val="0"/>
+                <w:i w:val="0"/>
+                <w:sz w:val="22"/>
+              </w:rPr>
+              <w:t>7.</w:t>
+            </w:r>
+          </w:p>
+        </w:tc>
+        <w:tc>
+          <w:tcPr>
+            <w:tcW w:type="dxa" w:w="4536"/>
+          </w:tcPr>
+          <w:p>
+            <w:pPr>
+              <w:spacing w:before="20" w:after="20"/>
+            </w:pPr>
+            <w:r>
+              <w:rPr>
+                <w:rFonts w:ascii="Aptos" w:hAnsi="Aptos"/>
+                <w:b w:val="0"/>
+                <w:i w:val="0"/>
+                <w:sz w:val="22"/>
+              </w:rPr>
+              <w:t>Zagadnienia finalizacji projektu; raport końcowy projektu; nakład pracy i wkład własny w pracę zespołu. Przygotowanie dokumentu SWS i PU; Aspekty własności intelektualnej w projektach dyplomowych. Projektowanie aplikacji – projekt logiczny; diagram klas; podejmowane decyzje projektowe – dokumentacja. Kontrola postępów prac Redagowanie książki projektowej. Style, przypisy, odwołania, praca z literaturą. Projektowanie szczegółowe; przygotowanie środowiska implementacji i implementacja modułów I wydania; projekt interfejsu i bazy danych. Kontrola postępów prac</w:t>
+            </w:r>
+          </w:p>
+        </w:tc>
+        <w:tc>
+          <w:tcPr>
+            <w:tcW w:type="dxa" w:w="4252"/>
+          </w:tcPr>
+          <w:p>
+            <w:pPr>
+              <w:spacing w:before="20" w:after="20"/>
+            </w:pPr>
+            <w:r>
+              <w:rPr>
+                <w:rFonts w:ascii="Aptos" w:hAnsi="Aptos"/>
+                <w:b w:val="0"/>
+                <w:i w:val="0"/>
+                <w:sz w:val="22"/>
+              </w:rPr>
+            </w:r>
+          </w:p>
+        </w:tc>
+      </w:tr>
+      <w:tr>
+        <w:tc>
+          <w:tcPr>
+            <w:tcW w:type="dxa" w:w="680"/>
+          </w:tcPr>
+          <w:p>
+            <w:pPr>
+              <w:spacing w:before="20" w:after="20"/>
+            </w:pPr>
+            <w:r>
+              <w:rPr>
+                <w:rFonts w:ascii="Aptos" w:hAnsi="Aptos"/>
+                <w:b w:val="0"/>
+                <w:i w:val="0"/>
+                <w:sz w:val="22"/>
+              </w:rPr>
+              <w:t>8.</w:t>
+            </w:r>
+          </w:p>
+        </w:tc>
+        <w:tc>
+          <w:tcPr>
+            <w:tcW w:type="dxa" w:w="4536"/>
+          </w:tcPr>
+          <w:p>
+            <w:pPr>
+              <w:spacing w:before="20" w:after="20"/>
+            </w:pPr>
+            <w:r>
+              <w:rPr>
+                <w:rFonts w:ascii="Aptos" w:hAnsi="Aptos"/>
+                <w:b w:val="0"/>
+                <w:i w:val="0"/>
+                <w:sz w:val="22"/>
+              </w:rPr>
+              <w:t>Typowe problemy i błędy w projektach i książkach dyplomowych. Implementacja modułów projektu; testowanie i walidacja; raportowanie testów; praca z Klientem.</w:t>
+            </w:r>
+          </w:p>
+        </w:tc>
+        <w:tc>
+          <w:tcPr>
+            <w:tcW w:type="dxa" w:w="4252"/>
+          </w:tcPr>
+          <w:p>
+            <w:pPr>
+              <w:spacing w:before="20" w:after="20"/>
+            </w:pPr>
+            <w:r>
+              <w:rPr>
+                <w:rFonts w:ascii="Aptos" w:hAnsi="Aptos"/>
+                <w:b w:val="0"/>
+                <w:i w:val="0"/>
+                <w:sz w:val="22"/>
+              </w:rPr>
+            </w:r>
+          </w:p>
+        </w:tc>
+      </w:tr>
+      <w:tr>
+        <w:tc>
+          <w:tcPr>
+            <w:tcW w:type="dxa" w:w="680"/>
+          </w:tcPr>
+          <w:p>
+            <w:pPr>
+              <w:spacing w:before="20" w:after="20"/>
+            </w:pPr>
+            <w:r>
+              <w:rPr>
+                <w:rFonts w:ascii="Aptos" w:hAnsi="Aptos"/>
+                <w:b w:val="0"/>
+                <w:i w:val="0"/>
+                <w:sz w:val="22"/>
+              </w:rPr>
+              <w:t>9.</w:t>
+            </w:r>
+          </w:p>
+        </w:tc>
+        <w:tc>
+          <w:tcPr>
+            <w:tcW w:type="dxa" w:w="4536"/>
+          </w:tcPr>
+          <w:p>
+            <w:pPr>
+              <w:spacing w:before="20" w:after="20"/>
+            </w:pPr>
+            <w:r>
+              <w:rPr>
+                <w:rFonts w:ascii="Aptos" w:hAnsi="Aptos"/>
+                <w:b w:val="0"/>
+                <w:i w:val="0"/>
+                <w:sz w:val="22"/>
+              </w:rPr>
+              <w:t>Prezentacja produktu – prototypów komponentów systemowych realizujących tematy prac inż. zespołów projektowych</w:t>
+            </w:r>
+          </w:p>
+        </w:tc>
+        <w:tc>
+          <w:tcPr>
+            <w:tcW w:type="dxa" w:w="4252"/>
+          </w:tcPr>
+          <w:p>
+            <w:pPr>
+              <w:spacing w:before="20" w:after="20"/>
+            </w:pPr>
+            <w:r>
+              <w:rPr>
+                <w:rFonts w:ascii="Aptos" w:hAnsi="Aptos"/>
+                <w:b w:val="0"/>
+                <w:i w:val="0"/>
+                <w:sz w:val="22"/>
+              </w:rPr>
+            </w:r>
+          </w:p>
+        </w:tc>
+      </w:tr>
+    </w:tbl>
+    <w:tbl>
+      <w:tblPr>
+        <w:tblW w:type="auto" w:w="0"/>
+        <w:tblLook w:firstColumn="1" w:firstRow="1" w:lastColumn="0" w:lastRow="0" w:noHBand="0" w:noVBand="1" w:val="04A0"/>
+        <w:tblBorders>
+          <w:top w:val="single" w:sz="4" w:space="0" w:color="000000"/>
+          <w:left w:val="single" w:sz="4" w:space="0" w:color="000000"/>
+          <w:bottom w:val="single" w:sz="4" w:space="0" w:color="000000"/>
+          <w:right w:val="single" w:sz="4" w:space="0" w:color="000000"/>
+          <w:insideH w:val="single" w:sz="4" w:space="0" w:color="000000"/>
+          <w:insideV w:val="single" w:sz="4" w:space="0" w:color="000000"/>
+        </w:tblBorders>
+        <w:tblW w:w="5000" w:type="pct"/>
+      </w:tblPr>
+      <w:tblGrid>
+        <w:gridCol w:w="9972"/>
+      </w:tblGrid>
+      <w:tr>
+        <w:tc>
+          <w:tcPr>
+            <w:tcW w:type="dxa" w:w="9972"/>
+            <w:shd w:val="clear" w:color="auto" w:fill="D9D9D9"/>
+          </w:tcPr>
+          <w:p>
+            <w:pPr>
+              <w:spacing w:before="20" w:after="20"/>
+            </w:pPr>
+            <w:r>
+              <w:rPr>
+                <w:rFonts w:ascii="Aptos" w:hAnsi="Aptos"/>
+                <w:b/>
+                <w:i w:val="0"/>
+                <w:sz w:val="22"/>
+              </w:rPr>
+              <w:t>16.  Elektroniczne materiały dydaktyczne</w:t>
+            </w:r>
+          </w:p>
+        </w:tc>
+      </w:tr>
+      <w:tr>
+        <w:tc>
+          <w:tcPr>
+            <w:tcW w:type="dxa" w:w="9972"/>
+          </w:tcPr>
+          <w:p>
+            <w:pPr>
+              <w:spacing w:before="20" w:after="20"/>
+            </w:pPr>
+            <w:r>
+              <w:rPr>
+                <w:rFonts w:ascii="Aptos" w:hAnsi="Aptos"/>
+                <w:b w:val="0"/>
+                <w:i w:val="0"/>
+                <w:sz w:val="22"/>
+              </w:rPr>
+            </w:r>
+          </w:p>
+        </w:tc>
+      </w:tr>
+    </w:tbl>
+    <w:tbl>
+      <w:tblPr>
+        <w:tblW w:type="auto" w:w="0"/>
+        <w:tblLook w:firstColumn="1" w:firstRow="1" w:lastColumn="0" w:lastRow="0" w:noHBand="0" w:noVBand="1" w:val="04A0"/>
+        <w:tblBorders>
+          <w:top w:val="single" w:sz="4" w:space="0" w:color="000000"/>
+          <w:left w:val="single" w:sz="4" w:space="0" w:color="000000"/>
+          <w:bottom w:val="single" w:sz="4" w:space="0" w:color="000000"/>
+          <w:right w:val="single" w:sz="4" w:space="0" w:color="000000"/>
+          <w:insideH w:val="single" w:sz="4" w:space="0" w:color="000000"/>
+          <w:insideV w:val="single" w:sz="4" w:space="0" w:color="000000"/>
+        </w:tblBorders>
+        <w:tblW w:w="5000" w:type="pct"/>
+      </w:tblPr>
+      <w:tblGrid>
+        <w:gridCol w:w="9972"/>
+      </w:tblGrid>
+      <w:tr>
+        <w:tc>
+          <w:tcPr>
+            <w:tcW w:type="dxa" w:w="9972"/>
+            <w:shd w:val="clear" w:color="auto" w:fill="D9D9D9"/>
+          </w:tcPr>
+          <w:p>
+            <w:pPr>
+              <w:spacing w:before="20" w:after="20"/>
+            </w:pPr>
+            <w:r>
+              <w:rPr>
+                <w:rFonts w:ascii="Aptos" w:hAnsi="Aptos"/>
+                <w:b/>
+                <w:i w:val="0"/>
+                <w:sz w:val="22"/>
+              </w:rPr>
+              <w:t>17.  Wykaz literatury</w:t>
+            </w:r>
+          </w:p>
+        </w:tc>
+      </w:tr>
+      <w:tr>
+        <w:tc>
+          <w:tcPr>
+            <w:tcW w:type="dxa" w:w="9972"/>
+            <w:shd w:val="clear" w:color="auto" w:fill="D9D9D9"/>
+          </w:tcPr>
+          <w:p>
+            <w:pPr>
+              <w:spacing w:before="20" w:after="20"/>
+            </w:pPr>
+            <w:r>
+              <w:rPr>
+                <w:rFonts w:ascii="Aptos" w:hAnsi="Aptos"/>
+                <w:b w:val="0"/>
+                <w:i w:val="0"/>
+                <w:sz w:val="16"/>
+              </w:rPr>
+              <w:t>Literatura wymagana do ostatecznego zaliczenia zajęć, wykorzystywana podczas zajęć oraz studiowana samodzielnie przez studenta:</w:t>
+            </w:r>
+          </w:p>
+        </w:tc>
+      </w:tr>
+      <w:tr>
+        <w:tc>
+          <w:tcPr>
+            <w:tcW w:type="dxa" w:w="9972"/>
+          </w:tcPr>
+          <w:p>
+            <w:pPr>
+              <w:spacing w:before="20" w:after="20"/>
+            </w:pPr>
+            <w:r>
+              <w:rPr>
+                <w:rFonts w:ascii="Aptos" w:hAnsi="Aptos"/>
+                <w:sz w:val="22"/>
+              </w:rPr>
+              <w:t>1. Sommerville, I. (2021). Inżynieria oprogramowania. Wydanie X. Wydawnictwo Naukowe PWN</w:t>
+            </w:r>
+          </w:p>
+          <w:p>
+            <w:pPr>
+              <w:spacing w:before="20" w:after="20"/>
+            </w:pPr>
+            <w:r>
+              <w:rPr>
+                <w:rFonts w:ascii="Aptos" w:hAnsi="Aptos"/>
+                <w:sz w:val="22"/>
+              </w:rPr>
+              <w:t>2. Żeliński, J. (2016). Analiza biznesowa. Praktyczne modelowanie organizacji.Onepress</w:t>
+            </w:r>
+          </w:p>
+          <w:p>
+            <w:pPr>
+              <w:spacing w:before="20" w:after="20"/>
+            </w:pPr>
+            <w:r>
+              <w:rPr>
+                <w:rFonts w:ascii="Aptos" w:hAnsi="Aptos"/>
+                <w:sz w:val="22"/>
+              </w:rPr>
+              <w:t>3. Wrycza, S., Marcinkowski, B., Maślankowski, J. (2012). UML 2.x. Ćwiczenia zaawansowane.Helion</w:t>
+            </w:r>
+          </w:p>
+        </w:tc>
+      </w:tr>
+      <w:tr>
+        <w:tc>
+          <w:tcPr>
+            <w:tcW w:type="dxa" w:w="9972"/>
+            <w:shd w:val="clear" w:color="auto" w:fill="D9D9D9"/>
+          </w:tcPr>
+          <w:p>
+            <w:pPr>
+              <w:spacing w:before="20" w:after="20"/>
+            </w:pPr>
+            <w:r>
+              <w:rPr>
+                <w:rFonts w:ascii="Aptos" w:hAnsi="Aptos"/>
+                <w:b w:val="0"/>
+                <w:i w:val="0"/>
+                <w:sz w:val="16"/>
+              </w:rPr>
+              <w:t>Literatura uzupełniająca:</w:t>
+            </w:r>
+          </w:p>
+        </w:tc>
+      </w:tr>
+      <w:tr>
+        <w:tc>
+          <w:tcPr>
+            <w:tcW w:type="dxa" w:w="9972"/>
+          </w:tcPr>
+          <w:p>
+            <w:pPr>
+              <w:spacing w:before="20" w:after="20"/>
+            </w:pPr>
+            <w:r>
+              <w:rPr>
+                <w:rFonts w:ascii="Aptos" w:hAnsi="Aptos"/>
+                <w:sz w:val="22"/>
+              </w:rPr>
+              <w:t>1. Dokumentacja środowisk i narzędzi</w:t>
+            </w:r>
+          </w:p>
+          <w:p>
+            <w:pPr>
+              <w:spacing w:before="20" w:after="20"/>
+            </w:pPr>
+            <w:r>
+              <w:rPr>
+                <w:rFonts w:ascii="Aptos" w:hAnsi="Aptos"/>
+                <w:sz w:val="22"/>
+              </w:rPr>
+              <w:t>2. Dokumentacja i materiały biblioteczne wcześniejszych projektów i prac dyplomowych PJATK</w:t>
+            </w:r>
+          </w:p>
+          <w:p>
+            <w:pPr>
+              <w:spacing w:before="20" w:after="20"/>
+            </w:pPr>
+            <w:r>
+              <w:rPr>
+                <w:rFonts w:ascii="Aptos" w:hAnsi="Aptos"/>
+                <w:sz w:val="22"/>
+              </w:rPr>
+              <w:t>3. Górski, J. (2000, red.). Inżynieria oprogramowania w projekcie informatycznym. MIKOMSzejko, St. (2002, red). Metody wytwarzania oprogramowania. MIKOM</w:t>
             </w:r>
           </w:p>
         </w:tc>
@@ -1960,7 +2813,7 @@
                 <w:i w:val="0"/>
                 <w:sz w:val="22"/>
               </w:rPr>
-              <w:t>15.  Treści programowe poszczególnych zajęć:</w:t>
+              <w:t>18.  Wiedza nabywana / dostarczana uczestnikom w trakcie realizacji przedmiotu</w:t>
             </w:r>
           </w:p>
         </w:tc>
@@ -1980,9 +2833,9 @@
                 <w:rFonts w:ascii="Aptos" w:hAnsi="Aptos"/>
                 <w:b/>
                 <w:i w:val="0"/>
-                <w:sz w:val="16"/>
-              </w:rPr>
-              <w:t>Nr zajęć</w:t>
+                <w:sz w:val="18"/>
+              </w:rPr>
+              <w:t>Kierunkowe efekty uczenia się (kody)</w:t>
             </w:r>
           </w:p>
         </w:tc>
@@ -2000,9 +2853,9 @@
                 <w:rFonts w:ascii="Aptos" w:hAnsi="Aptos"/>
                 <w:b/>
                 <w:i w:val="0"/>
-                <w:sz w:val="16"/>
-              </w:rPr>
-              <w:t>Wykład</w:t>
+                <w:sz w:val="18"/>
+              </w:rPr>
+              <w:t>Przedmiotowy efekt uczenia się</w:t>
             </w:r>
           </w:p>
         </w:tc>
@@ -2020,9 +2873,9 @@
                 <w:rFonts w:ascii="Aptos" w:hAnsi="Aptos"/>
                 <w:b/>
                 <w:i w:val="0"/>
-                <w:sz w:val="16"/>
-              </w:rPr>
-              <w:t>Ćwiczenia / Laboratorium / Pracownia</w:t>
+                <w:sz w:val="18"/>
+              </w:rPr>
+              <w:t>Metody weryfikacji osiągnięcia efektu uczenia się</w:t>
             </w:r>
           </w:p>
         </w:tc>
@@ -2043,7 +2896,6 @@
                 <w:i w:val="0"/>
                 <w:sz w:val="22"/>
               </w:rPr>
-              <w:t>1.</w:t>
             </w:r>
           </w:p>
         </w:tc>
@@ -2062,7 +2914,7 @@
                 <w:i w:val="0"/>
                 <w:sz w:val="22"/>
               </w:rPr>
-              <w:t>Wprowadzenie. Zasady prowadzenia i oceniania projektu zespołowego; program, wymagania i organizacja dyplomowego projektu inżynierskiego w PJATK; udziałowcy projektu i ich role; zasady realizacji i zaliczenia przedmiotu. Podział na grupy projektowe, przykładowe projekty zespołowe; wybór tematów; analiza problemu i jego kontekstu; praca z Klientem; przygotowanie Dokumentu Założeń Wstępnych (DZW)</w:t>
+              <w:t>Student ma uporządkowaną wiedzę obejmującą zagadnienia reprezentacji danych i zarządzania nimi</w:t>
             </w:r>
           </w:p>
         </w:tc>
@@ -2081,6 +2933,7 @@
                 <w:i w:val="0"/>
                 <w:sz w:val="22"/>
               </w:rPr>
+              <w:t>ocena pracy podczas ćwiczenia; prezentacja elementu zespołowej pracy semestralnej; raport z wykonanego zadania</w:t>
             </w:r>
           </w:p>
         </w:tc>
@@ -2101,7 +2954,6 @@
                 <w:i w:val="0"/>
                 <w:sz w:val="22"/>
               </w:rPr>
-              <w:t>2.</w:t>
             </w:r>
           </w:p>
         </w:tc>
@@ -2120,7 +2972,7 @@
                 <w:i w:val="0"/>
                 <w:sz w:val="22"/>
               </w:rPr>
-              <w:t>Realizacja projektów o specyfice stricte programistycznej. Dobór strategii realizacji projektu. Organizacja zespołu i infrastruktura projektu. Artefakty projektowe. Planowanie projektu; określenie celów i zakresu projektu, infrastruktury, dyskusja i dobór strategii realizacji. Praca z Klientem. Analiza rozwiązań konkurencyjnych i dróg alternatywnych. Opracowanie raportu</w:t>
+              <w:t>Student:</w:t>
             </w:r>
           </w:p>
         </w:tc>
@@ -2139,6 +2991,7 @@
                 <w:i w:val="0"/>
                 <w:sz w:val="22"/>
               </w:rPr>
+              <w:t>ocena pracy podczas ćwiczenia; prezentacja elementu zespołowej pracy semestralnej; raport z wykonanego zadania</w:t>
             </w:r>
           </w:p>
         </w:tc>
@@ -2159,7 +3012,6 @@
                 <w:i w:val="0"/>
                 <w:sz w:val="22"/>
               </w:rPr>
-              <w:t>3.</w:t>
             </w:r>
           </w:p>
         </w:tc>
@@ -2178,7 +3030,7 @@
                 <w:i w:val="0"/>
                 <w:sz w:val="22"/>
               </w:rPr>
-              <w:t>Realizacja projektów ujmujących rozbudowany komponent sprzętowy. Strategie w projektach sprzętowo-programowych. Przydział ról i związanych z tym obowiązków, ustalenie harmonogramu działań projektowych. Infrastruktura komunikacyjna i dokumentacyjna; zasady raportowania i nadzoru jakości. Przygotowanie Wstępnego Planu Projektu (WPP)</w:t>
+              <w:t>ma uporządkowaną wiedzę, standardów i kształtu cykli wytwórczych oraz ewolucji oprogramowania</w:t>
             </w:r>
           </w:p>
         </w:tc>
@@ -2197,6 +3049,7 @@
                 <w:i w:val="0"/>
                 <w:sz w:val="22"/>
               </w:rPr>
+              <w:t>ocena pracy podczas ćwiczenia; prezentacja elementu zespołowej pracy semestralnej; raport z wykonanego zadania</w:t>
             </w:r>
           </w:p>
         </w:tc>
@@ -2217,7 +3070,6 @@
                 <w:i w:val="0"/>
                 <w:sz w:val="22"/>
               </w:rPr>
-              <w:t>4.</w:t>
             </w:r>
           </w:p>
         </w:tc>
@@ -2236,7 +3088,7 @@
                 <w:i w:val="0"/>
                 <w:sz w:val="22"/>
               </w:rPr>
-              <w:t>Kontrola jakości. Poziomy testowania; projektowanie i dokumentowanie scenariuszy testowych; wzorce. Dokumentowanie i raportowanie testów; szablony. Dyskusja Wstępnego Planu Projektu (WPP).</w:t>
+              <w:t>zna zasady zarządzania przedsięwzięciem programistycznym i rozumie problem jakości oprogramowania</w:t>
             </w:r>
           </w:p>
         </w:tc>
@@ -2255,6 +3107,7 @@
                 <w:i w:val="0"/>
                 <w:sz w:val="22"/>
               </w:rPr>
+              <w:t>ocena pracy podczas ćwiczenia; prezentacja elementu zespołowej pracy semestralnej; raport z wykonanego zadania</w:t>
             </w:r>
           </w:p>
         </w:tc>
@@ -2275,7 +3128,6 @@
                 <w:i w:val="0"/>
                 <w:sz w:val="22"/>
               </w:rPr>
-              <w:t>5.</w:t>
             </w:r>
           </w:p>
         </w:tc>
@@ -2294,7 +3146,7 @@
                 <w:i w:val="0"/>
                 <w:sz w:val="22"/>
               </w:rPr>
-              <w:t>Dalsze kroki zależą od przyjętej metodyki prac and wydaniem; poniżej przedstawiono dla obiektowego podejścia wg metodyki kaskadowej</w:t>
+              <w:t>rozumie rolę modelowania i ma szczegółową wiedzę o obiektowym wytwarzaniu oprogramowania i notacji UML</w:t>
             </w:r>
           </w:p>
         </w:tc>
@@ -2313,6 +3165,7 @@
                 <w:i w:val="0"/>
                 <w:sz w:val="22"/>
               </w:rPr>
+              <w:t>ocena pracy podczas ćwiczenia; prezentacja elementu zespołowej pracy semestralnej; raport z wykonanego zadania</w:t>
             </w:r>
           </w:p>
         </w:tc>
@@ -2333,7 +3186,6 @@
                 <w:i w:val="0"/>
                 <w:sz w:val="22"/>
               </w:rPr>
-              <w:t>6.</w:t>
             </w:r>
           </w:p>
         </w:tc>
@@ -2352,7 +3204,7 @@
                 <w:i w:val="0"/>
                 <w:sz w:val="22"/>
               </w:rPr>
-              <w:t>Analiza wymagań; praca z Klientem. Analiza i specyfikacja wymagań; przygotowanie dokumentu SWS. Kontrola postępów prac</w:t>
+              <w:t>umie korzystać z wzorców programowych i standardowych API</w:t>
             </w:r>
           </w:p>
         </w:tc>
@@ -2371,6 +3223,7 @@
                 <w:i w:val="0"/>
                 <w:sz w:val="22"/>
               </w:rPr>
+              <w:t>ocena pracy podczas ćwiczenia; prezentacja elementu zespołowej pracy semestralnej; raport z wykonanego zadania</w:t>
             </w:r>
           </w:p>
         </w:tc>
@@ -2391,7 +3244,6 @@
                 <w:i w:val="0"/>
                 <w:sz w:val="22"/>
               </w:rPr>
-              <w:t>7.</w:t>
             </w:r>
           </w:p>
         </w:tc>
@@ -2410,7 +3262,7 @@
                 <w:i w:val="0"/>
                 <w:sz w:val="22"/>
               </w:rPr>
-              <w:t>Zagadnienia finalizacji projektu; raport końcowy projektu; nakład pracy i wkład własny w pracę zespołu. Przygotowanie dokumentu SWS i PU; Aspekty własności intelektualnej w projektach dyplomowych. Projektowanie aplikacji – projekt logiczny; diagram klas; podejmowane decyzje projektowe – dokumentacja. Kontrola postępów prac Redagowanie książki projektowej. Style, przypisy, odwołania, praca z literaturą. Projektowanie szczegółowe; przygotowanie środowiska implementacji i implementacja modułów I wydania; projekt interfejsu i bazy danych. Kontrola postępów prac</w:t>
+              <w:t>ma wiedzę o narzędziach i środowiskach wspomagających</w:t>
             </w:r>
           </w:p>
         </w:tc>
@@ -2429,6 +3281,7 @@
                 <w:i w:val="0"/>
                 <w:sz w:val="22"/>
               </w:rPr>
+              <w:t>ocena pracy podczas ćwiczenia; prezentacja elementu zespołowej pracy semestralnej; raport z wykonanego zadania</w:t>
             </w:r>
           </w:p>
         </w:tc>
@@ -2449,7 +3302,6 @@
                 <w:i w:val="0"/>
                 <w:sz w:val="22"/>
               </w:rPr>
-              <w:t>8.</w:t>
             </w:r>
           </w:p>
         </w:tc>
@@ -2468,7 +3320,7 @@
                 <w:i w:val="0"/>
                 <w:sz w:val="22"/>
               </w:rPr>
-              <w:t>Typowe problemy i błędy w projektach i książkach dyplomowych. Implementacja modułów projektu; testowanie i walidacja; raportowanie testów; praca z Klientem.</w:t>
+              <w:t>Student:</w:t>
             </w:r>
           </w:p>
         </w:tc>
@@ -2487,6 +3339,7 @@
                 <w:i w:val="0"/>
                 <w:sz w:val="22"/>
               </w:rPr>
+              <w:t>ocena pracy podczas ćwiczenia; prezentacja elementu zespołowej pracy semestralnej; raport z wykonanego zadania</w:t>
             </w:r>
           </w:p>
         </w:tc>
@@ -2507,7 +3360,6 @@
                 <w:i w:val="0"/>
                 <w:sz w:val="22"/>
               </w:rPr>
-              <w:t>9.</w:t>
             </w:r>
           </w:p>
         </w:tc>
@@ -2526,7 +3378,7 @@
                 <w:i w:val="0"/>
                 <w:sz w:val="22"/>
               </w:rPr>
-              <w:t>Prezentacja produktu – prototypów komponentów systemowych realizujących tematy prac inż. zespołów projektowych</w:t>
+              <w:t>ma wiedzę dotyczącą procesów inżynierii wymagań</w:t>
             </w:r>
           </w:p>
         </w:tc>
@@ -2545,46 +3397,7 @@
                 <w:i w:val="0"/>
                 <w:sz w:val="22"/>
               </w:rPr>
-            </w:r>
-          </w:p>
-        </w:tc>
-      </w:tr>
-    </w:tbl>
-    <w:tbl>
-      <w:tblPr>
-        <w:tblW w:type="auto" w:w="0"/>
-        <w:tblLook w:firstColumn="1" w:firstRow="1" w:lastColumn="0" w:lastRow="0" w:noHBand="0" w:noVBand="1" w:val="04A0"/>
-        <w:tblBorders>
-          <w:top w:val="single" w:sz="4" w:space="0" w:color="000000"/>
-          <w:left w:val="single" w:sz="4" w:space="0" w:color="000000"/>
-          <w:bottom w:val="single" w:sz="4" w:space="0" w:color="000000"/>
-          <w:right w:val="single" w:sz="4" w:space="0" w:color="000000"/>
-          <w:insideH w:val="single" w:sz="4" w:space="0" w:color="000000"/>
-          <w:insideV w:val="single" w:sz="4" w:space="0" w:color="000000"/>
-        </w:tblBorders>
-        <w:tblW w:w="5000" w:type="pct"/>
-      </w:tblPr>
-      <w:tblGrid>
-        <w:gridCol w:w="9972"/>
-      </w:tblGrid>
-      <w:tr>
-        <w:tc>
-          <w:tcPr>
-            <w:tcW w:type="dxa" w:w="9972"/>
-            <w:shd w:val="clear" w:color="auto" w:fill="D9D9D9"/>
-          </w:tcPr>
-          <w:p>
-            <w:pPr>
-              <w:spacing w:before="20" w:after="20"/>
-            </w:pPr>
-            <w:r>
-              <w:rPr>
-                <w:rFonts w:ascii="Aptos" w:hAnsi="Aptos"/>
-                <w:b/>
-                <w:i w:val="0"/>
-                <w:sz w:val="22"/>
-              </w:rPr>
-              <w:t>16.  Elektroniczne materiały dydaktyczne</w:t>
+              <w:t>ocena pracy podczas ćwiczenia; prezentacja elementu zespołowej pracy semestralnej; raport z wykonanego zadania</w:t>
             </w:r>
           </w:p>
         </w:tc>
@@ -2592,7 +3405,7 @@
       <w:tr>
         <w:tc>
           <w:tcPr>
-            <w:tcW w:type="dxa" w:w="9972"/>
+            <w:tcW w:type="dxa" w:w="3324"/>
           </w:tcPr>
           <w:p>
             <w:pPr>
@@ -2608,30 +3421,9 @@
             </w:r>
           </w:p>
         </w:tc>
-      </w:tr>
-    </w:tbl>
-    <w:tbl>
-      <w:tblPr>
-        <w:tblW w:type="auto" w:w="0"/>
-        <w:tblLook w:firstColumn="1" w:firstRow="1" w:lastColumn="0" w:lastRow="0" w:noHBand="0" w:noVBand="1" w:val="04A0"/>
-        <w:tblBorders>
-          <w:top w:val="single" w:sz="4" w:space="0" w:color="000000"/>
-          <w:left w:val="single" w:sz="4" w:space="0" w:color="000000"/>
-          <w:bottom w:val="single" w:sz="4" w:space="0" w:color="000000"/>
-          <w:right w:val="single" w:sz="4" w:space="0" w:color="000000"/>
-          <w:insideH w:val="single" w:sz="4" w:space="0" w:color="000000"/>
-          <w:insideV w:val="single" w:sz="4" w:space="0" w:color="000000"/>
-        </w:tblBorders>
-        <w:tblW w:w="5000" w:type="pct"/>
-      </w:tblPr>
-      <w:tblGrid>
-        <w:gridCol w:w="9972"/>
-      </w:tblGrid>
-      <w:tr>
         <w:tc>
           <w:tcPr>
-            <w:tcW w:type="dxa" w:w="9972"/>
-            <w:shd w:val="clear" w:color="auto" w:fill="D9D9D9"/>
+            <w:tcW w:type="dxa" w:w="3324"/>
           </w:tcPr>
           <w:p>
             <w:pPr>
@@ -2640,11 +3432,30 @@
             <w:r>
               <w:rPr>
                 <w:rFonts w:ascii="Aptos" w:hAnsi="Aptos"/>
-                <w:b/>
+                <w:b w:val="0"/>
                 <w:i w:val="0"/>
                 <w:sz w:val="22"/>
               </w:rPr>
-              <w:t>17.  Wykaz literatury</w:t>
+              <w:t>rozumie potrzebę systematycznego budowania i pielęgnacji specyfikacji wymagań</w:t>
+            </w:r>
+          </w:p>
+        </w:tc>
+        <w:tc>
+          <w:tcPr>
+            <w:tcW w:type="dxa" w:w="3324"/>
+          </w:tcPr>
+          <w:p>
+            <w:pPr>
+              <w:spacing w:before="20" w:after="20"/>
+            </w:pPr>
+            <w:r>
+              <w:rPr>
+                <w:rFonts w:ascii="Aptos" w:hAnsi="Aptos"/>
+                <w:b w:val="0"/>
+                <w:i w:val="0"/>
+                <w:sz w:val="22"/>
+              </w:rPr>
+              <w:t>ocena pracy podczas ćwiczenia; prezentacja elementu zespołowej pracy semestralnej; raport z wykonanego zadania</w:t>
             </w:r>
           </w:p>
         </w:tc>
@@ -2652,8 +3463,7 @@
       <w:tr>
         <w:tc>
           <w:tcPr>
-            <w:tcW w:type="dxa" w:w="9972"/>
-            <w:shd w:val="clear" w:color="auto" w:fill="D9D9D9"/>
+            <w:tcW w:type="dxa" w:w="3324"/>
           </w:tcPr>
           <w:p>
             <w:pPr>
@@ -2664,9 +3474,46 @@
                 <w:rFonts w:ascii="Aptos" w:hAnsi="Aptos"/>
                 <w:b w:val="0"/>
                 <w:i w:val="0"/>
-                <w:sz w:val="16"/>
-              </w:rPr>
-              <w:t>Literatura wymagana do ostatecznego zaliczenia zajęć, wykorzystywana podczas zajęć oraz studiowana samodzielnie przez studenta:</w:t>
+                <w:sz w:val="22"/>
+              </w:rPr>
+            </w:r>
+          </w:p>
+        </w:tc>
+        <w:tc>
+          <w:tcPr>
+            <w:tcW w:type="dxa" w:w="3324"/>
+          </w:tcPr>
+          <w:p>
+            <w:pPr>
+              <w:spacing w:before="20" w:after="20"/>
+            </w:pPr>
+            <w:r>
+              <w:rPr>
+                <w:rFonts w:ascii="Aptos" w:hAnsi="Aptos"/>
+                <w:b w:val="0"/>
+                <w:i w:val="0"/>
+                <w:sz w:val="22"/>
+              </w:rPr>
+              <w:t>ma szczegółową wiedzę dotyczącą ich specyfikacji, analizy i modelowania z użyciem dostępnych narzędzi</w:t>
+            </w:r>
+          </w:p>
+        </w:tc>
+        <w:tc>
+          <w:tcPr>
+            <w:tcW w:type="dxa" w:w="3324"/>
+          </w:tcPr>
+          <w:p>
+            <w:pPr>
+              <w:spacing w:before="20" w:after="20"/>
+            </w:pPr>
+            <w:r>
+              <w:rPr>
+                <w:rFonts w:ascii="Aptos" w:hAnsi="Aptos"/>
+                <w:b w:val="0"/>
+                <w:i w:val="0"/>
+                <w:sz w:val="22"/>
+              </w:rPr>
+              <w:t>ocena pracy podczas ćwiczenia; prezentacja elementu zespołowej pracy semestralnej; raport z wykonanego zadania</w:t>
             </w:r>
           </w:p>
         </w:tc>
@@ -2674,7 +3521,7 @@
       <w:tr>
         <w:tc>
           <w:tcPr>
-            <w:tcW w:type="dxa" w:w="9972"/>
+            <w:tcW w:type="dxa" w:w="3324"/>
           </w:tcPr>
           <w:p>
             <w:pPr>
@@ -2683,33 +3530,48 @@
             <w:r>
               <w:rPr>
                 <w:rFonts w:ascii="Aptos" w:hAnsi="Aptos"/>
+                <w:b w:val="0"/>
+                <w:i w:val="0"/>
                 <w:sz w:val="22"/>
               </w:rPr>
-              <w:t>1. Sommerville, I. (2021). Inżynieria oprogramowania. Wydanie X. Wydawnictwo Naukowe PWN</w:t>
-            </w:r>
-          </w:p>
-          <w:p>
-            <w:pPr>
-              <w:spacing w:before="20" w:after="20"/>
-            </w:pPr>
-            <w:r>
-              <w:rPr>
-                <w:rFonts w:ascii="Aptos" w:hAnsi="Aptos"/>
+            </w:r>
+          </w:p>
+        </w:tc>
+        <w:tc>
+          <w:tcPr>
+            <w:tcW w:type="dxa" w:w="3324"/>
+          </w:tcPr>
+          <w:p>
+            <w:pPr>
+              <w:spacing w:before="20" w:after="20"/>
+            </w:pPr>
+            <w:r>
+              <w:rPr>
+                <w:rFonts w:ascii="Aptos" w:hAnsi="Aptos"/>
+                <w:b w:val="0"/>
+                <w:i w:val="0"/>
                 <w:sz w:val="22"/>
               </w:rPr>
-              <w:t>2. Żeliński, J. (2016). Analiza biznesowa. Praktyczne modelowanie organizacji.Onepress</w:t>
-            </w:r>
-          </w:p>
-          <w:p>
-            <w:pPr>
-              <w:spacing w:before="20" w:after="20"/>
-            </w:pPr>
-            <w:r>
-              <w:rPr>
-                <w:rFonts w:ascii="Aptos" w:hAnsi="Aptos"/>
+              <w:t>Student ma wiedzę z zakresu procesów walidacji i testowania</w:t>
+            </w:r>
+          </w:p>
+        </w:tc>
+        <w:tc>
+          <w:tcPr>
+            <w:tcW w:type="dxa" w:w="3324"/>
+          </w:tcPr>
+          <w:p>
+            <w:pPr>
+              <w:spacing w:before="20" w:after="20"/>
+            </w:pPr>
+            <w:r>
+              <w:rPr>
+                <w:rFonts w:ascii="Aptos" w:hAnsi="Aptos"/>
+                <w:b w:val="0"/>
+                <w:i w:val="0"/>
                 <w:sz w:val="22"/>
               </w:rPr>
-              <w:t>3. Wrycza, S., Marcinkowski, B., Maślankowski, J. (2012). UML 2.x. Ćwiczenia zaawansowane.Helion</w:t>
+              <w:t>ocena pracy podczas ćwiczenia; prezentacja elementu zespołowej pracy semestralnej; raport z wykonanego zadania</w:t>
             </w:r>
           </w:p>
         </w:tc>
@@ -2717,8 +3579,7 @@
       <w:tr>
         <w:tc>
           <w:tcPr>
-            <w:tcW w:type="dxa" w:w="9972"/>
-            <w:shd w:val="clear" w:color="auto" w:fill="D9D9D9"/>
+            <w:tcW w:type="dxa" w:w="3324"/>
           </w:tcPr>
           <w:p>
             <w:pPr>
@@ -2729,9 +3590,46 @@
                 <w:rFonts w:ascii="Aptos" w:hAnsi="Aptos"/>
                 <w:b w:val="0"/>
                 <w:i w:val="0"/>
-                <w:sz w:val="16"/>
-              </w:rPr>
-              <w:t>Literatura uzupełniająca:</w:t>
+                <w:sz w:val="22"/>
+              </w:rPr>
+            </w:r>
+          </w:p>
+        </w:tc>
+        <w:tc>
+          <w:tcPr>
+            <w:tcW w:type="dxa" w:w="3324"/>
+          </w:tcPr>
+          <w:p>
+            <w:pPr>
+              <w:spacing w:before="20" w:after="20"/>
+            </w:pPr>
+            <w:r>
+              <w:rPr>
+                <w:rFonts w:ascii="Aptos" w:hAnsi="Aptos"/>
+                <w:b w:val="0"/>
+                <w:i w:val="0"/>
+                <w:sz w:val="22"/>
+              </w:rPr>
+              <w:t>Student ma wiedzę wymaganą przy konstrukcji planu projektu informatycznego</w:t>
+            </w:r>
+          </w:p>
+        </w:tc>
+        <w:tc>
+          <w:tcPr>
+            <w:tcW w:type="dxa" w:w="3324"/>
+          </w:tcPr>
+          <w:p>
+            <w:pPr>
+              <w:spacing w:before="20" w:after="20"/>
+            </w:pPr>
+            <w:r>
+              <w:rPr>
+                <w:rFonts w:ascii="Aptos" w:hAnsi="Aptos"/>
+                <w:b w:val="0"/>
+                <w:i w:val="0"/>
+                <w:sz w:val="22"/>
+              </w:rPr>
+              <w:t>ocena pracy podczas ćwiczenia; prezentacja elementu zespołowej pracy semestralnej; raport z wykonanego zadania</w:t>
             </w:r>
           </w:p>
         </w:tc>
@@ -2739,7 +3637,7 @@
       <w:tr>
         <w:tc>
           <w:tcPr>
-            <w:tcW w:type="dxa" w:w="9972"/>
+            <w:tcW w:type="dxa" w:w="3324"/>
           </w:tcPr>
           <w:p>
             <w:pPr>
@@ -2748,33 +3646,106 @@
             <w:r>
               <w:rPr>
                 <w:rFonts w:ascii="Aptos" w:hAnsi="Aptos"/>
+                <w:b w:val="0"/>
+                <w:i w:val="0"/>
                 <w:sz w:val="22"/>
               </w:rPr>
-              <w:t>1. Dokumentacja środowisk i narzędzi</w:t>
-            </w:r>
-          </w:p>
-          <w:p>
-            <w:pPr>
-              <w:spacing w:before="20" w:after="20"/>
-            </w:pPr>
-            <w:r>
-              <w:rPr>
-                <w:rFonts w:ascii="Aptos" w:hAnsi="Aptos"/>
+            </w:r>
+          </w:p>
+        </w:tc>
+        <w:tc>
+          <w:tcPr>
+            <w:tcW w:type="dxa" w:w="3324"/>
+          </w:tcPr>
+          <w:p>
+            <w:pPr>
+              <w:spacing w:before="20" w:after="20"/>
+            </w:pPr>
+            <w:r>
+              <w:rPr>
+                <w:rFonts w:ascii="Aptos" w:hAnsi="Aptos"/>
+                <w:b w:val="0"/>
+                <w:i w:val="0"/>
                 <w:sz w:val="22"/>
               </w:rPr>
-              <w:t>2. Dokumentacja i materiały biblioteczne wcześniejszych projektów i prac dyplomowych PJATK</w:t>
-            </w:r>
-          </w:p>
-          <w:p>
-            <w:pPr>
-              <w:spacing w:before="20" w:after="20"/>
-            </w:pPr>
-            <w:r>
-              <w:rPr>
-                <w:rFonts w:ascii="Aptos" w:hAnsi="Aptos"/>
+              <w:t>Student rozumie aspekty komercjalizacji i innowacyjności projektu, jak i jego powiązania z otoczeniem biznesowym</w:t>
+            </w:r>
+          </w:p>
+        </w:tc>
+        <w:tc>
+          <w:tcPr>
+            <w:tcW w:type="dxa" w:w="3324"/>
+          </w:tcPr>
+          <w:p>
+            <w:pPr>
+              <w:spacing w:before="20" w:after="20"/>
+            </w:pPr>
+            <w:r>
+              <w:rPr>
+                <w:rFonts w:ascii="Aptos" w:hAnsi="Aptos"/>
+                <w:b w:val="0"/>
+                <w:i w:val="0"/>
                 <w:sz w:val="22"/>
               </w:rPr>
-              <w:t>3. Górski, J. (2000, red.). Inżynieria oprogramowania w projekcie informatycznym. MIKOMSzejko, St. (2002, red). Metody wytwarzania oprogramowania. MIKOM</w:t>
+              <w:t>ocena pracy podczas ćwiczenia; prezentacja elementu zespołowej pracy semestralnej; raport z wykonanego zadania</w:t>
+            </w:r>
+          </w:p>
+        </w:tc>
+      </w:tr>
+      <w:tr>
+        <w:tc>
+          <w:tcPr>
+            <w:tcW w:type="dxa" w:w="3324"/>
+          </w:tcPr>
+          <w:p>
+            <w:pPr>
+              <w:spacing w:before="20" w:after="20"/>
+            </w:pPr>
+            <w:r>
+              <w:rPr>
+                <w:rFonts w:ascii="Aptos" w:hAnsi="Aptos"/>
+                <w:b w:val="0"/>
+                <w:i w:val="0"/>
+                <w:sz w:val="22"/>
+              </w:rPr>
+            </w:r>
+          </w:p>
+        </w:tc>
+        <w:tc>
+          <w:tcPr>
+            <w:tcW w:type="dxa" w:w="3324"/>
+          </w:tcPr>
+          <w:p>
+            <w:pPr>
+              <w:spacing w:before="20" w:after="20"/>
+            </w:pPr>
+            <w:r>
+              <w:rPr>
+                <w:rFonts w:ascii="Aptos" w:hAnsi="Aptos"/>
+                <w:b w:val="0"/>
+                <w:i w:val="0"/>
+                <w:sz w:val="22"/>
+              </w:rPr>
+              <w:t>Student rozumie odniesienie zagadnień specjalizacyjnych do doboru, planowania i wykonania rozwiązania stawianego problemu informatycznego</w:t>
+            </w:r>
+          </w:p>
+        </w:tc>
+        <w:tc>
+          <w:tcPr>
+            <w:tcW w:type="dxa" w:w="3324"/>
+          </w:tcPr>
+          <w:p>
+            <w:pPr>
+              <w:spacing w:before="20" w:after="20"/>
+            </w:pPr>
+            <w:r>
+              <w:rPr>
+                <w:rFonts w:ascii="Aptos" w:hAnsi="Aptos"/>
+                <w:b w:val="0"/>
+                <w:i w:val="0"/>
+                <w:sz w:val="22"/>
+              </w:rPr>
+              <w:t>ocena pracy podczas ćwiczenia; prezentacja elementu zespołowej pracy semestralnej; raport z wykonanego zadania</w:t>
             </w:r>
           </w:p>
         </w:tc>
@@ -2817,7 +3788,7 @@
                 <w:i w:val="0"/>
                 <w:sz w:val="22"/>
               </w:rPr>
-              <w:t>18.  Wiedza nabywana / dostarczana uczestnikom w trakcie realizacji przedmiotu</w:t>
+              <w:t>19.  Umiejętności nabywane podczas realizacji przedmiotu</w:t>
             </w:r>
           </w:p>
         </w:tc>
@@ -2918,7 +3889,7 @@
                 <w:i w:val="0"/>
                 <w:sz w:val="22"/>
               </w:rPr>
-              <w:t>Student ma uporządkowaną wiedzę obejmującą zagadnienia reprezentacji danych i zarządzania nimi</w:t>
+              <w:t>Student potrafi pozyskać i integrować informacje przydatne dla realizacji projektu dyplomowego</w:t>
             </w:r>
           </w:p>
         </w:tc>
@@ -2937,6 +3908,7 @@
                 <w:i w:val="0"/>
                 <w:sz w:val="22"/>
               </w:rPr>
+              <w:t>ocena pracy podczas ćwiczenia; prezentacja elementu zespołowej pracy semestralnej; raport z wykonanego zadania</w:t>
             </w:r>
           </w:p>
         </w:tc>
@@ -2975,7 +3947,7 @@
                 <w:i w:val="0"/>
                 <w:sz w:val="22"/>
               </w:rPr>
-              <w:t>Student:</w:t>
+              <w:t>Student potrafi uzyskać z otoczenia oraz dyskutować informację pozyskaną lub wypracowaną dla realizacji projektu dyplomowego</w:t>
             </w:r>
           </w:p>
         </w:tc>
@@ -2994,6 +3966,7 @@
                 <w:i w:val="0"/>
                 <w:sz w:val="22"/>
               </w:rPr>
+              <w:t>ocena pracy podczas ćwiczenia; prezentacja elementu zespołowej pracy semestralnej; raport z wykonanego zadania</w:t>
             </w:r>
           </w:p>
         </w:tc>
@@ -3032,7 +4005,7 @@
                 <w:i w:val="0"/>
                 <w:sz w:val="22"/>
               </w:rPr>
-              <w:t>ma uporządkowaną wiedzę, standardów i kształtu cykli wytwórczych oraz ewolucji oprogramowania</w:t>
+              <w:t>Student potrafi przygotować w języku polskim lub w języku obcym dokumentację rozwiązań realizowanych w pracy dyplomowej</w:t>
             </w:r>
           </w:p>
         </w:tc>
@@ -3051,6 +4024,7 @@
                 <w:i w:val="0"/>
                 <w:sz w:val="22"/>
               </w:rPr>
+              <w:t>ocena pracy podczas ćwiczenia; prezentacja elementu zespołowej pracy semestralnej; raport z wykonanego zadania</w:t>
             </w:r>
           </w:p>
         </w:tc>
@@ -3089,7 +4063,7 @@
                 <w:i w:val="0"/>
                 <w:sz w:val="22"/>
               </w:rPr>
-              <w:t>zna zasady zarządzania przedsięwzięciem programistycznym i rozumie problem jakości oprogramowania</w:t>
+              <w:t>Student potrafi wyszukać i wdrożyć w projekcie nowe techniki i narzędzia</w:t>
             </w:r>
           </w:p>
         </w:tc>
@@ -3108,6 +4082,7 @@
                 <w:i w:val="0"/>
                 <w:sz w:val="22"/>
               </w:rPr>
+              <w:t>ocena pracy podczas ćwiczenia; prezentacja elementu zespołowej pracy semestralnej; raport z wykonanego zadania</w:t>
             </w:r>
           </w:p>
         </w:tc>
@@ -3146,7 +4121,7 @@
                 <w:i w:val="0"/>
                 <w:sz w:val="22"/>
               </w:rPr>
-              <w:t>rozumie rolę modelowania i ma szczegółową wiedzę o obiektowym wytwarzaniu oprogramowania i notacji UML</w:t>
+              <w:t>Student:</w:t>
             </w:r>
           </w:p>
         </w:tc>
@@ -3165,6 +4140,7 @@
                 <w:i w:val="0"/>
                 <w:sz w:val="22"/>
               </w:rPr>
+              <w:t>ocena pracy podczas ćwiczenia; prezentacja elementu zespołowej pracy semestralnej; raport z wykonanego zadania</w:t>
             </w:r>
           </w:p>
         </w:tc>
@@ -3203,7 +4179,7 @@
                 <w:i w:val="0"/>
                 <w:sz w:val="22"/>
               </w:rPr>
-              <w:t>umie korzystać z wzorców programowych i standardowych API</w:t>
+              <w:t>potrafi pracować w zespole pełniąc w nim uzgodnione role</w:t>
             </w:r>
           </w:p>
         </w:tc>
@@ -3222,6 +4198,7 @@
                 <w:i w:val="0"/>
                 <w:sz w:val="22"/>
               </w:rPr>
+              <w:t>ocena pracy podczas ćwiczenia; prezentacja elementu zespołowej pracy semestralnej; raport z wykonanego zadania</w:t>
             </w:r>
           </w:p>
         </w:tc>
@@ -3260,7 +4237,7 @@
                 <w:i w:val="0"/>
                 <w:sz w:val="22"/>
               </w:rPr>
-              <w:t>ma wiedzę o narzędziach i środowiskach wspomagających</w:t>
+              <w:t>potrafi oszacować czas potrzebny na realizację zadania</w:t>
             </w:r>
           </w:p>
         </w:tc>
@@ -3279,6 +4256,7 @@
                 <w:i w:val="0"/>
                 <w:sz w:val="22"/>
               </w:rPr>
+              <w:t>ocena pracy podczas ćwiczenia; prezentacja elementu zespołowej pracy semestralnej; raport z wykonanego zadania</w:t>
             </w:r>
           </w:p>
         </w:tc>
@@ -3317,7 +4295,7 @@
                 <w:i w:val="0"/>
                 <w:sz w:val="22"/>
               </w:rPr>
-              <w:t>Student:</w:t>
+              <w:t>planować, opracować i realizować harmonogram prac zapewniający dotrzymanie terminów</w:t>
             </w:r>
           </w:p>
         </w:tc>
@@ -3336,6 +4314,7 @@
                 <w:i w:val="0"/>
                 <w:sz w:val="22"/>
               </w:rPr>
+              <w:t>ocena pracy podczas ćwiczenia; prezentacja elementu zespołowej pracy semestralnej; raport z wykonanego zadania</w:t>
             </w:r>
           </w:p>
         </w:tc>
@@ -3374,7 +4353,7 @@
                 <w:i w:val="0"/>
                 <w:sz w:val="22"/>
               </w:rPr>
-              <w:t>ma wiedzę dotyczącą procesów inżynierii wymagań</w:t>
+              <w:t>Student:</w:t>
             </w:r>
           </w:p>
         </w:tc>
@@ -3393,6 +4372,7 @@
                 <w:i w:val="0"/>
                 <w:sz w:val="22"/>
               </w:rPr>
+              <w:t>ocena pracy podczas ćwiczenia; prezentacja elementu zespołowej pracy semestralnej; raport z wykonanego zadania</w:t>
             </w:r>
           </w:p>
         </w:tc>
@@ -3431,7 +4411,7 @@
                 <w:i w:val="0"/>
                 <w:sz w:val="22"/>
               </w:rPr>
-              <w:t>rozumie potrzebę systematycznego budowania i pielęgnacji specyfikacji wymagań</w:t>
+              <w:t>ma umiejętność analizowania obserwowanych zjawisk i w celu identyfikacji wymagańwobec projektu</w:t>
             </w:r>
           </w:p>
         </w:tc>
@@ -3450,6 +4430,7 @@
                 <w:i w:val="0"/>
                 <w:sz w:val="22"/>
               </w:rPr>
+              <w:t>ocena pracy podczas ćwiczenia; prezentacja elementu zespołowej pracy semestralnej; raport z wykonanego zadania</w:t>
             </w:r>
           </w:p>
         </w:tc>
@@ -3488,7 +4469,7 @@
                 <w:i w:val="0"/>
                 <w:sz w:val="22"/>
               </w:rPr>
-              <w:t>ma szczegółową wiedzę dotyczącą ich specyfikacji, analizy i modelowania z użyciem dostępnych narzędzi</w:t>
+              <w:t>ma umiejętność tworzenia i weryfikacji modeli świata rzeczywistego oraz posługiwania się nimi w celu doboru konstrukcji projektowych</w:t>
             </w:r>
           </w:p>
         </w:tc>
@@ -3507,6 +4488,7 @@
                 <w:i w:val="0"/>
                 <w:sz w:val="22"/>
               </w:rPr>
+              <w:t>ocena pracy podczas ćwiczenia; prezentacja elementu zespołowej pracy semestralnej; raport z wykonanego zadania</w:t>
             </w:r>
           </w:p>
         </w:tc>
@@ -3545,7 +4527,7 @@
                 <w:i w:val="0"/>
                 <w:sz w:val="22"/>
               </w:rPr>
-              <w:t>Student ma wiedzę z zakresu procesów walidacji i testowania</w:t>
+              <w:t>Student potrafi dokonać eksperymentu i ocenić jego rezultaty dla wyboru rozwiązania projektowego właściwej jakości</w:t>
             </w:r>
           </w:p>
         </w:tc>
@@ -3564,6 +4546,7 @@
                 <w:i w:val="0"/>
                 <w:sz w:val="22"/>
               </w:rPr>
+              <w:t>ocena pracy podczas ćwiczenia; prezentacja elementu zespołowej pracy semestralnej; raport z wykonanego zadania</w:t>
             </w:r>
           </w:p>
         </w:tc>
@@ -3602,7 +4585,7 @@
                 <w:i w:val="0"/>
                 <w:sz w:val="22"/>
               </w:rPr>
-              <w:t>Student ma wiedzę wymaganą przy konstrukcji planu projektu informatycznego</w:t>
+              <w:t>Student potrafi dobrać, sparametryzować, wykorzystywać i administrować systemem operacyjnym właściwym dla rozwiązania projektowego</w:t>
             </w:r>
           </w:p>
         </w:tc>
@@ -3621,6 +4604,7 @@
                 <w:i w:val="0"/>
                 <w:sz w:val="22"/>
               </w:rPr>
+              <w:t>ocena pracy podczas ćwiczenia; prezentacja elementu zespołowej pracy semestralnej; raport z wykonanego zadania</w:t>
             </w:r>
           </w:p>
         </w:tc>
@@ -3659,7 +4643,7 @@
                 <w:i w:val="0"/>
                 <w:sz w:val="22"/>
               </w:rPr>
-              <w:t>Student rozumie aspekty komercjalizacji i innowacyjności projektu, jak i jego powiązania z otoczeniem biznesowym</w:t>
+              <w:t>Student potrafi dobrać właściwe podejście programistyczne, dobrać, sparametryzować i wykorzystywać środowisko właściwe dla rozwiązania projektowego</w:t>
             </w:r>
           </w:p>
         </w:tc>
@@ -3678,6 +4662,7 @@
                 <w:i w:val="0"/>
                 <w:sz w:val="22"/>
               </w:rPr>
+              <w:t>ocena pracy podczas ćwiczenia; prezentacja elementu zespołowej pracy semestralnej; raport z wykonanego zadania</w:t>
             </w:r>
           </w:p>
         </w:tc>
@@ -3716,7 +4701,7 @@
                 <w:i w:val="0"/>
                 <w:sz w:val="22"/>
               </w:rPr>
-              <w:t>Student rozumie odniesienie zagadnień specjalizacyjnych do doboru, planowania i wykonania rozwiązania stawianego problemu informatycznego</w:t>
+              <w:t>Student:</w:t>
             </w:r>
           </w:p>
         </w:tc>
@@ -3735,6 +4720,819 @@
                 <w:i w:val="0"/>
                 <w:sz w:val="22"/>
               </w:rPr>
+              <w:t>ocena pracy podczas ćwiczenia; prezentacja elementu zespołowej pracy semestralnej; raport z wykonanego zadania</w:t>
+            </w:r>
+          </w:p>
+        </w:tc>
+      </w:tr>
+      <w:tr>
+        <w:tc>
+          <w:tcPr>
+            <w:tcW w:type="dxa" w:w="3324"/>
+          </w:tcPr>
+          <w:p>
+            <w:pPr>
+              <w:spacing w:before="20" w:after="20"/>
+            </w:pPr>
+            <w:r>
+              <w:rPr>
+                <w:rFonts w:ascii="Aptos" w:hAnsi="Aptos"/>
+                <w:b w:val="0"/>
+                <w:i w:val="0"/>
+                <w:sz w:val="22"/>
+              </w:rPr>
+            </w:r>
+          </w:p>
+        </w:tc>
+        <w:tc>
+          <w:tcPr>
+            <w:tcW w:type="dxa" w:w="3324"/>
+          </w:tcPr>
+          <w:p>
+            <w:pPr>
+              <w:spacing w:before="20" w:after="20"/>
+            </w:pPr>
+            <w:r>
+              <w:rPr>
+                <w:rFonts w:ascii="Aptos" w:hAnsi="Aptos"/>
+                <w:b w:val="0"/>
+                <w:i w:val="0"/>
+                <w:sz w:val="22"/>
+              </w:rPr>
+              <w:t>posiada umiejętność specyfikowania, projektowania, implementacji, testowania idebuggowania programów w celu realizacji projektu</w:t>
+            </w:r>
+          </w:p>
+        </w:tc>
+        <w:tc>
+          <w:tcPr>
+            <w:tcW w:type="dxa" w:w="3324"/>
+          </w:tcPr>
+          <w:p>
+            <w:pPr>
+              <w:spacing w:before="20" w:after="20"/>
+            </w:pPr>
+            <w:r>
+              <w:rPr>
+                <w:rFonts w:ascii="Aptos" w:hAnsi="Aptos"/>
+                <w:b w:val="0"/>
+                <w:i w:val="0"/>
+                <w:sz w:val="22"/>
+              </w:rPr>
+              <w:t>ocena pracy podczas ćwiczenia; prezentacja elementu zespołowej pracy semestralnej; raport z wykonanego zadania</w:t>
+            </w:r>
+          </w:p>
+        </w:tc>
+      </w:tr>
+      <w:tr>
+        <w:tc>
+          <w:tcPr>
+            <w:tcW w:type="dxa" w:w="3324"/>
+          </w:tcPr>
+          <w:p>
+            <w:pPr>
+              <w:spacing w:before="20" w:after="20"/>
+            </w:pPr>
+            <w:r>
+              <w:rPr>
+                <w:rFonts w:ascii="Aptos" w:hAnsi="Aptos"/>
+                <w:b w:val="0"/>
+                <w:i w:val="0"/>
+                <w:sz w:val="22"/>
+              </w:rPr>
+            </w:r>
+          </w:p>
+        </w:tc>
+        <w:tc>
+          <w:tcPr>
+            <w:tcW w:type="dxa" w:w="3324"/>
+          </w:tcPr>
+          <w:p>
+            <w:pPr>
+              <w:spacing w:before="20" w:after="20"/>
+            </w:pPr>
+            <w:r>
+              <w:rPr>
+                <w:rFonts w:ascii="Aptos" w:hAnsi="Aptos"/>
+                <w:b w:val="0"/>
+                <w:i w:val="0"/>
+                <w:sz w:val="22"/>
+              </w:rPr>
+              <w:t>potrafi korzystać z bibliotek, środowisk programistycznych, integrujących i uruchomieniowych</w:t>
+            </w:r>
+          </w:p>
+        </w:tc>
+        <w:tc>
+          <w:tcPr>
+            <w:tcW w:type="dxa" w:w="3324"/>
+          </w:tcPr>
+          <w:p>
+            <w:pPr>
+              <w:spacing w:before="20" w:after="20"/>
+            </w:pPr>
+            <w:r>
+              <w:rPr>
+                <w:rFonts w:ascii="Aptos" w:hAnsi="Aptos"/>
+                <w:b w:val="0"/>
+                <w:i w:val="0"/>
+                <w:sz w:val="22"/>
+              </w:rPr>
+              <w:t>ocena pracy podczas ćwiczenia; prezentacja elementu zespołowej pracy semestralnej; raport z wykonanego zadania</w:t>
+            </w:r>
+          </w:p>
+        </w:tc>
+      </w:tr>
+      <w:tr>
+        <w:tc>
+          <w:tcPr>
+            <w:tcW w:type="dxa" w:w="3324"/>
+          </w:tcPr>
+          <w:p>
+            <w:pPr>
+              <w:spacing w:before="20" w:after="20"/>
+            </w:pPr>
+            <w:r>
+              <w:rPr>
+                <w:rFonts w:ascii="Aptos" w:hAnsi="Aptos"/>
+                <w:b w:val="0"/>
+                <w:i w:val="0"/>
+                <w:sz w:val="22"/>
+              </w:rPr>
+            </w:r>
+          </w:p>
+        </w:tc>
+        <w:tc>
+          <w:tcPr>
+            <w:tcW w:type="dxa" w:w="3324"/>
+          </w:tcPr>
+          <w:p>
+            <w:pPr>
+              <w:spacing w:before="20" w:after="20"/>
+            </w:pPr>
+            <w:r>
+              <w:rPr>
+                <w:rFonts w:ascii="Aptos" w:hAnsi="Aptos"/>
+                <w:b w:val="0"/>
+                <w:i w:val="0"/>
+                <w:sz w:val="22"/>
+              </w:rPr>
+              <w:t>Student potrafi zaprojektować i zrealizować bazę danych na potrzeby projektu</w:t>
+            </w:r>
+          </w:p>
+        </w:tc>
+        <w:tc>
+          <w:tcPr>
+            <w:tcW w:type="dxa" w:w="3324"/>
+          </w:tcPr>
+          <w:p>
+            <w:pPr>
+              <w:spacing w:before="20" w:after="20"/>
+            </w:pPr>
+            <w:r>
+              <w:rPr>
+                <w:rFonts w:ascii="Aptos" w:hAnsi="Aptos"/>
+                <w:b w:val="0"/>
+                <w:i w:val="0"/>
+                <w:sz w:val="22"/>
+              </w:rPr>
+              <w:t>ocena pracy podczas ćwiczenia; prezentacja elementu zespołowej pracy semestralnej; raport z wykonanego zadania</w:t>
+            </w:r>
+          </w:p>
+        </w:tc>
+      </w:tr>
+      <w:tr>
+        <w:tc>
+          <w:tcPr>
+            <w:tcW w:type="dxa" w:w="3324"/>
+          </w:tcPr>
+          <w:p>
+            <w:pPr>
+              <w:spacing w:before="20" w:after="20"/>
+            </w:pPr>
+            <w:r>
+              <w:rPr>
+                <w:rFonts w:ascii="Aptos" w:hAnsi="Aptos"/>
+                <w:b w:val="0"/>
+                <w:i w:val="0"/>
+                <w:sz w:val="22"/>
+              </w:rPr>
+            </w:r>
+          </w:p>
+        </w:tc>
+        <w:tc>
+          <w:tcPr>
+            <w:tcW w:type="dxa" w:w="3324"/>
+          </w:tcPr>
+          <w:p>
+            <w:pPr>
+              <w:spacing w:before="20" w:after="20"/>
+            </w:pPr>
+            <w:r>
+              <w:rPr>
+                <w:rFonts w:ascii="Aptos" w:hAnsi="Aptos"/>
+                <w:b w:val="0"/>
+                <w:i w:val="0"/>
+                <w:sz w:val="22"/>
+              </w:rPr>
+              <w:t>Student:</w:t>
+            </w:r>
+          </w:p>
+        </w:tc>
+        <w:tc>
+          <w:tcPr>
+            <w:tcW w:type="dxa" w:w="3324"/>
+          </w:tcPr>
+          <w:p>
+            <w:pPr>
+              <w:spacing w:before="20" w:after="20"/>
+            </w:pPr>
+            <w:r>
+              <w:rPr>
+                <w:rFonts w:ascii="Aptos" w:hAnsi="Aptos"/>
+                <w:b w:val="0"/>
+                <w:i w:val="0"/>
+                <w:sz w:val="22"/>
+              </w:rPr>
+              <w:t>ocena pracy podczas ćwiczenia; prezentacja elementu zespołowej pracy semestralnej; raport z wykonanego zadania</w:t>
+            </w:r>
+          </w:p>
+        </w:tc>
+      </w:tr>
+      <w:tr>
+        <w:tc>
+          <w:tcPr>
+            <w:tcW w:type="dxa" w:w="3324"/>
+          </w:tcPr>
+          <w:p>
+            <w:pPr>
+              <w:spacing w:before="20" w:after="20"/>
+            </w:pPr>
+            <w:r>
+              <w:rPr>
+                <w:rFonts w:ascii="Aptos" w:hAnsi="Aptos"/>
+                <w:b w:val="0"/>
+                <w:i w:val="0"/>
+                <w:sz w:val="22"/>
+              </w:rPr>
+            </w:r>
+          </w:p>
+        </w:tc>
+        <w:tc>
+          <w:tcPr>
+            <w:tcW w:type="dxa" w:w="3324"/>
+          </w:tcPr>
+          <w:p>
+            <w:pPr>
+              <w:spacing w:before="20" w:after="20"/>
+            </w:pPr>
+            <w:r>
+              <w:rPr>
+                <w:rFonts w:ascii="Aptos" w:hAnsi="Aptos"/>
+                <w:b w:val="0"/>
+                <w:i w:val="0"/>
+                <w:sz w:val="22"/>
+              </w:rPr>
+              <w:t>potrafi zaprojektować i zrealizować prosty systemoprogramowania na potrzeby projektu, posługując się wzorcami programowymi, standardami i dobrymi praktykami</w:t>
+            </w:r>
+          </w:p>
+        </w:tc>
+        <w:tc>
+          <w:tcPr>
+            <w:tcW w:type="dxa" w:w="3324"/>
+          </w:tcPr>
+          <w:p>
+            <w:pPr>
+              <w:spacing w:before="20" w:after="20"/>
+            </w:pPr>
+            <w:r>
+              <w:rPr>
+                <w:rFonts w:ascii="Aptos" w:hAnsi="Aptos"/>
+                <w:b w:val="0"/>
+                <w:i w:val="0"/>
+                <w:sz w:val="22"/>
+              </w:rPr>
+              <w:t>ocena pracy podczas ćwiczenia; prezentacja elementu zespołowej pracy semestralnej; raport z wykonanego zadania</w:t>
+            </w:r>
+          </w:p>
+        </w:tc>
+      </w:tr>
+      <w:tr>
+        <w:tc>
+          <w:tcPr>
+            <w:tcW w:type="dxa" w:w="3324"/>
+          </w:tcPr>
+          <w:p>
+            <w:pPr>
+              <w:spacing w:before="20" w:after="20"/>
+            </w:pPr>
+            <w:r>
+              <w:rPr>
+                <w:rFonts w:ascii="Aptos" w:hAnsi="Aptos"/>
+                <w:b w:val="0"/>
+                <w:i w:val="0"/>
+                <w:sz w:val="22"/>
+              </w:rPr>
+            </w:r>
+          </w:p>
+        </w:tc>
+        <w:tc>
+          <w:tcPr>
+            <w:tcW w:type="dxa" w:w="3324"/>
+          </w:tcPr>
+          <w:p>
+            <w:pPr>
+              <w:spacing w:before="20" w:after="20"/>
+            </w:pPr>
+            <w:r>
+              <w:rPr>
+                <w:rFonts w:ascii="Aptos" w:hAnsi="Aptos"/>
+                <w:b w:val="0"/>
+                <w:i w:val="0"/>
+                <w:sz w:val="22"/>
+              </w:rPr>
+              <w:t>potrafi dobrać model procesu i narzędzia dla jego wytworzenia</w:t>
+            </w:r>
+          </w:p>
+        </w:tc>
+        <w:tc>
+          <w:tcPr>
+            <w:tcW w:type="dxa" w:w="3324"/>
+          </w:tcPr>
+          <w:p>
+            <w:pPr>
+              <w:spacing w:before="20" w:after="20"/>
+            </w:pPr>
+            <w:r>
+              <w:rPr>
+                <w:rFonts w:ascii="Aptos" w:hAnsi="Aptos"/>
+                <w:b w:val="0"/>
+                <w:i w:val="0"/>
+                <w:sz w:val="22"/>
+              </w:rPr>
+              <w:t>ocena pracy podczas ćwiczenia; prezentacja elementu zespołowej pracy semestralnej; raport z wykonanego zadania</w:t>
+            </w:r>
+          </w:p>
+        </w:tc>
+      </w:tr>
+      <w:tr>
+        <w:tc>
+          <w:tcPr>
+            <w:tcW w:type="dxa" w:w="3324"/>
+          </w:tcPr>
+          <w:p>
+            <w:pPr>
+              <w:spacing w:before="20" w:after="20"/>
+            </w:pPr>
+            <w:r>
+              <w:rPr>
+                <w:rFonts w:ascii="Aptos" w:hAnsi="Aptos"/>
+                <w:b w:val="0"/>
+                <w:i w:val="0"/>
+                <w:sz w:val="22"/>
+              </w:rPr>
+            </w:r>
+          </w:p>
+        </w:tc>
+        <w:tc>
+          <w:tcPr>
+            <w:tcW w:type="dxa" w:w="3324"/>
+          </w:tcPr>
+          <w:p>
+            <w:pPr>
+              <w:spacing w:before="20" w:after="20"/>
+            </w:pPr>
+            <w:r>
+              <w:rPr>
+                <w:rFonts w:ascii="Aptos" w:hAnsi="Aptos"/>
+                <w:b w:val="0"/>
+                <w:i w:val="0"/>
+                <w:sz w:val="22"/>
+              </w:rPr>
+              <w:t>Student potrafi zaplanować i przeprowadzić procesy pozyskiwania, analizy, specyfikacji i modelowania wymagań wobec oprogramowania oraz ich pielęgnacji na potrzeby projektu</w:t>
+            </w:r>
+          </w:p>
+        </w:tc>
+        <w:tc>
+          <w:tcPr>
+            <w:tcW w:type="dxa" w:w="3324"/>
+          </w:tcPr>
+          <w:p>
+            <w:pPr>
+              <w:spacing w:before="20" w:after="20"/>
+            </w:pPr>
+            <w:r>
+              <w:rPr>
+                <w:rFonts w:ascii="Aptos" w:hAnsi="Aptos"/>
+                <w:b w:val="0"/>
+                <w:i w:val="0"/>
+                <w:sz w:val="22"/>
+              </w:rPr>
+              <w:t>ocena pracy podczas ćwiczenia; prezentacja elementu zespołowej pracy semestralnej; raport z wykonanego zadania</w:t>
+            </w:r>
+          </w:p>
+        </w:tc>
+      </w:tr>
+      <w:tr>
+        <w:tc>
+          <w:tcPr>
+            <w:tcW w:type="dxa" w:w="3324"/>
+          </w:tcPr>
+          <w:p>
+            <w:pPr>
+              <w:spacing w:before="20" w:after="20"/>
+            </w:pPr>
+            <w:r>
+              <w:rPr>
+                <w:rFonts w:ascii="Aptos" w:hAnsi="Aptos"/>
+                <w:b w:val="0"/>
+                <w:i w:val="0"/>
+                <w:sz w:val="22"/>
+              </w:rPr>
+            </w:r>
+          </w:p>
+        </w:tc>
+        <w:tc>
+          <w:tcPr>
+            <w:tcW w:type="dxa" w:w="3324"/>
+          </w:tcPr>
+          <w:p>
+            <w:pPr>
+              <w:spacing w:before="20" w:after="20"/>
+            </w:pPr>
+            <w:r>
+              <w:rPr>
+                <w:rFonts w:ascii="Aptos" w:hAnsi="Aptos"/>
+                <w:b w:val="0"/>
+                <w:i w:val="0"/>
+                <w:sz w:val="22"/>
+              </w:rPr>
+              <w:t>Student potrafi dokonać przeglądu projektu oprogramowania i poprawić jego jakość</w:t>
+            </w:r>
+          </w:p>
+        </w:tc>
+        <w:tc>
+          <w:tcPr>
+            <w:tcW w:type="dxa" w:w="3324"/>
+          </w:tcPr>
+          <w:p>
+            <w:pPr>
+              <w:spacing w:before="20" w:after="20"/>
+            </w:pPr>
+            <w:r>
+              <w:rPr>
+                <w:rFonts w:ascii="Aptos" w:hAnsi="Aptos"/>
+                <w:b w:val="0"/>
+                <w:i w:val="0"/>
+                <w:sz w:val="22"/>
+              </w:rPr>
+              <w:t>ocena pracy podczas ćwiczenia; prezentacja elementu zespołowej pracy semestralnej; raport z wykonanego zadania</w:t>
+            </w:r>
+          </w:p>
+        </w:tc>
+      </w:tr>
+      <w:tr>
+        <w:tc>
+          <w:tcPr>
+            <w:tcW w:type="dxa" w:w="3324"/>
+          </w:tcPr>
+          <w:p>
+            <w:pPr>
+              <w:spacing w:before="20" w:after="20"/>
+            </w:pPr>
+            <w:r>
+              <w:rPr>
+                <w:rFonts w:ascii="Aptos" w:hAnsi="Aptos"/>
+                <w:b w:val="0"/>
+                <w:i w:val="0"/>
+                <w:sz w:val="22"/>
+              </w:rPr>
+            </w:r>
+          </w:p>
+        </w:tc>
+        <w:tc>
+          <w:tcPr>
+            <w:tcW w:type="dxa" w:w="3324"/>
+          </w:tcPr>
+          <w:p>
+            <w:pPr>
+              <w:spacing w:before="20" w:after="20"/>
+            </w:pPr>
+            <w:r>
+              <w:rPr>
+                <w:rFonts w:ascii="Aptos" w:hAnsi="Aptos"/>
+                <w:b w:val="0"/>
+                <w:i w:val="0"/>
+                <w:sz w:val="22"/>
+              </w:rPr>
+              <w:t>Student potrafi zaplanować i przeprowadzić proces integracji, oceny i realizacji planu testowania oraz dokonać diagnozy defektów</w:t>
+            </w:r>
+          </w:p>
+        </w:tc>
+        <w:tc>
+          <w:tcPr>
+            <w:tcW w:type="dxa" w:w="3324"/>
+          </w:tcPr>
+          <w:p>
+            <w:pPr>
+              <w:spacing w:before="20" w:after="20"/>
+            </w:pPr>
+            <w:r>
+              <w:rPr>
+                <w:rFonts w:ascii="Aptos" w:hAnsi="Aptos"/>
+                <w:b w:val="0"/>
+                <w:i w:val="0"/>
+                <w:sz w:val="22"/>
+              </w:rPr>
+              <w:t>ocena pracy podczas ćwiczenia; prezentacja elementu zespołowej pracy semestralnej; raport z wykonanego zadania</w:t>
+            </w:r>
+          </w:p>
+        </w:tc>
+      </w:tr>
+      <w:tr>
+        <w:tc>
+          <w:tcPr>
+            <w:tcW w:type="dxa" w:w="3324"/>
+          </w:tcPr>
+          <w:p>
+            <w:pPr>
+              <w:spacing w:before="20" w:after="20"/>
+            </w:pPr>
+            <w:r>
+              <w:rPr>
+                <w:rFonts w:ascii="Aptos" w:hAnsi="Aptos"/>
+                <w:b w:val="0"/>
+                <w:i w:val="0"/>
+                <w:sz w:val="22"/>
+              </w:rPr>
+            </w:r>
+          </w:p>
+        </w:tc>
+        <w:tc>
+          <w:tcPr>
+            <w:tcW w:type="dxa" w:w="3324"/>
+          </w:tcPr>
+          <w:p>
+            <w:pPr>
+              <w:spacing w:before="20" w:after="20"/>
+            </w:pPr>
+            <w:r>
+              <w:rPr>
+                <w:rFonts w:ascii="Aptos" w:hAnsi="Aptos"/>
+                <w:b w:val="0"/>
+                <w:i w:val="0"/>
+                <w:sz w:val="22"/>
+              </w:rPr>
+              <w:t>Student potrafi zaprojektować i zrealizować aplikację webową na potrzeby projektu</w:t>
+            </w:r>
+          </w:p>
+        </w:tc>
+        <w:tc>
+          <w:tcPr>
+            <w:tcW w:type="dxa" w:w="3324"/>
+          </w:tcPr>
+          <w:p>
+            <w:pPr>
+              <w:spacing w:before="20" w:after="20"/>
+            </w:pPr>
+            <w:r>
+              <w:rPr>
+                <w:rFonts w:ascii="Aptos" w:hAnsi="Aptos"/>
+                <w:b w:val="0"/>
+                <w:i w:val="0"/>
+                <w:sz w:val="22"/>
+              </w:rPr>
+              <w:t>ocena pracy podczas ćwiczenia; prezentacja elementu zespołowej pracy semestralnej; raport z wykonanego zadania</w:t>
+            </w:r>
+          </w:p>
+        </w:tc>
+      </w:tr>
+      <w:tr>
+        <w:tc>
+          <w:tcPr>
+            <w:tcW w:type="dxa" w:w="3324"/>
+          </w:tcPr>
+          <w:p>
+            <w:pPr>
+              <w:spacing w:before="20" w:after="20"/>
+            </w:pPr>
+            <w:r>
+              <w:rPr>
+                <w:rFonts w:ascii="Aptos" w:hAnsi="Aptos"/>
+                <w:b w:val="0"/>
+                <w:i w:val="0"/>
+                <w:sz w:val="22"/>
+              </w:rPr>
+            </w:r>
+          </w:p>
+        </w:tc>
+        <w:tc>
+          <w:tcPr>
+            <w:tcW w:type="dxa" w:w="3324"/>
+          </w:tcPr>
+          <w:p>
+            <w:pPr>
+              <w:spacing w:before="20" w:after="20"/>
+            </w:pPr>
+            <w:r>
+              <w:rPr>
+                <w:rFonts w:ascii="Aptos" w:hAnsi="Aptos"/>
+                <w:b w:val="0"/>
+                <w:i w:val="0"/>
+                <w:sz w:val="22"/>
+              </w:rPr>
+              <w:t>Student potrafi uwzględnić społeczny, etyczny i prawny kontekst podejmowanego projektu oraz ocenić związane z nim zagrożenia</w:t>
+            </w:r>
+          </w:p>
+        </w:tc>
+        <w:tc>
+          <w:tcPr>
+            <w:tcW w:type="dxa" w:w="3324"/>
+          </w:tcPr>
+          <w:p>
+            <w:pPr>
+              <w:spacing w:before="20" w:after="20"/>
+            </w:pPr>
+            <w:r>
+              <w:rPr>
+                <w:rFonts w:ascii="Aptos" w:hAnsi="Aptos"/>
+                <w:b w:val="0"/>
+                <w:i w:val="0"/>
+                <w:sz w:val="22"/>
+              </w:rPr>
+              <w:t>ocena pracy podczas ćwiczenia; prezentacja elementu zespołowej pracy semestralnej; raport z wykonanego zadania</w:t>
+            </w:r>
+          </w:p>
+        </w:tc>
+      </w:tr>
+      <w:tr>
+        <w:tc>
+          <w:tcPr>
+            <w:tcW w:type="dxa" w:w="3324"/>
+          </w:tcPr>
+          <w:p>
+            <w:pPr>
+              <w:spacing w:before="20" w:after="20"/>
+            </w:pPr>
+            <w:r>
+              <w:rPr>
+                <w:rFonts w:ascii="Aptos" w:hAnsi="Aptos"/>
+                <w:b w:val="0"/>
+                <w:i w:val="0"/>
+                <w:sz w:val="22"/>
+              </w:rPr>
+            </w:r>
+          </w:p>
+        </w:tc>
+        <w:tc>
+          <w:tcPr>
+            <w:tcW w:type="dxa" w:w="3324"/>
+          </w:tcPr>
+          <w:p>
+            <w:pPr>
+              <w:spacing w:before="20" w:after="20"/>
+            </w:pPr>
+            <w:r>
+              <w:rPr>
+                <w:rFonts w:ascii="Aptos" w:hAnsi="Aptos"/>
+                <w:b w:val="0"/>
+                <w:i w:val="0"/>
+                <w:sz w:val="22"/>
+              </w:rPr>
+              <w:t>Student potrafi zaplanować i wytworzyć podstawowe dokumenty związane z realizacją prostego projektu, wstępnie ocenić efekty ekonomiczne i społeczne przedsięwzięcia oraz ich wpływ na udziałowców</w:t>
+            </w:r>
+          </w:p>
+        </w:tc>
+        <w:tc>
+          <w:tcPr>
+            <w:tcW w:type="dxa" w:w="3324"/>
+          </w:tcPr>
+          <w:p>
+            <w:pPr>
+              <w:spacing w:before="20" w:after="20"/>
+            </w:pPr>
+            <w:r>
+              <w:rPr>
+                <w:rFonts w:ascii="Aptos" w:hAnsi="Aptos"/>
+                <w:b w:val="0"/>
+                <w:i w:val="0"/>
+                <w:sz w:val="22"/>
+              </w:rPr>
+              <w:t>ocena pracy podczas ćwiczenia; prezentacja elementu zespołowej pracy semestralnej; raport z wykonanego zadania</w:t>
+            </w:r>
+          </w:p>
+        </w:tc>
+      </w:tr>
+      <w:tr>
+        <w:tc>
+          <w:tcPr>
+            <w:tcW w:type="dxa" w:w="3324"/>
+          </w:tcPr>
+          <w:p>
+            <w:pPr>
+              <w:spacing w:before="20" w:after="20"/>
+            </w:pPr>
+            <w:r>
+              <w:rPr>
+                <w:rFonts w:ascii="Aptos" w:hAnsi="Aptos"/>
+                <w:b w:val="0"/>
+                <w:i w:val="0"/>
+                <w:sz w:val="22"/>
+              </w:rPr>
+            </w:r>
+          </w:p>
+        </w:tc>
+        <w:tc>
+          <w:tcPr>
+            <w:tcW w:type="dxa" w:w="3324"/>
+          </w:tcPr>
+          <w:p>
+            <w:pPr>
+              <w:spacing w:before="20" w:after="20"/>
+            </w:pPr>
+            <w:r>
+              <w:rPr>
+                <w:rFonts w:ascii="Aptos" w:hAnsi="Aptos"/>
+                <w:b w:val="0"/>
+                <w:i w:val="0"/>
+                <w:sz w:val="22"/>
+              </w:rPr>
+              <w:t>Student potrafi zaplanować i przeprowadzić proces instalacji i uruchomienia całości prostego systemu</w:t>
+            </w:r>
+          </w:p>
+        </w:tc>
+        <w:tc>
+          <w:tcPr>
+            <w:tcW w:type="dxa" w:w="3324"/>
+          </w:tcPr>
+          <w:p>
+            <w:pPr>
+              <w:spacing w:before="20" w:after="20"/>
+            </w:pPr>
+            <w:r>
+              <w:rPr>
+                <w:rFonts w:ascii="Aptos" w:hAnsi="Aptos"/>
+                <w:b w:val="0"/>
+                <w:i w:val="0"/>
+                <w:sz w:val="22"/>
+              </w:rPr>
+              <w:t>ocena pracy podczas ćwiczenia; prezentacja elementu zespołowej pracy semestralnej; raport z wykonanego zadania</w:t>
+            </w:r>
+          </w:p>
+        </w:tc>
+      </w:tr>
+      <w:tr>
+        <w:tc>
+          <w:tcPr>
+            <w:tcW w:type="dxa" w:w="3324"/>
+          </w:tcPr>
+          <w:p>
+            <w:pPr>
+              <w:spacing w:before="20" w:after="20"/>
+            </w:pPr>
+            <w:r>
+              <w:rPr>
+                <w:rFonts w:ascii="Aptos" w:hAnsi="Aptos"/>
+                <w:b w:val="0"/>
+                <w:i w:val="0"/>
+                <w:sz w:val="22"/>
+              </w:rPr>
+            </w:r>
+          </w:p>
+        </w:tc>
+        <w:tc>
+          <w:tcPr>
+            <w:tcW w:type="dxa" w:w="3324"/>
+          </w:tcPr>
+          <w:p>
+            <w:pPr>
+              <w:spacing w:before="20" w:after="20"/>
+            </w:pPr>
+            <w:r>
+              <w:rPr>
+                <w:rFonts w:ascii="Aptos" w:hAnsi="Aptos"/>
+                <w:b w:val="0"/>
+                <w:i w:val="0"/>
+                <w:sz w:val="22"/>
+              </w:rPr>
+              <w:t>Student potrafi odnieść i zastosować wiedzę specjalizacyjną do doboru, zaplanowania i wykonania rozwiązania stawianego problemu projektowego</w:t>
+            </w:r>
+          </w:p>
+        </w:tc>
+        <w:tc>
+          <w:tcPr>
+            <w:tcW w:type="dxa" w:w="3324"/>
+          </w:tcPr>
+          <w:p>
+            <w:pPr>
+              <w:spacing w:before="20" w:after="20"/>
+            </w:pPr>
+            <w:r>
+              <w:rPr>
+                <w:rFonts w:ascii="Aptos" w:hAnsi="Aptos"/>
+                <w:b w:val="0"/>
+                <w:i w:val="0"/>
+                <w:sz w:val="22"/>
+              </w:rPr>
+              <w:t>ocena pracy podczas ćwiczenia; prezentacja elementu zespołowej pracy semestralnej; raport z wykonanego zadania</w:t>
             </w:r>
           </w:p>
         </w:tc>
@@ -3777,7 +5575,7 @@
                 <w:i w:val="0"/>
                 <w:sz w:val="22"/>
               </w:rPr>
-              <w:t>19.  Umiejętności nabywane podczas realizacji przedmiotu</w:t>
+              <w:t>20.  Kompetencje społeczne (postawy) kształtowane podczas realizacji przedmiotu</w:t>
             </w:r>
           </w:p>
         </w:tc>
@@ -3878,7 +5676,7 @@
                 <w:i w:val="0"/>
                 <w:sz w:val="22"/>
               </w:rPr>
-              <w:t>Student potrafi pozyskać i integrować informacje przydatne dla realizacji projektu dyplomowego</w:t>
+              <w:t>Student:</w:t>
             </w:r>
           </w:p>
         </w:tc>
@@ -3897,6 +5695,7 @@
                 <w:i w:val="0"/>
                 <w:sz w:val="22"/>
               </w:rPr>
+              <w:t>ocena pracy podczas ćwiczenia; prezentacja elementu zespołowej pracy semestralnej; raport z wykonanego zadania</w:t>
             </w:r>
           </w:p>
         </w:tc>
@@ -3935,7 +5734,7 @@
                 <w:i w:val="0"/>
                 <w:sz w:val="22"/>
               </w:rPr>
-              <w:t>Student potrafi uzyskać z otoczenia oraz dyskutować informację pozyskaną lub wypracowaną dla realizacji projektu dyplomowego</w:t>
+              <w:t>potrafi pełnić przypadające nań role projektowe i wykonawcze</w:t>
             </w:r>
           </w:p>
         </w:tc>
@@ -3954,6 +5753,7 @@
                 <w:i w:val="0"/>
                 <w:sz w:val="22"/>
               </w:rPr>
+              <w:t>ocena pracy podczas ćwiczenia; prezentacja elementu zespołowej pracy semestralnej; raport z wykonanego zadania</w:t>
             </w:r>
           </w:p>
         </w:tc>
@@ -3992,7 +5792,7 @@
                 <w:i w:val="0"/>
                 <w:sz w:val="22"/>
               </w:rPr>
-              <w:t>Student potrafi przygotować w języku polskim lub w języku obcym dokumentację rozwiązań realizowanych w pracy dyplomowej</w:t>
+              <w:t>potrafi współpracować z innymi członkami grupy i otoczeniem projektu</w:t>
             </w:r>
           </w:p>
         </w:tc>
@@ -4011,6 +5811,7 @@
                 <w:i w:val="0"/>
                 <w:sz w:val="22"/>
               </w:rPr>
+              <w:t>ocena pracy podczas ćwiczenia; prezentacja elementu zespołowej pracy semestralnej; raport z wykonanego zadania</w:t>
             </w:r>
           </w:p>
         </w:tc>
@@ -4049,7 +5850,7 @@
                 <w:i w:val="0"/>
                 <w:sz w:val="22"/>
               </w:rPr>
-              <w:t>Student potrafi wyszukać i wdrożyć w projekcie nowe techniki i narzędzia</w:t>
+              <w:t>Student potrafi właściwie zaplanować kolejność i realizację zadań projektowych</w:t>
             </w:r>
           </w:p>
         </w:tc>
@@ -4068,6 +5869,7 @@
                 <w:i w:val="0"/>
                 <w:sz w:val="22"/>
               </w:rPr>
+              <w:t>ocena pracy podczas ćwiczenia; prezentacja elementu zespołowej pracy semestralnej; raport z wykonanego zadania</w:t>
             </w:r>
           </w:p>
         </w:tc>
@@ -4106,7 +5908,7 @@
                 <w:i w:val="0"/>
                 <w:sz w:val="22"/>
               </w:rPr>
-              <w:t>Student:</w:t>
+              <w:t>Student dostrzega w projekcie problemy i prawidłowo, zgodnie z zasadami profesjonalizmu zawodowego rozwiązuje i podejmuje decyzje z zakresu problemów etycznych i prawnych</w:t>
             </w:r>
           </w:p>
         </w:tc>
@@ -4125,6 +5927,7 @@
                 <w:i w:val="0"/>
                 <w:sz w:val="22"/>
               </w:rPr>
+              <w:t>ocena pracy podczas ćwiczenia; prezentacja elementu zespołowej pracy semestralnej; raport z wykonanego zadania</w:t>
             </w:r>
           </w:p>
         </w:tc>
@@ -4163,7 +5966,7 @@
                 <w:i w:val="0"/>
                 <w:sz w:val="22"/>
               </w:rPr>
-              <w:t>potrafi pracować w zespole pełniąc w nim uzgodnione role</w:t>
+              <w:t>Student:</w:t>
             </w:r>
           </w:p>
         </w:tc>
@@ -4182,6 +5985,7 @@
                 <w:i w:val="0"/>
                 <w:sz w:val="22"/>
               </w:rPr>
+              <w:t>ocena pracy podczas ćwiczenia; prezentacja elementu zespołowej pracy semestralnej; raport z wykonanego zadania</w:t>
             </w:r>
           </w:p>
         </w:tc>
@@ -4220,7 +6024,7 @@
                 <w:i w:val="0"/>
                 <w:sz w:val="22"/>
               </w:rPr>
-              <w:t>potrafi oszacować czas potrzebny na realizację zadania</w:t>
+              <w:t>stosuje w projekcie rozwiązania innowacyjne</w:t>
             </w:r>
           </w:p>
         </w:tc>
@@ -4239,6 +6043,7 @@
                 <w:i w:val="0"/>
                 <w:sz w:val="22"/>
               </w:rPr>
+              <w:t>ocena pracy podczas ćwiczenia; prezentacja elementu zespołowej pracy semestralnej; raport z wykonanego zadania</w:t>
             </w:r>
           </w:p>
         </w:tc>
@@ -4277,7 +6082,7 @@
                 <w:i w:val="0"/>
                 <w:sz w:val="22"/>
               </w:rPr>
-              <w:t>planować, opracować i realizować harmonogram prac zapewniający dotrzymanie terminów</w:t>
+              <w:t>dostrzega i ocenia aspekty komercjalizacji projektu</w:t>
             </w:r>
           </w:p>
         </w:tc>
@@ -4296,1203 +6101,7 @@
                 <w:i w:val="0"/>
                 <w:sz w:val="22"/>
               </w:rPr>
-            </w:r>
-          </w:p>
-        </w:tc>
-      </w:tr>
-      <w:tr>
-        <w:tc>
-          <w:tcPr>
-            <w:tcW w:type="dxa" w:w="3324"/>
-          </w:tcPr>
-          <w:p>
-            <w:pPr>
-              <w:spacing w:before="20" w:after="20"/>
-            </w:pPr>
-            <w:r>
-              <w:rPr>
-                <w:rFonts w:ascii="Aptos" w:hAnsi="Aptos"/>
-                <w:b w:val="0"/>
-                <w:i w:val="0"/>
-                <w:sz w:val="22"/>
-              </w:rPr>
-            </w:r>
-          </w:p>
-        </w:tc>
-        <w:tc>
-          <w:tcPr>
-            <w:tcW w:type="dxa" w:w="3324"/>
-          </w:tcPr>
-          <w:p>
-            <w:pPr>
-              <w:spacing w:before="20" w:after="20"/>
-            </w:pPr>
-            <w:r>
-              <w:rPr>
-                <w:rFonts w:ascii="Aptos" w:hAnsi="Aptos"/>
-                <w:b w:val="0"/>
-                <w:i w:val="0"/>
-                <w:sz w:val="22"/>
-              </w:rPr>
-              <w:t>Student:</w:t>
-            </w:r>
-          </w:p>
-        </w:tc>
-        <w:tc>
-          <w:tcPr>
-            <w:tcW w:type="dxa" w:w="3324"/>
-          </w:tcPr>
-          <w:p>
-            <w:pPr>
-              <w:spacing w:before="20" w:after="20"/>
-            </w:pPr>
-            <w:r>
-              <w:rPr>
-                <w:rFonts w:ascii="Aptos" w:hAnsi="Aptos"/>
-                <w:b w:val="0"/>
-                <w:i w:val="0"/>
-                <w:sz w:val="22"/>
-              </w:rPr>
-            </w:r>
-          </w:p>
-        </w:tc>
-      </w:tr>
-      <w:tr>
-        <w:tc>
-          <w:tcPr>
-            <w:tcW w:type="dxa" w:w="3324"/>
-          </w:tcPr>
-          <w:p>
-            <w:pPr>
-              <w:spacing w:before="20" w:after="20"/>
-            </w:pPr>
-            <w:r>
-              <w:rPr>
-                <w:rFonts w:ascii="Aptos" w:hAnsi="Aptos"/>
-                <w:b w:val="0"/>
-                <w:i w:val="0"/>
-                <w:sz w:val="22"/>
-              </w:rPr>
-            </w:r>
-          </w:p>
-        </w:tc>
-        <w:tc>
-          <w:tcPr>
-            <w:tcW w:type="dxa" w:w="3324"/>
-          </w:tcPr>
-          <w:p>
-            <w:pPr>
-              <w:spacing w:before="20" w:after="20"/>
-            </w:pPr>
-            <w:r>
-              <w:rPr>
-                <w:rFonts w:ascii="Aptos" w:hAnsi="Aptos"/>
-                <w:b w:val="0"/>
-                <w:i w:val="0"/>
-                <w:sz w:val="22"/>
-              </w:rPr>
-              <w:t>ma umiejętność analizowania obserwowanych zjawisk i w celu identyfikacji wymagańwobec projektu</w:t>
-            </w:r>
-          </w:p>
-        </w:tc>
-        <w:tc>
-          <w:tcPr>
-            <w:tcW w:type="dxa" w:w="3324"/>
-          </w:tcPr>
-          <w:p>
-            <w:pPr>
-              <w:spacing w:before="20" w:after="20"/>
-            </w:pPr>
-            <w:r>
-              <w:rPr>
-                <w:rFonts w:ascii="Aptos" w:hAnsi="Aptos"/>
-                <w:b w:val="0"/>
-                <w:i w:val="0"/>
-                <w:sz w:val="22"/>
-              </w:rPr>
-            </w:r>
-          </w:p>
-        </w:tc>
-      </w:tr>
-      <w:tr>
-        <w:tc>
-          <w:tcPr>
-            <w:tcW w:type="dxa" w:w="3324"/>
-          </w:tcPr>
-          <w:p>
-            <w:pPr>
-              <w:spacing w:before="20" w:after="20"/>
-            </w:pPr>
-            <w:r>
-              <w:rPr>
-                <w:rFonts w:ascii="Aptos" w:hAnsi="Aptos"/>
-                <w:b w:val="0"/>
-                <w:i w:val="0"/>
-                <w:sz w:val="22"/>
-              </w:rPr>
-            </w:r>
-          </w:p>
-        </w:tc>
-        <w:tc>
-          <w:tcPr>
-            <w:tcW w:type="dxa" w:w="3324"/>
-          </w:tcPr>
-          <w:p>
-            <w:pPr>
-              <w:spacing w:before="20" w:after="20"/>
-            </w:pPr>
-            <w:r>
-              <w:rPr>
-                <w:rFonts w:ascii="Aptos" w:hAnsi="Aptos"/>
-                <w:b w:val="0"/>
-                <w:i w:val="0"/>
-                <w:sz w:val="22"/>
-              </w:rPr>
-              <w:t>ma umiejętność tworzenia i weryfikacji modeli świata rzeczywistego oraz posługiwania się nimi w celu doboru konstrukcji projektowych</w:t>
-            </w:r>
-          </w:p>
-        </w:tc>
-        <w:tc>
-          <w:tcPr>
-            <w:tcW w:type="dxa" w:w="3324"/>
-          </w:tcPr>
-          <w:p>
-            <w:pPr>
-              <w:spacing w:before="20" w:after="20"/>
-            </w:pPr>
-            <w:r>
-              <w:rPr>
-                <w:rFonts w:ascii="Aptos" w:hAnsi="Aptos"/>
-                <w:b w:val="0"/>
-                <w:i w:val="0"/>
-                <w:sz w:val="22"/>
-              </w:rPr>
-            </w:r>
-          </w:p>
-        </w:tc>
-      </w:tr>
-      <w:tr>
-        <w:tc>
-          <w:tcPr>
-            <w:tcW w:type="dxa" w:w="3324"/>
-          </w:tcPr>
-          <w:p>
-            <w:pPr>
-              <w:spacing w:before="20" w:after="20"/>
-            </w:pPr>
-            <w:r>
-              <w:rPr>
-                <w:rFonts w:ascii="Aptos" w:hAnsi="Aptos"/>
-                <w:b w:val="0"/>
-                <w:i w:val="0"/>
-                <w:sz w:val="22"/>
-              </w:rPr>
-            </w:r>
-          </w:p>
-        </w:tc>
-        <w:tc>
-          <w:tcPr>
-            <w:tcW w:type="dxa" w:w="3324"/>
-          </w:tcPr>
-          <w:p>
-            <w:pPr>
-              <w:spacing w:before="20" w:after="20"/>
-            </w:pPr>
-            <w:r>
-              <w:rPr>
-                <w:rFonts w:ascii="Aptos" w:hAnsi="Aptos"/>
-                <w:b w:val="0"/>
-                <w:i w:val="0"/>
-                <w:sz w:val="22"/>
-              </w:rPr>
-              <w:t>Student potrafi dokonać eksperymentu i ocenić jego rezultaty dla wyboru rozwiązania projektowego właściwej jakości</w:t>
-            </w:r>
-          </w:p>
-        </w:tc>
-        <w:tc>
-          <w:tcPr>
-            <w:tcW w:type="dxa" w:w="3324"/>
-          </w:tcPr>
-          <w:p>
-            <w:pPr>
-              <w:spacing w:before="20" w:after="20"/>
-            </w:pPr>
-            <w:r>
-              <w:rPr>
-                <w:rFonts w:ascii="Aptos" w:hAnsi="Aptos"/>
-                <w:b w:val="0"/>
-                <w:i w:val="0"/>
-                <w:sz w:val="22"/>
-              </w:rPr>
-            </w:r>
-          </w:p>
-        </w:tc>
-      </w:tr>
-      <w:tr>
-        <w:tc>
-          <w:tcPr>
-            <w:tcW w:type="dxa" w:w="3324"/>
-          </w:tcPr>
-          <w:p>
-            <w:pPr>
-              <w:spacing w:before="20" w:after="20"/>
-            </w:pPr>
-            <w:r>
-              <w:rPr>
-                <w:rFonts w:ascii="Aptos" w:hAnsi="Aptos"/>
-                <w:b w:val="0"/>
-                <w:i w:val="0"/>
-                <w:sz w:val="22"/>
-              </w:rPr>
-            </w:r>
-          </w:p>
-        </w:tc>
-        <w:tc>
-          <w:tcPr>
-            <w:tcW w:type="dxa" w:w="3324"/>
-          </w:tcPr>
-          <w:p>
-            <w:pPr>
-              <w:spacing w:before="20" w:after="20"/>
-            </w:pPr>
-            <w:r>
-              <w:rPr>
-                <w:rFonts w:ascii="Aptos" w:hAnsi="Aptos"/>
-                <w:b w:val="0"/>
-                <w:i w:val="0"/>
-                <w:sz w:val="22"/>
-              </w:rPr>
-              <w:t>Student potrafi dobrać, sparametryzować, wykorzystywać i administrować systemem operacyjnym właściwym dla rozwiązania projektowego</w:t>
-            </w:r>
-          </w:p>
-        </w:tc>
-        <w:tc>
-          <w:tcPr>
-            <w:tcW w:type="dxa" w:w="3324"/>
-          </w:tcPr>
-          <w:p>
-            <w:pPr>
-              <w:spacing w:before="20" w:after="20"/>
-            </w:pPr>
-            <w:r>
-              <w:rPr>
-                <w:rFonts w:ascii="Aptos" w:hAnsi="Aptos"/>
-                <w:b w:val="0"/>
-                <w:i w:val="0"/>
-                <w:sz w:val="22"/>
-              </w:rPr>
-            </w:r>
-          </w:p>
-        </w:tc>
-      </w:tr>
-      <w:tr>
-        <w:tc>
-          <w:tcPr>
-            <w:tcW w:type="dxa" w:w="3324"/>
-          </w:tcPr>
-          <w:p>
-            <w:pPr>
-              <w:spacing w:before="20" w:after="20"/>
-            </w:pPr>
-            <w:r>
-              <w:rPr>
-                <w:rFonts w:ascii="Aptos" w:hAnsi="Aptos"/>
-                <w:b w:val="0"/>
-                <w:i w:val="0"/>
-                <w:sz w:val="22"/>
-              </w:rPr>
-            </w:r>
-          </w:p>
-        </w:tc>
-        <w:tc>
-          <w:tcPr>
-            <w:tcW w:type="dxa" w:w="3324"/>
-          </w:tcPr>
-          <w:p>
-            <w:pPr>
-              <w:spacing w:before="20" w:after="20"/>
-            </w:pPr>
-            <w:r>
-              <w:rPr>
-                <w:rFonts w:ascii="Aptos" w:hAnsi="Aptos"/>
-                <w:b w:val="0"/>
-                <w:i w:val="0"/>
-                <w:sz w:val="22"/>
-              </w:rPr>
-              <w:t>Student potrafi dobrać właściwe podejście programistyczne, dobrać, sparametryzować i wykorzystywać środowisko właściwe dla rozwiązania projektowego</w:t>
-            </w:r>
-          </w:p>
-        </w:tc>
-        <w:tc>
-          <w:tcPr>
-            <w:tcW w:type="dxa" w:w="3324"/>
-          </w:tcPr>
-          <w:p>
-            <w:pPr>
-              <w:spacing w:before="20" w:after="20"/>
-            </w:pPr>
-            <w:r>
-              <w:rPr>
-                <w:rFonts w:ascii="Aptos" w:hAnsi="Aptos"/>
-                <w:b w:val="0"/>
-                <w:i w:val="0"/>
-                <w:sz w:val="22"/>
-              </w:rPr>
-            </w:r>
-          </w:p>
-        </w:tc>
-      </w:tr>
-      <w:tr>
-        <w:tc>
-          <w:tcPr>
-            <w:tcW w:type="dxa" w:w="3324"/>
-          </w:tcPr>
-          <w:p>
-            <w:pPr>
-              <w:spacing w:before="20" w:after="20"/>
-            </w:pPr>
-            <w:r>
-              <w:rPr>
-                <w:rFonts w:ascii="Aptos" w:hAnsi="Aptos"/>
-                <w:b w:val="0"/>
-                <w:i w:val="0"/>
-                <w:sz w:val="22"/>
-              </w:rPr>
-            </w:r>
-          </w:p>
-        </w:tc>
-        <w:tc>
-          <w:tcPr>
-            <w:tcW w:type="dxa" w:w="3324"/>
-          </w:tcPr>
-          <w:p>
-            <w:pPr>
-              <w:spacing w:before="20" w:after="20"/>
-            </w:pPr>
-            <w:r>
-              <w:rPr>
-                <w:rFonts w:ascii="Aptos" w:hAnsi="Aptos"/>
-                <w:b w:val="0"/>
-                <w:i w:val="0"/>
-                <w:sz w:val="22"/>
-              </w:rPr>
-              <w:t>Student:</w:t>
-            </w:r>
-          </w:p>
-        </w:tc>
-        <w:tc>
-          <w:tcPr>
-            <w:tcW w:type="dxa" w:w="3324"/>
-          </w:tcPr>
-          <w:p>
-            <w:pPr>
-              <w:spacing w:before="20" w:after="20"/>
-            </w:pPr>
-            <w:r>
-              <w:rPr>
-                <w:rFonts w:ascii="Aptos" w:hAnsi="Aptos"/>
-                <w:b w:val="0"/>
-                <w:i w:val="0"/>
-                <w:sz w:val="22"/>
-              </w:rPr>
-            </w:r>
-          </w:p>
-        </w:tc>
-      </w:tr>
-      <w:tr>
-        <w:tc>
-          <w:tcPr>
-            <w:tcW w:type="dxa" w:w="3324"/>
-          </w:tcPr>
-          <w:p>
-            <w:pPr>
-              <w:spacing w:before="20" w:after="20"/>
-            </w:pPr>
-            <w:r>
-              <w:rPr>
-                <w:rFonts w:ascii="Aptos" w:hAnsi="Aptos"/>
-                <w:b w:val="0"/>
-                <w:i w:val="0"/>
-                <w:sz w:val="22"/>
-              </w:rPr>
-            </w:r>
-          </w:p>
-        </w:tc>
-        <w:tc>
-          <w:tcPr>
-            <w:tcW w:type="dxa" w:w="3324"/>
-          </w:tcPr>
-          <w:p>
-            <w:pPr>
-              <w:spacing w:before="20" w:after="20"/>
-            </w:pPr>
-            <w:r>
-              <w:rPr>
-                <w:rFonts w:ascii="Aptos" w:hAnsi="Aptos"/>
-                <w:b w:val="0"/>
-                <w:i w:val="0"/>
-                <w:sz w:val="22"/>
-              </w:rPr>
-              <w:t>posiada umiejętność specyfikowania, projektowania, implementacji, testowania idebuggowania programów w celu realizacji projektu</w:t>
-            </w:r>
-          </w:p>
-        </w:tc>
-        <w:tc>
-          <w:tcPr>
-            <w:tcW w:type="dxa" w:w="3324"/>
-          </w:tcPr>
-          <w:p>
-            <w:pPr>
-              <w:spacing w:before="20" w:after="20"/>
-            </w:pPr>
-            <w:r>
-              <w:rPr>
-                <w:rFonts w:ascii="Aptos" w:hAnsi="Aptos"/>
-                <w:b w:val="0"/>
-                <w:i w:val="0"/>
-                <w:sz w:val="22"/>
-              </w:rPr>
-            </w:r>
-          </w:p>
-        </w:tc>
-      </w:tr>
-      <w:tr>
-        <w:tc>
-          <w:tcPr>
-            <w:tcW w:type="dxa" w:w="3324"/>
-          </w:tcPr>
-          <w:p>
-            <w:pPr>
-              <w:spacing w:before="20" w:after="20"/>
-            </w:pPr>
-            <w:r>
-              <w:rPr>
-                <w:rFonts w:ascii="Aptos" w:hAnsi="Aptos"/>
-                <w:b w:val="0"/>
-                <w:i w:val="0"/>
-                <w:sz w:val="22"/>
-              </w:rPr>
-            </w:r>
-          </w:p>
-        </w:tc>
-        <w:tc>
-          <w:tcPr>
-            <w:tcW w:type="dxa" w:w="3324"/>
-          </w:tcPr>
-          <w:p>
-            <w:pPr>
-              <w:spacing w:before="20" w:after="20"/>
-            </w:pPr>
-            <w:r>
-              <w:rPr>
-                <w:rFonts w:ascii="Aptos" w:hAnsi="Aptos"/>
-                <w:b w:val="0"/>
-                <w:i w:val="0"/>
-                <w:sz w:val="22"/>
-              </w:rPr>
-              <w:t>potrafi korzystać z bibliotek, środowisk programistycznych, integrujących i uruchomieniowych</w:t>
-            </w:r>
-          </w:p>
-        </w:tc>
-        <w:tc>
-          <w:tcPr>
-            <w:tcW w:type="dxa" w:w="3324"/>
-          </w:tcPr>
-          <w:p>
-            <w:pPr>
-              <w:spacing w:before="20" w:after="20"/>
-            </w:pPr>
-            <w:r>
-              <w:rPr>
-                <w:rFonts w:ascii="Aptos" w:hAnsi="Aptos"/>
-                <w:b w:val="0"/>
-                <w:i w:val="0"/>
-                <w:sz w:val="22"/>
-              </w:rPr>
-            </w:r>
-          </w:p>
-        </w:tc>
-      </w:tr>
-      <w:tr>
-        <w:tc>
-          <w:tcPr>
-            <w:tcW w:type="dxa" w:w="3324"/>
-          </w:tcPr>
-          <w:p>
-            <w:pPr>
-              <w:spacing w:before="20" w:after="20"/>
-            </w:pPr>
-            <w:r>
-              <w:rPr>
-                <w:rFonts w:ascii="Aptos" w:hAnsi="Aptos"/>
-                <w:b w:val="0"/>
-                <w:i w:val="0"/>
-                <w:sz w:val="22"/>
-              </w:rPr>
-            </w:r>
-          </w:p>
-        </w:tc>
-        <w:tc>
-          <w:tcPr>
-            <w:tcW w:type="dxa" w:w="3324"/>
-          </w:tcPr>
-          <w:p>
-            <w:pPr>
-              <w:spacing w:before="20" w:after="20"/>
-            </w:pPr>
-            <w:r>
-              <w:rPr>
-                <w:rFonts w:ascii="Aptos" w:hAnsi="Aptos"/>
-                <w:b w:val="0"/>
-                <w:i w:val="0"/>
-                <w:sz w:val="22"/>
-              </w:rPr>
-              <w:t>Student potrafi zaprojektować i zrealizować bazę danych na potrzeby projektu</w:t>
-            </w:r>
-          </w:p>
-        </w:tc>
-        <w:tc>
-          <w:tcPr>
-            <w:tcW w:type="dxa" w:w="3324"/>
-          </w:tcPr>
-          <w:p>
-            <w:pPr>
-              <w:spacing w:before="20" w:after="20"/>
-            </w:pPr>
-            <w:r>
-              <w:rPr>
-                <w:rFonts w:ascii="Aptos" w:hAnsi="Aptos"/>
-                <w:b w:val="0"/>
-                <w:i w:val="0"/>
-                <w:sz w:val="22"/>
-              </w:rPr>
-            </w:r>
-          </w:p>
-        </w:tc>
-      </w:tr>
-      <w:tr>
-        <w:tc>
-          <w:tcPr>
-            <w:tcW w:type="dxa" w:w="3324"/>
-          </w:tcPr>
-          <w:p>
-            <w:pPr>
-              <w:spacing w:before="20" w:after="20"/>
-            </w:pPr>
-            <w:r>
-              <w:rPr>
-                <w:rFonts w:ascii="Aptos" w:hAnsi="Aptos"/>
-                <w:b w:val="0"/>
-                <w:i w:val="0"/>
-                <w:sz w:val="22"/>
-              </w:rPr>
-            </w:r>
-          </w:p>
-        </w:tc>
-        <w:tc>
-          <w:tcPr>
-            <w:tcW w:type="dxa" w:w="3324"/>
-          </w:tcPr>
-          <w:p>
-            <w:pPr>
-              <w:spacing w:before="20" w:after="20"/>
-            </w:pPr>
-            <w:r>
-              <w:rPr>
-                <w:rFonts w:ascii="Aptos" w:hAnsi="Aptos"/>
-                <w:b w:val="0"/>
-                <w:i w:val="0"/>
-                <w:sz w:val="22"/>
-              </w:rPr>
-              <w:t>Student:</w:t>
-            </w:r>
-          </w:p>
-        </w:tc>
-        <w:tc>
-          <w:tcPr>
-            <w:tcW w:type="dxa" w:w="3324"/>
-          </w:tcPr>
-          <w:p>
-            <w:pPr>
-              <w:spacing w:before="20" w:after="20"/>
-            </w:pPr>
-            <w:r>
-              <w:rPr>
-                <w:rFonts w:ascii="Aptos" w:hAnsi="Aptos"/>
-                <w:b w:val="0"/>
-                <w:i w:val="0"/>
-                <w:sz w:val="22"/>
-              </w:rPr>
-            </w:r>
-          </w:p>
-        </w:tc>
-      </w:tr>
-      <w:tr>
-        <w:tc>
-          <w:tcPr>
-            <w:tcW w:type="dxa" w:w="3324"/>
-          </w:tcPr>
-          <w:p>
-            <w:pPr>
-              <w:spacing w:before="20" w:after="20"/>
-            </w:pPr>
-            <w:r>
-              <w:rPr>
-                <w:rFonts w:ascii="Aptos" w:hAnsi="Aptos"/>
-                <w:b w:val="0"/>
-                <w:i w:val="0"/>
-                <w:sz w:val="22"/>
-              </w:rPr>
-            </w:r>
-          </w:p>
-        </w:tc>
-        <w:tc>
-          <w:tcPr>
-            <w:tcW w:type="dxa" w:w="3324"/>
-          </w:tcPr>
-          <w:p>
-            <w:pPr>
-              <w:spacing w:before="20" w:after="20"/>
-            </w:pPr>
-            <w:r>
-              <w:rPr>
-                <w:rFonts w:ascii="Aptos" w:hAnsi="Aptos"/>
-                <w:b w:val="0"/>
-                <w:i w:val="0"/>
-                <w:sz w:val="22"/>
-              </w:rPr>
-              <w:t>potrafi zaprojektować i zrealizować prosty systemoprogramowania na potrzeby projektu, posługując się wzorcami programowymi, standardami i dobrymi praktykami</w:t>
-            </w:r>
-          </w:p>
-        </w:tc>
-        <w:tc>
-          <w:tcPr>
-            <w:tcW w:type="dxa" w:w="3324"/>
-          </w:tcPr>
-          <w:p>
-            <w:pPr>
-              <w:spacing w:before="20" w:after="20"/>
-            </w:pPr>
-            <w:r>
-              <w:rPr>
-                <w:rFonts w:ascii="Aptos" w:hAnsi="Aptos"/>
-                <w:b w:val="0"/>
-                <w:i w:val="0"/>
-                <w:sz w:val="22"/>
-              </w:rPr>
-            </w:r>
-          </w:p>
-        </w:tc>
-      </w:tr>
-      <w:tr>
-        <w:tc>
-          <w:tcPr>
-            <w:tcW w:type="dxa" w:w="3324"/>
-          </w:tcPr>
-          <w:p>
-            <w:pPr>
-              <w:spacing w:before="20" w:after="20"/>
-            </w:pPr>
-            <w:r>
-              <w:rPr>
-                <w:rFonts w:ascii="Aptos" w:hAnsi="Aptos"/>
-                <w:b w:val="0"/>
-                <w:i w:val="0"/>
-                <w:sz w:val="22"/>
-              </w:rPr>
-            </w:r>
-          </w:p>
-        </w:tc>
-        <w:tc>
-          <w:tcPr>
-            <w:tcW w:type="dxa" w:w="3324"/>
-          </w:tcPr>
-          <w:p>
-            <w:pPr>
-              <w:spacing w:before="20" w:after="20"/>
-            </w:pPr>
-            <w:r>
-              <w:rPr>
-                <w:rFonts w:ascii="Aptos" w:hAnsi="Aptos"/>
-                <w:b w:val="0"/>
-                <w:i w:val="0"/>
-                <w:sz w:val="22"/>
-              </w:rPr>
-              <w:t>potrafi dobrać model procesu i narzędzia dla jego wytworzenia</w:t>
-            </w:r>
-          </w:p>
-        </w:tc>
-        <w:tc>
-          <w:tcPr>
-            <w:tcW w:type="dxa" w:w="3324"/>
-          </w:tcPr>
-          <w:p>
-            <w:pPr>
-              <w:spacing w:before="20" w:after="20"/>
-            </w:pPr>
-            <w:r>
-              <w:rPr>
-                <w:rFonts w:ascii="Aptos" w:hAnsi="Aptos"/>
-                <w:b w:val="0"/>
-                <w:i w:val="0"/>
-                <w:sz w:val="22"/>
-              </w:rPr>
-            </w:r>
-          </w:p>
-        </w:tc>
-      </w:tr>
-      <w:tr>
-        <w:tc>
-          <w:tcPr>
-            <w:tcW w:type="dxa" w:w="3324"/>
-          </w:tcPr>
-          <w:p>
-            <w:pPr>
-              <w:spacing w:before="20" w:after="20"/>
-            </w:pPr>
-            <w:r>
-              <w:rPr>
-                <w:rFonts w:ascii="Aptos" w:hAnsi="Aptos"/>
-                <w:b w:val="0"/>
-                <w:i w:val="0"/>
-                <w:sz w:val="22"/>
-              </w:rPr>
-            </w:r>
-          </w:p>
-        </w:tc>
-        <w:tc>
-          <w:tcPr>
-            <w:tcW w:type="dxa" w:w="3324"/>
-          </w:tcPr>
-          <w:p>
-            <w:pPr>
-              <w:spacing w:before="20" w:after="20"/>
-            </w:pPr>
-            <w:r>
-              <w:rPr>
-                <w:rFonts w:ascii="Aptos" w:hAnsi="Aptos"/>
-                <w:b w:val="0"/>
-                <w:i w:val="0"/>
-                <w:sz w:val="22"/>
-              </w:rPr>
-              <w:t>Student potrafi zaplanować i przeprowadzić procesy pozyskiwania, analizy, specyfikacji i modelowania wymagań wobec oprogramowania oraz ich pielęgnacji na potrzeby projektu</w:t>
-            </w:r>
-          </w:p>
-        </w:tc>
-        <w:tc>
-          <w:tcPr>
-            <w:tcW w:type="dxa" w:w="3324"/>
-          </w:tcPr>
-          <w:p>
-            <w:pPr>
-              <w:spacing w:before="20" w:after="20"/>
-            </w:pPr>
-            <w:r>
-              <w:rPr>
-                <w:rFonts w:ascii="Aptos" w:hAnsi="Aptos"/>
-                <w:b w:val="0"/>
-                <w:i w:val="0"/>
-                <w:sz w:val="22"/>
-              </w:rPr>
-            </w:r>
-          </w:p>
-        </w:tc>
-      </w:tr>
-      <w:tr>
-        <w:tc>
-          <w:tcPr>
-            <w:tcW w:type="dxa" w:w="3324"/>
-          </w:tcPr>
-          <w:p>
-            <w:pPr>
-              <w:spacing w:before="20" w:after="20"/>
-            </w:pPr>
-            <w:r>
-              <w:rPr>
-                <w:rFonts w:ascii="Aptos" w:hAnsi="Aptos"/>
-                <w:b w:val="0"/>
-                <w:i w:val="0"/>
-                <w:sz w:val="22"/>
-              </w:rPr>
-            </w:r>
-          </w:p>
-        </w:tc>
-        <w:tc>
-          <w:tcPr>
-            <w:tcW w:type="dxa" w:w="3324"/>
-          </w:tcPr>
-          <w:p>
-            <w:pPr>
-              <w:spacing w:before="20" w:after="20"/>
-            </w:pPr>
-            <w:r>
-              <w:rPr>
-                <w:rFonts w:ascii="Aptos" w:hAnsi="Aptos"/>
-                <w:b w:val="0"/>
-                <w:i w:val="0"/>
-                <w:sz w:val="22"/>
-              </w:rPr>
-              <w:t>Student potrafi dokonać przeglądu projektu oprogramowania i poprawić jego jakość</w:t>
-            </w:r>
-          </w:p>
-        </w:tc>
-        <w:tc>
-          <w:tcPr>
-            <w:tcW w:type="dxa" w:w="3324"/>
-          </w:tcPr>
-          <w:p>
-            <w:pPr>
-              <w:spacing w:before="20" w:after="20"/>
-            </w:pPr>
-            <w:r>
-              <w:rPr>
-                <w:rFonts w:ascii="Aptos" w:hAnsi="Aptos"/>
-                <w:b w:val="0"/>
-                <w:i w:val="0"/>
-                <w:sz w:val="22"/>
-              </w:rPr>
-            </w:r>
-          </w:p>
-        </w:tc>
-      </w:tr>
-      <w:tr>
-        <w:tc>
-          <w:tcPr>
-            <w:tcW w:type="dxa" w:w="3324"/>
-          </w:tcPr>
-          <w:p>
-            <w:pPr>
-              <w:spacing w:before="20" w:after="20"/>
-            </w:pPr>
-            <w:r>
-              <w:rPr>
-                <w:rFonts w:ascii="Aptos" w:hAnsi="Aptos"/>
-                <w:b w:val="0"/>
-                <w:i w:val="0"/>
-                <w:sz w:val="22"/>
-              </w:rPr>
-            </w:r>
-          </w:p>
-        </w:tc>
-        <w:tc>
-          <w:tcPr>
-            <w:tcW w:type="dxa" w:w="3324"/>
-          </w:tcPr>
-          <w:p>
-            <w:pPr>
-              <w:spacing w:before="20" w:after="20"/>
-            </w:pPr>
-            <w:r>
-              <w:rPr>
-                <w:rFonts w:ascii="Aptos" w:hAnsi="Aptos"/>
-                <w:b w:val="0"/>
-                <w:i w:val="0"/>
-                <w:sz w:val="22"/>
-              </w:rPr>
-              <w:t>Student potrafi zaplanować i przeprowadzić proces integracji, oceny i realizacji planu testowania oraz dokonać diagnozy defektów</w:t>
-            </w:r>
-          </w:p>
-        </w:tc>
-        <w:tc>
-          <w:tcPr>
-            <w:tcW w:type="dxa" w:w="3324"/>
-          </w:tcPr>
-          <w:p>
-            <w:pPr>
-              <w:spacing w:before="20" w:after="20"/>
-            </w:pPr>
-            <w:r>
-              <w:rPr>
-                <w:rFonts w:ascii="Aptos" w:hAnsi="Aptos"/>
-                <w:b w:val="0"/>
-                <w:i w:val="0"/>
-                <w:sz w:val="22"/>
-              </w:rPr>
-            </w:r>
-          </w:p>
-        </w:tc>
-      </w:tr>
-      <w:tr>
-        <w:tc>
-          <w:tcPr>
-            <w:tcW w:type="dxa" w:w="3324"/>
-          </w:tcPr>
-          <w:p>
-            <w:pPr>
-              <w:spacing w:before="20" w:after="20"/>
-            </w:pPr>
-            <w:r>
-              <w:rPr>
-                <w:rFonts w:ascii="Aptos" w:hAnsi="Aptos"/>
-                <w:b w:val="0"/>
-                <w:i w:val="0"/>
-                <w:sz w:val="22"/>
-              </w:rPr>
-            </w:r>
-          </w:p>
-        </w:tc>
-        <w:tc>
-          <w:tcPr>
-            <w:tcW w:type="dxa" w:w="3324"/>
-          </w:tcPr>
-          <w:p>
-            <w:pPr>
-              <w:spacing w:before="20" w:after="20"/>
-            </w:pPr>
-            <w:r>
-              <w:rPr>
-                <w:rFonts w:ascii="Aptos" w:hAnsi="Aptos"/>
-                <w:b w:val="0"/>
-                <w:i w:val="0"/>
-                <w:sz w:val="22"/>
-              </w:rPr>
-              <w:t>Student potrafi zaprojektować i zrealizować aplikację webową na potrzeby projektu</w:t>
-            </w:r>
-          </w:p>
-        </w:tc>
-        <w:tc>
-          <w:tcPr>
-            <w:tcW w:type="dxa" w:w="3324"/>
-          </w:tcPr>
-          <w:p>
-            <w:pPr>
-              <w:spacing w:before="20" w:after="20"/>
-            </w:pPr>
-            <w:r>
-              <w:rPr>
-                <w:rFonts w:ascii="Aptos" w:hAnsi="Aptos"/>
-                <w:b w:val="0"/>
-                <w:i w:val="0"/>
-                <w:sz w:val="22"/>
-              </w:rPr>
-            </w:r>
-          </w:p>
-        </w:tc>
-      </w:tr>
-      <w:tr>
-        <w:tc>
-          <w:tcPr>
-            <w:tcW w:type="dxa" w:w="3324"/>
-          </w:tcPr>
-          <w:p>
-            <w:pPr>
-              <w:spacing w:before="20" w:after="20"/>
-            </w:pPr>
-            <w:r>
-              <w:rPr>
-                <w:rFonts w:ascii="Aptos" w:hAnsi="Aptos"/>
-                <w:b w:val="0"/>
-                <w:i w:val="0"/>
-                <w:sz w:val="22"/>
-              </w:rPr>
-            </w:r>
-          </w:p>
-        </w:tc>
-        <w:tc>
-          <w:tcPr>
-            <w:tcW w:type="dxa" w:w="3324"/>
-          </w:tcPr>
-          <w:p>
-            <w:pPr>
-              <w:spacing w:before="20" w:after="20"/>
-            </w:pPr>
-            <w:r>
-              <w:rPr>
-                <w:rFonts w:ascii="Aptos" w:hAnsi="Aptos"/>
-                <w:b w:val="0"/>
-                <w:i w:val="0"/>
-                <w:sz w:val="22"/>
-              </w:rPr>
-              <w:t>Student potrafi uwzględnić społeczny, etyczny i prawny kontekst podejmowanego projektu oraz ocenić związane z nim zagrożenia</w:t>
-            </w:r>
-          </w:p>
-        </w:tc>
-        <w:tc>
-          <w:tcPr>
-            <w:tcW w:type="dxa" w:w="3324"/>
-          </w:tcPr>
-          <w:p>
-            <w:pPr>
-              <w:spacing w:before="20" w:after="20"/>
-            </w:pPr>
-            <w:r>
-              <w:rPr>
-                <w:rFonts w:ascii="Aptos" w:hAnsi="Aptos"/>
-                <w:b w:val="0"/>
-                <w:i w:val="0"/>
-                <w:sz w:val="22"/>
-              </w:rPr>
-            </w:r>
-          </w:p>
-        </w:tc>
-      </w:tr>
-      <w:tr>
-        <w:tc>
-          <w:tcPr>
-            <w:tcW w:type="dxa" w:w="3324"/>
-          </w:tcPr>
-          <w:p>
-            <w:pPr>
-              <w:spacing w:before="20" w:after="20"/>
-            </w:pPr>
-            <w:r>
-              <w:rPr>
-                <w:rFonts w:ascii="Aptos" w:hAnsi="Aptos"/>
-                <w:b w:val="0"/>
-                <w:i w:val="0"/>
-                <w:sz w:val="22"/>
-              </w:rPr>
-            </w:r>
-          </w:p>
-        </w:tc>
-        <w:tc>
-          <w:tcPr>
-            <w:tcW w:type="dxa" w:w="3324"/>
-          </w:tcPr>
-          <w:p>
-            <w:pPr>
-              <w:spacing w:before="20" w:after="20"/>
-            </w:pPr>
-            <w:r>
-              <w:rPr>
-                <w:rFonts w:ascii="Aptos" w:hAnsi="Aptos"/>
-                <w:b w:val="0"/>
-                <w:i w:val="0"/>
-                <w:sz w:val="22"/>
-              </w:rPr>
-              <w:t>Student potrafi zaplanować i wytworzyć podstawowe dokumenty związane z realizacją prostego projektu, wstępnie ocenić efekty ekonomiczne i społeczne przedsięwzięcia oraz ich wpływ na udziałowców</w:t>
-            </w:r>
-          </w:p>
-        </w:tc>
-        <w:tc>
-          <w:tcPr>
-            <w:tcW w:type="dxa" w:w="3324"/>
-          </w:tcPr>
-          <w:p>
-            <w:pPr>
-              <w:spacing w:before="20" w:after="20"/>
-            </w:pPr>
-            <w:r>
-              <w:rPr>
-                <w:rFonts w:ascii="Aptos" w:hAnsi="Aptos"/>
-                <w:b w:val="0"/>
-                <w:i w:val="0"/>
-                <w:sz w:val="22"/>
-              </w:rPr>
-            </w:r>
-          </w:p>
-        </w:tc>
-      </w:tr>
-      <w:tr>
-        <w:tc>
-          <w:tcPr>
-            <w:tcW w:type="dxa" w:w="3324"/>
-          </w:tcPr>
-          <w:p>
-            <w:pPr>
-              <w:spacing w:before="20" w:after="20"/>
-            </w:pPr>
-            <w:r>
-              <w:rPr>
-                <w:rFonts w:ascii="Aptos" w:hAnsi="Aptos"/>
-                <w:b w:val="0"/>
-                <w:i w:val="0"/>
-                <w:sz w:val="22"/>
-              </w:rPr>
-            </w:r>
-          </w:p>
-        </w:tc>
-        <w:tc>
-          <w:tcPr>
-            <w:tcW w:type="dxa" w:w="3324"/>
-          </w:tcPr>
-          <w:p>
-            <w:pPr>
-              <w:spacing w:before="20" w:after="20"/>
-            </w:pPr>
-            <w:r>
-              <w:rPr>
-                <w:rFonts w:ascii="Aptos" w:hAnsi="Aptos"/>
-                <w:b w:val="0"/>
-                <w:i w:val="0"/>
-                <w:sz w:val="22"/>
-              </w:rPr>
-              <w:t>Student potrafi zaplanować i przeprowadzić proces instalacji i uruchomienia całości prostego systemu</w:t>
-            </w:r>
-          </w:p>
-        </w:tc>
-        <w:tc>
-          <w:tcPr>
-            <w:tcW w:type="dxa" w:w="3324"/>
-          </w:tcPr>
-          <w:p>
-            <w:pPr>
-              <w:spacing w:before="20" w:after="20"/>
-            </w:pPr>
-            <w:r>
-              <w:rPr>
-                <w:rFonts w:ascii="Aptos" w:hAnsi="Aptos"/>
-                <w:b w:val="0"/>
-                <w:i w:val="0"/>
-                <w:sz w:val="22"/>
-              </w:rPr>
-            </w:r>
-          </w:p>
-        </w:tc>
-      </w:tr>
-      <w:tr>
-        <w:tc>
-          <w:tcPr>
-            <w:tcW w:type="dxa" w:w="3324"/>
-          </w:tcPr>
-          <w:p>
-            <w:pPr>
-              <w:spacing w:before="20" w:after="20"/>
-            </w:pPr>
-            <w:r>
-              <w:rPr>
-                <w:rFonts w:ascii="Aptos" w:hAnsi="Aptos"/>
-                <w:b w:val="0"/>
-                <w:i w:val="0"/>
-                <w:sz w:val="22"/>
-              </w:rPr>
-            </w:r>
-          </w:p>
-        </w:tc>
-        <w:tc>
-          <w:tcPr>
-            <w:tcW w:type="dxa" w:w="3324"/>
-          </w:tcPr>
-          <w:p>
-            <w:pPr>
-              <w:spacing w:before="20" w:after="20"/>
-            </w:pPr>
-            <w:r>
-              <w:rPr>
-                <w:rFonts w:ascii="Aptos" w:hAnsi="Aptos"/>
-                <w:b w:val="0"/>
-                <w:i w:val="0"/>
-                <w:sz w:val="22"/>
-              </w:rPr>
-              <w:t>Student potrafi odnieść i zastosować wiedzę specjalizacyjną do doboru, zaplanowania i wykonania rozwiązania stawianego problemu projektowego</w:t>
-            </w:r>
-          </w:p>
-        </w:tc>
-        <w:tc>
-          <w:tcPr>
-            <w:tcW w:type="dxa" w:w="3324"/>
-          </w:tcPr>
-          <w:p>
-            <w:pPr>
-              <w:spacing w:before="20" w:after="20"/>
-            </w:pPr>
-            <w:r>
-              <w:rPr>
-                <w:rFonts w:ascii="Aptos" w:hAnsi="Aptos"/>
-                <w:b w:val="0"/>
-                <w:i w:val="0"/>
-                <w:sz w:val="22"/>
-              </w:rPr>
+              <w:t>ocena pracy podczas ćwiczenia; prezentacja elementu zespołowej pracy semestralnej; raport z wykonanego zadania</w:t>
             </w:r>
           </w:p>
         </w:tc>
@@ -5535,7 +6144,7 @@
                 <w:i w:val="0"/>
                 <w:sz w:val="22"/>
               </w:rPr>
-              <w:t>20.  Kompetencje społeczne (postawy) kształtowane podczas realizacji przedmiotu</w:t>
+              <w:t>21.  Wymagania dotyczące laboratorium, w którym odbywają się zajęcia z niniejszego przedmiotu</w:t>
             </w:r>
           </w:p>
         </w:tc>
@@ -5555,9 +6164,9 @@
                 <w:rFonts w:ascii="Aptos" w:hAnsi="Aptos"/>
                 <w:b/>
                 <w:i w:val="0"/>
-                <w:sz w:val="18"/>
-              </w:rPr>
-              <w:t>Kierunkowe efekty uczenia się (kody)</w:t>
+                <w:sz w:val="16"/>
+              </w:rPr>
+              <w:t>Parametry dla stanowisk komputerowych</w:t>
             </w:r>
           </w:p>
         </w:tc>
@@ -5575,9 +6184,9 @@
                 <w:rFonts w:ascii="Aptos" w:hAnsi="Aptos"/>
                 <w:b/>
                 <w:i w:val="0"/>
-                <w:sz w:val="18"/>
-              </w:rPr>
-              <w:t>Przedmiotowy efekt uczenia się</w:t>
+                <w:sz w:val="16"/>
+              </w:rPr>
+              <w:t>Oprogramowanie konieczne do realizacji przedmiotu</w:t>
             </w:r>
           </w:p>
         </w:tc>
@@ -5595,626 +6204,9 @@
                 <w:rFonts w:ascii="Aptos" w:hAnsi="Aptos"/>
                 <w:b/>
                 <w:i w:val="0"/>
-                <w:sz w:val="18"/>
-              </w:rPr>
-              <w:t>Metody weryfikacji osiągnięcia efektu uczenia się</w:t>
-            </w:r>
-          </w:p>
-        </w:tc>
-      </w:tr>
-      <w:tr>
-        <w:tc>
-          <w:tcPr>
-            <w:tcW w:type="dxa" w:w="3324"/>
-          </w:tcPr>
-          <w:p>
-            <w:pPr>
-              <w:spacing w:before="20" w:after="20"/>
-            </w:pPr>
-            <w:r>
-              <w:rPr>
-                <w:rFonts w:ascii="Aptos" w:hAnsi="Aptos"/>
-                <w:b w:val="0"/>
-                <w:i w:val="0"/>
-                <w:sz w:val="22"/>
-              </w:rPr>
-            </w:r>
-          </w:p>
-        </w:tc>
-        <w:tc>
-          <w:tcPr>
-            <w:tcW w:type="dxa" w:w="3324"/>
-          </w:tcPr>
-          <w:p>
-            <w:pPr>
-              <w:spacing w:before="20" w:after="20"/>
-            </w:pPr>
-            <w:r>
-              <w:rPr>
-                <w:rFonts w:ascii="Aptos" w:hAnsi="Aptos"/>
-                <w:b w:val="0"/>
-                <w:i w:val="0"/>
-                <w:sz w:val="22"/>
-              </w:rPr>
-              <w:t>Student:</w:t>
-            </w:r>
-          </w:p>
-        </w:tc>
-        <w:tc>
-          <w:tcPr>
-            <w:tcW w:type="dxa" w:w="3324"/>
-          </w:tcPr>
-          <w:p>
-            <w:pPr>
-              <w:spacing w:before="20" w:after="20"/>
-            </w:pPr>
-            <w:r>
-              <w:rPr>
-                <w:rFonts w:ascii="Aptos" w:hAnsi="Aptos"/>
-                <w:b w:val="0"/>
-                <w:i w:val="0"/>
-                <w:sz w:val="22"/>
-              </w:rPr>
-            </w:r>
-          </w:p>
-        </w:tc>
-      </w:tr>
-      <w:tr>
-        <w:tc>
-          <w:tcPr>
-            <w:tcW w:type="dxa" w:w="3324"/>
-          </w:tcPr>
-          <w:p>
-            <w:pPr>
-              <w:spacing w:before="20" w:after="20"/>
-            </w:pPr>
-            <w:r>
-              <w:rPr>
-                <w:rFonts w:ascii="Aptos" w:hAnsi="Aptos"/>
-                <w:b w:val="0"/>
-                <w:i w:val="0"/>
-                <w:sz w:val="22"/>
-              </w:rPr>
-            </w:r>
-          </w:p>
-        </w:tc>
-        <w:tc>
-          <w:tcPr>
-            <w:tcW w:type="dxa" w:w="3324"/>
-          </w:tcPr>
-          <w:p>
-            <w:pPr>
-              <w:spacing w:before="20" w:after="20"/>
-            </w:pPr>
-            <w:r>
-              <w:rPr>
-                <w:rFonts w:ascii="Aptos" w:hAnsi="Aptos"/>
-                <w:b w:val="0"/>
-                <w:i w:val="0"/>
-                <w:sz w:val="22"/>
-              </w:rPr>
-              <w:t>potrafi pełnić przypadające nań role projektowe i wykonawcze</w:t>
-            </w:r>
-          </w:p>
-        </w:tc>
-        <w:tc>
-          <w:tcPr>
-            <w:tcW w:type="dxa" w:w="3324"/>
-          </w:tcPr>
-          <w:p>
-            <w:pPr>
-              <w:spacing w:before="20" w:after="20"/>
-            </w:pPr>
-            <w:r>
-              <w:rPr>
-                <w:rFonts w:ascii="Aptos" w:hAnsi="Aptos"/>
-                <w:b w:val="0"/>
-                <w:i w:val="0"/>
-                <w:sz w:val="22"/>
-              </w:rPr>
-            </w:r>
-          </w:p>
-        </w:tc>
-      </w:tr>
-      <w:tr>
-        <w:tc>
-          <w:tcPr>
-            <w:tcW w:type="dxa" w:w="3324"/>
-          </w:tcPr>
-          <w:p>
-            <w:pPr>
-              <w:spacing w:before="20" w:after="20"/>
-            </w:pPr>
-            <w:r>
-              <w:rPr>
-                <w:rFonts w:ascii="Aptos" w:hAnsi="Aptos"/>
-                <w:b w:val="0"/>
-                <w:i w:val="0"/>
-                <w:sz w:val="22"/>
-              </w:rPr>
-            </w:r>
-          </w:p>
-        </w:tc>
-        <w:tc>
-          <w:tcPr>
-            <w:tcW w:type="dxa" w:w="3324"/>
-          </w:tcPr>
-          <w:p>
-            <w:pPr>
-              <w:spacing w:before="20" w:after="20"/>
-            </w:pPr>
-            <w:r>
-              <w:rPr>
-                <w:rFonts w:ascii="Aptos" w:hAnsi="Aptos"/>
-                <w:b w:val="0"/>
-                <w:i w:val="0"/>
-                <w:sz w:val="22"/>
-              </w:rPr>
-              <w:t>potrafi współpracować z innymi członkami grupy i otoczeniem projektu</w:t>
-            </w:r>
-          </w:p>
-        </w:tc>
-        <w:tc>
-          <w:tcPr>
-            <w:tcW w:type="dxa" w:w="3324"/>
-          </w:tcPr>
-          <w:p>
-            <w:pPr>
-              <w:spacing w:before="20" w:after="20"/>
-            </w:pPr>
-            <w:r>
-              <w:rPr>
-                <w:rFonts w:ascii="Aptos" w:hAnsi="Aptos"/>
-                <w:b w:val="0"/>
-                <w:i w:val="0"/>
-                <w:sz w:val="22"/>
-              </w:rPr>
-            </w:r>
-          </w:p>
-        </w:tc>
-      </w:tr>
-      <w:tr>
-        <w:tc>
-          <w:tcPr>
-            <w:tcW w:type="dxa" w:w="3324"/>
-          </w:tcPr>
-          <w:p>
-            <w:pPr>
-              <w:spacing w:before="20" w:after="20"/>
-            </w:pPr>
-            <w:r>
-              <w:rPr>
-                <w:rFonts w:ascii="Aptos" w:hAnsi="Aptos"/>
-                <w:b w:val="0"/>
-                <w:i w:val="0"/>
-                <w:sz w:val="22"/>
-              </w:rPr>
-            </w:r>
-          </w:p>
-        </w:tc>
-        <w:tc>
-          <w:tcPr>
-            <w:tcW w:type="dxa" w:w="3324"/>
-          </w:tcPr>
-          <w:p>
-            <w:pPr>
-              <w:spacing w:before="20" w:after="20"/>
-            </w:pPr>
-            <w:r>
-              <w:rPr>
-                <w:rFonts w:ascii="Aptos" w:hAnsi="Aptos"/>
-                <w:b w:val="0"/>
-                <w:i w:val="0"/>
-                <w:sz w:val="22"/>
-              </w:rPr>
-              <w:t>Student potrafi właściwie zaplanować kolejność i realizację zadań projektowych</w:t>
-            </w:r>
-          </w:p>
-        </w:tc>
-        <w:tc>
-          <w:tcPr>
-            <w:tcW w:type="dxa" w:w="3324"/>
-          </w:tcPr>
-          <w:p>
-            <w:pPr>
-              <w:spacing w:before="20" w:after="20"/>
-            </w:pPr>
-            <w:r>
-              <w:rPr>
-                <w:rFonts w:ascii="Aptos" w:hAnsi="Aptos"/>
-                <w:b w:val="0"/>
-                <w:i w:val="0"/>
-                <w:sz w:val="22"/>
-              </w:rPr>
-            </w:r>
-          </w:p>
-        </w:tc>
-      </w:tr>
-      <w:tr>
-        <w:tc>
-          <w:tcPr>
-            <w:tcW w:type="dxa" w:w="3324"/>
-          </w:tcPr>
-          <w:p>
-            <w:pPr>
-              <w:spacing w:before="20" w:after="20"/>
-            </w:pPr>
-            <w:r>
-              <w:rPr>
-                <w:rFonts w:ascii="Aptos" w:hAnsi="Aptos"/>
-                <w:b w:val="0"/>
-                <w:i w:val="0"/>
-                <w:sz w:val="22"/>
-              </w:rPr>
-            </w:r>
-          </w:p>
-        </w:tc>
-        <w:tc>
-          <w:tcPr>
-            <w:tcW w:type="dxa" w:w="3324"/>
-          </w:tcPr>
-          <w:p>
-            <w:pPr>
-              <w:spacing w:before="20" w:after="20"/>
-            </w:pPr>
-            <w:r>
-              <w:rPr>
-                <w:rFonts w:ascii="Aptos" w:hAnsi="Aptos"/>
-                <w:b w:val="0"/>
-                <w:i w:val="0"/>
-                <w:sz w:val="22"/>
-              </w:rPr>
-              <w:t>Student dostrzega w projekcie problemy i prawidłowo, zgodnie z zasadami profesjonalizmu zawodowego rozwiązuje i podejmuje decyzje z zakresu problemów etycznych i prawnych</w:t>
-            </w:r>
-          </w:p>
-        </w:tc>
-        <w:tc>
-          <w:tcPr>
-            <w:tcW w:type="dxa" w:w="3324"/>
-          </w:tcPr>
-          <w:p>
-            <w:pPr>
-              <w:spacing w:before="20" w:after="20"/>
-            </w:pPr>
-            <w:r>
-              <w:rPr>
-                <w:rFonts w:ascii="Aptos" w:hAnsi="Aptos"/>
-                <w:b w:val="0"/>
-                <w:i w:val="0"/>
-                <w:sz w:val="22"/>
-              </w:rPr>
-            </w:r>
-          </w:p>
-        </w:tc>
-      </w:tr>
-      <w:tr>
-        <w:tc>
-          <w:tcPr>
-            <w:tcW w:type="dxa" w:w="3324"/>
-          </w:tcPr>
-          <w:p>
-            <w:pPr>
-              <w:spacing w:before="20" w:after="20"/>
-            </w:pPr>
-            <w:r>
-              <w:rPr>
-                <w:rFonts w:ascii="Aptos" w:hAnsi="Aptos"/>
-                <w:b w:val="0"/>
-                <w:i w:val="0"/>
-                <w:sz w:val="22"/>
-              </w:rPr>
-            </w:r>
-          </w:p>
-        </w:tc>
-        <w:tc>
-          <w:tcPr>
-            <w:tcW w:type="dxa" w:w="3324"/>
-          </w:tcPr>
-          <w:p>
-            <w:pPr>
-              <w:spacing w:before="20" w:after="20"/>
-            </w:pPr>
-            <w:r>
-              <w:rPr>
-                <w:rFonts w:ascii="Aptos" w:hAnsi="Aptos"/>
-                <w:b w:val="0"/>
-                <w:i w:val="0"/>
-                <w:sz w:val="22"/>
-              </w:rPr>
-              <w:t>Student:</w:t>
-            </w:r>
-          </w:p>
-        </w:tc>
-        <w:tc>
-          <w:tcPr>
-            <w:tcW w:type="dxa" w:w="3324"/>
-          </w:tcPr>
-          <w:p>
-            <w:pPr>
-              <w:spacing w:before="20" w:after="20"/>
-            </w:pPr>
-            <w:r>
-              <w:rPr>
-                <w:rFonts w:ascii="Aptos" w:hAnsi="Aptos"/>
-                <w:b w:val="0"/>
-                <w:i w:val="0"/>
-                <w:sz w:val="22"/>
-              </w:rPr>
-            </w:r>
-          </w:p>
-        </w:tc>
-      </w:tr>
-      <w:tr>
-        <w:tc>
-          <w:tcPr>
-            <w:tcW w:type="dxa" w:w="3324"/>
-          </w:tcPr>
-          <w:p>
-            <w:pPr>
-              <w:spacing w:before="20" w:after="20"/>
-            </w:pPr>
-            <w:r>
-              <w:rPr>
-                <w:rFonts w:ascii="Aptos" w:hAnsi="Aptos"/>
-                <w:b w:val="0"/>
-                <w:i w:val="0"/>
-                <w:sz w:val="22"/>
-              </w:rPr>
-            </w:r>
-          </w:p>
-        </w:tc>
-        <w:tc>
-          <w:tcPr>
-            <w:tcW w:type="dxa" w:w="3324"/>
-          </w:tcPr>
-          <w:p>
-            <w:pPr>
-              <w:spacing w:before="20" w:after="20"/>
-            </w:pPr>
-            <w:r>
-              <w:rPr>
-                <w:rFonts w:ascii="Aptos" w:hAnsi="Aptos"/>
-                <w:b w:val="0"/>
-                <w:i w:val="0"/>
-                <w:sz w:val="22"/>
-              </w:rPr>
-              <w:t>stosuje w projekcie rozwiązania innowacyjne</w:t>
-            </w:r>
-          </w:p>
-        </w:tc>
-        <w:tc>
-          <w:tcPr>
-            <w:tcW w:type="dxa" w:w="3324"/>
-          </w:tcPr>
-          <w:p>
-            <w:pPr>
-              <w:spacing w:before="20" w:after="20"/>
-            </w:pPr>
-            <w:r>
-              <w:rPr>
-                <w:rFonts w:ascii="Aptos" w:hAnsi="Aptos"/>
-                <w:b w:val="0"/>
-                <w:i w:val="0"/>
-                <w:sz w:val="22"/>
-              </w:rPr>
-            </w:r>
-          </w:p>
-        </w:tc>
-      </w:tr>
-      <w:tr>
-        <w:tc>
-          <w:tcPr>
-            <w:tcW w:type="dxa" w:w="3324"/>
-          </w:tcPr>
-          <w:p>
-            <w:pPr>
-              <w:spacing w:before="20" w:after="20"/>
-            </w:pPr>
-            <w:r>
-              <w:rPr>
-                <w:rFonts w:ascii="Aptos" w:hAnsi="Aptos"/>
-                <w:b w:val="0"/>
-                <w:i w:val="0"/>
-                <w:sz w:val="22"/>
-              </w:rPr>
-            </w:r>
-          </w:p>
-        </w:tc>
-        <w:tc>
-          <w:tcPr>
-            <w:tcW w:type="dxa" w:w="3324"/>
-          </w:tcPr>
-          <w:p>
-            <w:pPr>
-              <w:spacing w:before="20" w:after="20"/>
-            </w:pPr>
-            <w:r>
-              <w:rPr>
-                <w:rFonts w:ascii="Aptos" w:hAnsi="Aptos"/>
-                <w:b w:val="0"/>
-                <w:i w:val="0"/>
-                <w:sz w:val="22"/>
-              </w:rPr>
-              <w:t>dostrzega i ocenia aspekty komercjalizacji projektu</w:t>
-            </w:r>
-          </w:p>
-        </w:tc>
-        <w:tc>
-          <w:tcPr>
-            <w:tcW w:type="dxa" w:w="3324"/>
-          </w:tcPr>
-          <w:p>
-            <w:pPr>
-              <w:spacing w:before="20" w:after="20"/>
-            </w:pPr>
-            <w:r>
-              <w:rPr>
-                <w:rFonts w:ascii="Aptos" w:hAnsi="Aptos"/>
-                <w:b w:val="0"/>
-                <w:i w:val="0"/>
-                <w:sz w:val="22"/>
-              </w:rPr>
-            </w:r>
-          </w:p>
-        </w:tc>
-      </w:tr>
-    </w:tbl>
-    <w:tbl>
-      <w:tblPr>
-        <w:tblW w:type="auto" w:w="0"/>
-        <w:tblLook w:firstColumn="1" w:firstRow="1" w:lastColumn="0" w:lastRow="0" w:noHBand="0" w:noVBand="1" w:val="04A0"/>
-        <w:tblBorders>
-          <w:top w:val="single" w:sz="4" w:space="0" w:color="000000"/>
-          <w:left w:val="single" w:sz="4" w:space="0" w:color="000000"/>
-          <w:bottom w:val="single" w:sz="4" w:space="0" w:color="000000"/>
-          <w:right w:val="single" w:sz="4" w:space="0" w:color="000000"/>
-          <w:insideH w:val="single" w:sz="4" w:space="0" w:color="000000"/>
-          <w:insideV w:val="single" w:sz="4" w:space="0" w:color="000000"/>
-        </w:tblBorders>
-        <w:tblW w:w="5000" w:type="pct"/>
-      </w:tblPr>
-      <w:tblGrid>
-        <w:gridCol w:w="3324"/>
-        <w:gridCol w:w="3324"/>
-        <w:gridCol w:w="3324"/>
-      </w:tblGrid>
-      <w:tr>
-        <w:tc>
-          <w:tcPr>
-            <w:tcW w:type="dxa" w:w="9972"/>
-            <w:gridSpan w:val="3"/>
-            <w:shd w:val="clear" w:color="auto" w:fill="D9D9D9"/>
-          </w:tcPr>
-          <w:p>
-            <w:pPr>
-              <w:spacing w:before="20" w:after="20"/>
-            </w:pPr>
-            <w:r>
-              <w:rPr>
-                <w:rFonts w:ascii="Aptos" w:hAnsi="Aptos"/>
-                <w:b/>
-                <w:i w:val="0"/>
-                <w:sz w:val="22"/>
-              </w:rPr>
-              <w:t>21.  Wymagania dotyczące laboratorium, w którym odbywają się zajęcia z niniejszego przedmiotu</w:t>
-            </w:r>
-          </w:p>
-        </w:tc>
-      </w:tr>
-      <w:tr>
-        <w:tc>
-          <w:tcPr>
-            <w:tcW w:type="dxa" w:w="3324"/>
-            <w:shd w:val="clear" w:color="auto" w:fill="D9D9D9"/>
-          </w:tcPr>
-          <w:p>
-            <w:pPr>
-              <w:spacing w:before="20" w:after="20"/>
-            </w:pPr>
-            <w:r>
-              <w:rPr>
-                <w:rFonts w:ascii="Aptos" w:hAnsi="Aptos"/>
-                <w:b/>
-                <w:i w:val="0"/>
                 <w:sz w:val="16"/>
               </w:rPr>
-              <w:t>Parametry dla stanowisk komputerowych</w:t>
-            </w:r>
-          </w:p>
-        </w:tc>
-        <w:tc>
-          <w:tcPr>
-            <w:tcW w:type="dxa" w:w="3324"/>
-            <w:shd w:val="clear" w:color="auto" w:fill="D9D9D9"/>
-          </w:tcPr>
-          <w:p>
-            <w:pPr>
-              <w:spacing w:before="20" w:after="20"/>
-            </w:pPr>
-            <w:r>
-              <w:rPr>
-                <w:rFonts w:ascii="Aptos" w:hAnsi="Aptos"/>
-                <w:b/>
-                <w:i w:val="0"/>
-                <w:sz w:val="16"/>
-              </w:rPr>
-              <w:t>Oprogramowanie konieczne do realizacji przedmiotu</w:t>
-            </w:r>
-          </w:p>
-        </w:tc>
-        <w:tc>
-          <w:tcPr>
-            <w:tcW w:type="dxa" w:w="3324"/>
-            <w:shd w:val="clear" w:color="auto" w:fill="D9D9D9"/>
-          </w:tcPr>
-          <w:p>
-            <w:pPr>
-              <w:spacing w:before="20" w:after="20"/>
-            </w:pPr>
-            <w:r>
-              <w:rPr>
-                <w:rFonts w:ascii="Aptos" w:hAnsi="Aptos"/>
-                <w:b/>
-                <w:i w:val="0"/>
-                <w:sz w:val="16"/>
-              </w:rPr>
               <w:t>Wyposażenie specjalistyczne konieczne do realizacji przedmiotu</w:t>
-            </w:r>
-          </w:p>
-        </w:tc>
-      </w:tr>
-      <w:tr>
-        <w:tc>
-          <w:tcPr>
-            <w:tcW w:type="dxa" w:w="3324"/>
-          </w:tcPr>
-          <w:p>
-            <w:pPr>
-              <w:spacing w:before="20" w:after="20"/>
-            </w:pPr>
-            <w:r>
-              <w:rPr>
-                <w:rFonts w:ascii="Aptos" w:hAnsi="Aptos"/>
-                <w:b w:val="0"/>
-                <w:i w:val="0"/>
-                <w:sz w:val="22"/>
-              </w:rPr>
-            </w:r>
-          </w:p>
-        </w:tc>
-        <w:tc>
-          <w:tcPr>
-            <w:tcW w:type="dxa" w:w="3324"/>
-          </w:tcPr>
-          <w:p>
-            <w:pPr>
-              <w:spacing w:before="20" w:after="20"/>
-            </w:pPr>
-            <w:r>
-              <w:rPr>
-                <w:rFonts w:ascii="Aptos" w:hAnsi="Aptos"/>
-                <w:b w:val="0"/>
-                <w:i w:val="0"/>
-                <w:sz w:val="22"/>
-              </w:rPr>
-            </w:r>
-          </w:p>
-        </w:tc>
-        <w:tc>
-          <w:tcPr>
-            <w:tcW w:type="dxa" w:w="3324"/>
-          </w:tcPr>
-          <w:p>
-            <w:pPr>
-              <w:spacing w:before="20" w:after="20"/>
-            </w:pPr>
-            <w:r>
-              <w:rPr>
-                <w:rFonts w:ascii="Aptos" w:hAnsi="Aptos"/>
-                <w:b w:val="0"/>
-                <w:i w:val="0"/>
-                <w:sz w:val="22"/>
-              </w:rPr>
             </w:r>
           </w:p>
         </w:tc>

--- a/public/assets/files/stacjonarne/PRZ1.docx
+++ b/public/assets/files/stacjonarne/PRZ1.docx
@@ -2896,6 +2896,7 @@
                 <w:i w:val="0"/>
                 <w:sz w:val="22"/>
               </w:rPr>
+              <w:t>K_W13</w:t>
             </w:r>
           </w:p>
         </w:tc>
@@ -2933,7 +2934,6 @@
                 <w:i w:val="0"/>
                 <w:sz w:val="22"/>
               </w:rPr>
-              <w:t>ocena pracy podczas ćwiczenia; prezentacja elementu zespołowej pracy semestralnej; raport z wykonanego zadania</w:t>
             </w:r>
           </w:p>
         </w:tc>
@@ -2954,6 +2954,7 @@
                 <w:i w:val="0"/>
                 <w:sz w:val="22"/>
               </w:rPr>
+              <w:t>K_W17</w:t>
             </w:r>
           </w:p>
         </w:tc>
@@ -2991,7 +2992,6 @@
                 <w:i w:val="0"/>
                 <w:sz w:val="22"/>
               </w:rPr>
-              <w:t>ocena pracy podczas ćwiczenia; prezentacja elementu zespołowej pracy semestralnej; raport z wykonanego zadania</w:t>
             </w:r>
           </w:p>
         </w:tc>
@@ -3012,6 +3012,7 @@
                 <w:i w:val="0"/>
                 <w:sz w:val="22"/>
               </w:rPr>
+              <w:t>K_W14</w:t>
             </w:r>
           </w:p>
         </w:tc>
@@ -3049,7 +3050,6 @@
                 <w:i w:val="0"/>
                 <w:sz w:val="22"/>
               </w:rPr>
-              <w:t>ocena pracy podczas ćwiczenia; prezentacja elementu zespołowej pracy semestralnej; raport z wykonanego zadania</w:t>
             </w:r>
           </w:p>
         </w:tc>
@@ -3070,6 +3070,7 @@
                 <w:i w:val="0"/>
                 <w:sz w:val="22"/>
               </w:rPr>
+              <w:t>K_W14</w:t>
             </w:r>
           </w:p>
         </w:tc>
@@ -3107,7 +3108,6 @@
                 <w:i w:val="0"/>
                 <w:sz w:val="22"/>
               </w:rPr>
-              <w:t>ocena pracy podczas ćwiczenia; prezentacja elementu zespołowej pracy semestralnej; raport z wykonanego zadania</w:t>
             </w:r>
           </w:p>
         </w:tc>
@@ -3128,6 +3128,7 @@
                 <w:i w:val="0"/>
                 <w:sz w:val="22"/>
               </w:rPr>
+              <w:t>K_W14</w:t>
             </w:r>
           </w:p>
         </w:tc>
@@ -3165,7 +3166,6 @@
                 <w:i w:val="0"/>
                 <w:sz w:val="22"/>
               </w:rPr>
-              <w:t>ocena pracy podczas ćwiczenia; prezentacja elementu zespołowej pracy semestralnej; raport z wykonanego zadania</w:t>
             </w:r>
           </w:p>
         </w:tc>
@@ -3186,6 +3186,7 @@
                 <w:i w:val="0"/>
                 <w:sz w:val="22"/>
               </w:rPr>
+              <w:t>K_W14</w:t>
             </w:r>
           </w:p>
         </w:tc>
@@ -3223,7 +3224,6 @@
                 <w:i w:val="0"/>
                 <w:sz w:val="22"/>
               </w:rPr>
-              <w:t>ocena pracy podczas ćwiczenia; prezentacja elementu zespołowej pracy semestralnej; raport z wykonanego zadania</w:t>
             </w:r>
           </w:p>
         </w:tc>
@@ -3244,6 +3244,7 @@
                 <w:i w:val="0"/>
                 <w:sz w:val="22"/>
               </w:rPr>
+              <w:t>K_W14</w:t>
             </w:r>
           </w:p>
         </w:tc>
@@ -3281,7 +3282,6 @@
                 <w:i w:val="0"/>
                 <w:sz w:val="22"/>
               </w:rPr>
-              <w:t>ocena pracy podczas ćwiczenia; prezentacja elementu zespołowej pracy semestralnej; raport z wykonanego zadania</w:t>
             </w:r>
           </w:p>
         </w:tc>
@@ -3302,6 +3302,7 @@
                 <w:i w:val="0"/>
                 <w:sz w:val="22"/>
               </w:rPr>
+              <w:t>K_W17</w:t>
             </w:r>
           </w:p>
         </w:tc>
@@ -3339,7 +3340,6 @@
                 <w:i w:val="0"/>
                 <w:sz w:val="22"/>
               </w:rPr>
-              <w:t>ocena pracy podczas ćwiczenia; prezentacja elementu zespołowej pracy semestralnej; raport z wykonanego zadania</w:t>
             </w:r>
           </w:p>
         </w:tc>
@@ -3360,6 +3360,7 @@
                 <w:i w:val="0"/>
                 <w:sz w:val="22"/>
               </w:rPr>
+              <w:t>K_W15</w:t>
             </w:r>
           </w:p>
         </w:tc>
@@ -3397,7 +3398,6 @@
                 <w:i w:val="0"/>
                 <w:sz w:val="22"/>
               </w:rPr>
-              <w:t>ocena pracy podczas ćwiczenia; prezentacja elementu zespołowej pracy semestralnej; raport z wykonanego zadania</w:t>
             </w:r>
           </w:p>
         </w:tc>
@@ -3418,6 +3418,7 @@
                 <w:i w:val="0"/>
                 <w:sz w:val="22"/>
               </w:rPr>
+              <w:t>K_W15</w:t>
             </w:r>
           </w:p>
         </w:tc>
@@ -3455,7 +3456,6 @@
                 <w:i w:val="0"/>
                 <w:sz w:val="22"/>
               </w:rPr>
-              <w:t>ocena pracy podczas ćwiczenia; prezentacja elementu zespołowej pracy semestralnej; raport z wykonanego zadania</w:t>
             </w:r>
           </w:p>
         </w:tc>
@@ -3476,6 +3476,7 @@
                 <w:i w:val="0"/>
                 <w:sz w:val="22"/>
               </w:rPr>
+              <w:t>K_W15</w:t>
             </w:r>
           </w:p>
         </w:tc>
@@ -3513,7 +3514,6 @@
                 <w:i w:val="0"/>
                 <w:sz w:val="22"/>
               </w:rPr>
-              <w:t>ocena pracy podczas ćwiczenia; prezentacja elementu zespołowej pracy semestralnej; raport z wykonanego zadania</w:t>
             </w:r>
           </w:p>
         </w:tc>
@@ -3534,6 +3534,7 @@
                 <w:i w:val="0"/>
                 <w:sz w:val="22"/>
               </w:rPr>
+              <w:t>K_W16</w:t>
             </w:r>
           </w:p>
         </w:tc>
@@ -3571,7 +3572,6 @@
                 <w:i w:val="0"/>
                 <w:sz w:val="22"/>
               </w:rPr>
-              <w:t>ocena pracy podczas ćwiczenia; prezentacja elementu zespołowej pracy semestralnej; raport z wykonanego zadania</w:t>
             </w:r>
           </w:p>
         </w:tc>
@@ -3592,6 +3592,7 @@
                 <w:i w:val="0"/>
                 <w:sz w:val="22"/>
               </w:rPr>
+              <w:t>K_W17</w:t>
             </w:r>
           </w:p>
         </w:tc>
@@ -3629,7 +3630,6 @@
                 <w:i w:val="0"/>
                 <w:sz w:val="22"/>
               </w:rPr>
-              <w:t>ocena pracy podczas ćwiczenia; prezentacja elementu zespołowej pracy semestralnej; raport z wykonanego zadania</w:t>
             </w:r>
           </w:p>
         </w:tc>
@@ -3650,6 +3650,7 @@
                 <w:i w:val="0"/>
                 <w:sz w:val="22"/>
               </w:rPr>
+              <w:t>K_W20</w:t>
             </w:r>
           </w:p>
         </w:tc>
@@ -3687,7 +3688,6 @@
                 <w:i w:val="0"/>
                 <w:sz w:val="22"/>
               </w:rPr>
-              <w:t>ocena pracy podczas ćwiczenia; prezentacja elementu zespołowej pracy semestralnej; raport z wykonanego zadania</w:t>
             </w:r>
           </w:p>
         </w:tc>
@@ -3708,6 +3708,7 @@
                 <w:i w:val="0"/>
                 <w:sz w:val="22"/>
               </w:rPr>
+              <w:t>K_W17</w:t>
             </w:r>
           </w:p>
         </w:tc>
@@ -3745,7 +3746,6 @@
                 <w:i w:val="0"/>
                 <w:sz w:val="22"/>
               </w:rPr>
-              <w:t>ocena pracy podczas ćwiczenia; prezentacja elementu zespołowej pracy semestralnej; raport z wykonanego zadania</w:t>
             </w:r>
           </w:p>
         </w:tc>
@@ -3871,6 +3871,7 @@
                 <w:i w:val="0"/>
                 <w:sz w:val="22"/>
               </w:rPr>
+              <w:t>K_U01</w:t>
             </w:r>
           </w:p>
         </w:tc>
@@ -3908,7 +3909,7 @@
                 <w:i w:val="0"/>
                 <w:sz w:val="22"/>
               </w:rPr>
-              <w:t>ocena pracy podczas ćwiczenia; prezentacja elementu zespołowej pracy semestralnej; raport z wykonanego zadania</w:t>
+              <w:t>ocena pracy podczas ćwiczenia, prezentacja elementu zespołowej pracy semestralnej, raport z wykonanego zadania</w:t>
             </w:r>
           </w:p>
         </w:tc>
@@ -3929,6 +3930,7 @@
                 <w:i w:val="0"/>
                 <w:sz w:val="22"/>
               </w:rPr>
+              <w:t>K_U02</w:t>
             </w:r>
           </w:p>
         </w:tc>
@@ -3966,7 +3968,7 @@
                 <w:i w:val="0"/>
                 <w:sz w:val="22"/>
               </w:rPr>
-              <w:t>ocena pracy podczas ćwiczenia; prezentacja elementu zespołowej pracy semestralnej; raport z wykonanego zadania</w:t>
+              <w:t>ocena pracy podczas ćwiczenia, prezentacja elementu zespołowej pracy semestralnej, raport z wykonanego zadania</w:t>
             </w:r>
           </w:p>
         </w:tc>
@@ -3987,6 +3989,7 @@
                 <w:i w:val="0"/>
                 <w:sz w:val="22"/>
               </w:rPr>
+              <w:t>K_U03</w:t>
             </w:r>
           </w:p>
         </w:tc>
@@ -4024,7 +4027,7 @@
                 <w:i w:val="0"/>
                 <w:sz w:val="22"/>
               </w:rPr>
-              <w:t>ocena pracy podczas ćwiczenia; prezentacja elementu zespołowej pracy semestralnej; raport z wykonanego zadania</w:t>
+              <w:t>ocena pracy podczas ćwiczenia, prezentacja elementu zespołowej pracy semestralnej, raport z wykonanego zadania</w:t>
             </w:r>
           </w:p>
         </w:tc>
@@ -4045,6 +4048,7 @@
                 <w:i w:val="0"/>
                 <w:sz w:val="22"/>
               </w:rPr>
+              <w:t>K_U04</w:t>
             </w:r>
           </w:p>
         </w:tc>
@@ -4082,7 +4086,7 @@
                 <w:i w:val="0"/>
                 <w:sz w:val="22"/>
               </w:rPr>
-              <w:t>ocena pracy podczas ćwiczenia; prezentacja elementu zespołowej pracy semestralnej; raport z wykonanego zadania</w:t>
+              <w:t>ocena pracy podczas ćwiczenia, prezentacja elementu zespołowej pracy semestralnej, raport z wykonanego zadania</w:t>
             </w:r>
           </w:p>
         </w:tc>
@@ -4103,6 +4107,7 @@
                 <w:i w:val="0"/>
                 <w:sz w:val="22"/>
               </w:rPr>
+              <w:t>K_U19</w:t>
             </w:r>
           </w:p>
         </w:tc>
@@ -4140,7 +4145,7 @@
                 <w:i w:val="0"/>
                 <w:sz w:val="22"/>
               </w:rPr>
-              <w:t>ocena pracy podczas ćwiczenia; prezentacja elementu zespołowej pracy semestralnej; raport z wykonanego zadania</w:t>
+              <w:t>ocena pracy podczas ćwiczenia, prezentacja elementu zespołowej pracy semestralnej, raport z wykonanego zadania</w:t>
             </w:r>
           </w:p>
         </w:tc>
@@ -4161,6 +4166,7 @@
                 <w:i w:val="0"/>
                 <w:sz w:val="22"/>
               </w:rPr>
+              <w:t>K_U05</w:t>
             </w:r>
           </w:p>
         </w:tc>
@@ -4198,7 +4204,7 @@
                 <w:i w:val="0"/>
                 <w:sz w:val="22"/>
               </w:rPr>
-              <w:t>ocena pracy podczas ćwiczenia; prezentacja elementu zespołowej pracy semestralnej; raport z wykonanego zadania</w:t>
+              <w:t>ocena pracy podczas ćwiczenia, prezentacja elementu zespołowej pracy semestralnej, raport z wykonanego zadania</w:t>
             </w:r>
           </w:p>
         </w:tc>
@@ -4219,6 +4225,7 @@
                 <w:i w:val="0"/>
                 <w:sz w:val="22"/>
               </w:rPr>
+              <w:t>K_U05</w:t>
             </w:r>
           </w:p>
         </w:tc>
@@ -4256,7 +4263,7 @@
                 <w:i w:val="0"/>
                 <w:sz w:val="22"/>
               </w:rPr>
-              <w:t>ocena pracy podczas ćwiczenia; prezentacja elementu zespołowej pracy semestralnej; raport z wykonanego zadania</w:t>
+              <w:t>ocena pracy podczas ćwiczenia, prezentacja elementu zespołowej pracy semestralnej, raport z wykonanego zadania</w:t>
             </w:r>
           </w:p>
         </w:tc>
@@ -4277,6 +4284,7 @@
                 <w:i w:val="0"/>
                 <w:sz w:val="22"/>
               </w:rPr>
+              <w:t>K_U05</w:t>
             </w:r>
           </w:p>
         </w:tc>
@@ -4314,7 +4322,7 @@
                 <w:i w:val="0"/>
                 <w:sz w:val="22"/>
               </w:rPr>
-              <w:t>ocena pracy podczas ćwiczenia; prezentacja elementu zespołowej pracy semestralnej; raport z wykonanego zadania</w:t>
+              <w:t>ocena pracy podczas ćwiczenia, prezentacja elementu zespołowej pracy semestralnej, raport z wykonanego zadania</w:t>
             </w:r>
           </w:p>
         </w:tc>
@@ -4335,6 +4343,7 @@
                 <w:i w:val="0"/>
                 <w:sz w:val="22"/>
               </w:rPr>
+              <w:t>K_U19</w:t>
             </w:r>
           </w:p>
         </w:tc>
@@ -4372,7 +4381,7 @@
                 <w:i w:val="0"/>
                 <w:sz w:val="22"/>
               </w:rPr>
-              <w:t>ocena pracy podczas ćwiczenia; prezentacja elementu zespołowej pracy semestralnej; raport z wykonanego zadania</w:t>
+              <w:t>ocena pracy podczas ćwiczenia, prezentacja elementu zespołowej pracy semestralnej, raport z wykonanego zadania</w:t>
             </w:r>
           </w:p>
         </w:tc>
@@ -4393,6 +4402,7 @@
                 <w:i w:val="0"/>
                 <w:sz w:val="22"/>
               </w:rPr>
+              <w:t>K_U20</w:t>
             </w:r>
           </w:p>
         </w:tc>
@@ -4430,7 +4440,7 @@
                 <w:i w:val="0"/>
                 <w:sz w:val="22"/>
               </w:rPr>
-              <w:t>ocena pracy podczas ćwiczenia; prezentacja elementu zespołowej pracy semestralnej; raport z wykonanego zadania</w:t>
+              <w:t>ocena pracy podczas ćwiczenia, prezentacja elementu zespołowej pracy semestralnej, raport z wykonanego zadania</w:t>
             </w:r>
           </w:p>
         </w:tc>
@@ -4451,6 +4461,7 @@
                 <w:i w:val="0"/>
                 <w:sz w:val="22"/>
               </w:rPr>
+              <w:t>K_U20</w:t>
             </w:r>
           </w:p>
         </w:tc>
@@ -4488,7 +4499,7 @@
                 <w:i w:val="0"/>
                 <w:sz w:val="22"/>
               </w:rPr>
-              <w:t>ocena pracy podczas ćwiczenia; prezentacja elementu zespołowej pracy semestralnej; raport z wykonanego zadania</w:t>
+              <w:t>ocena pracy podczas ćwiczenia, prezentacja elementu zespołowej pracy semestralnej, raport z wykonanego zadania</w:t>
             </w:r>
           </w:p>
         </w:tc>
@@ -4509,6 +4520,7 @@
                 <w:i w:val="0"/>
                 <w:sz w:val="22"/>
               </w:rPr>
+              <w:t>K_U09</w:t>
             </w:r>
           </w:p>
         </w:tc>
@@ -4546,7 +4558,7 @@
                 <w:i w:val="0"/>
                 <w:sz w:val="22"/>
               </w:rPr>
-              <w:t>ocena pracy podczas ćwiczenia; prezentacja elementu zespołowej pracy semestralnej; raport z wykonanego zadania</w:t>
+              <w:t>ocena pracy podczas ćwiczenia, prezentacja elementu zespołowej pracy semestralnej, raport z wykonanego zadania</w:t>
             </w:r>
           </w:p>
         </w:tc>
@@ -4567,6 +4579,7 @@
                 <w:i w:val="0"/>
                 <w:sz w:val="22"/>
               </w:rPr>
+              <w:t>K_U13</w:t>
             </w:r>
           </w:p>
         </w:tc>
@@ -4604,7 +4617,7 @@
                 <w:i w:val="0"/>
                 <w:sz w:val="22"/>
               </w:rPr>
-              <w:t>ocena pracy podczas ćwiczenia; prezentacja elementu zespołowej pracy semestralnej; raport z wykonanego zadania</w:t>
+              <w:t>ocena pracy podczas ćwiczenia, prezentacja elementu zespołowej pracy semestralnej, raport z wykonanego zadania</w:t>
             </w:r>
           </w:p>
         </w:tc>
@@ -4625,6 +4638,7 @@
                 <w:i w:val="0"/>
                 <w:sz w:val="22"/>
               </w:rPr>
+              <w:t>K_U15</w:t>
             </w:r>
           </w:p>
         </w:tc>
@@ -4662,7 +4676,7 @@
                 <w:i w:val="0"/>
                 <w:sz w:val="22"/>
               </w:rPr>
-              <w:t>ocena pracy podczas ćwiczenia; prezentacja elementu zespołowej pracy semestralnej; raport z wykonanego zadania</w:t>
+              <w:t>ocena pracy podczas ćwiczenia, prezentacja elementu zespołowej pracy semestralnej, raport z wykonanego zadania</w:t>
             </w:r>
           </w:p>
         </w:tc>
@@ -4683,6 +4697,7 @@
                 <w:i w:val="0"/>
                 <w:sz w:val="22"/>
               </w:rPr>
+              <w:t>K_U19</w:t>
             </w:r>
           </w:p>
         </w:tc>
@@ -4720,7 +4735,7 @@
                 <w:i w:val="0"/>
                 <w:sz w:val="22"/>
               </w:rPr>
-              <w:t>ocena pracy podczas ćwiczenia; prezentacja elementu zespołowej pracy semestralnej; raport z wykonanego zadania</w:t>
+              <w:t>ocena pracy podczas ćwiczenia, prezentacja elementu zespołowej pracy semestralnej, raport z wykonanego zadania</w:t>
             </w:r>
           </w:p>
         </w:tc>
@@ -4741,6 +4756,7 @@
                 <w:i w:val="0"/>
                 <w:sz w:val="22"/>
               </w:rPr>
+              <w:t>K_U16</w:t>
             </w:r>
           </w:p>
         </w:tc>
@@ -4778,7 +4794,7 @@
                 <w:i w:val="0"/>
                 <w:sz w:val="22"/>
               </w:rPr>
-              <w:t>ocena pracy podczas ćwiczenia; prezentacja elementu zespołowej pracy semestralnej; raport z wykonanego zadania</w:t>
+              <w:t>ocena pracy podczas ćwiczenia, prezentacja elementu zespołowej pracy semestralnej, raport z wykonanego zadania</w:t>
             </w:r>
           </w:p>
         </w:tc>
@@ -4799,6 +4815,7 @@
                 <w:i w:val="0"/>
                 <w:sz w:val="22"/>
               </w:rPr>
+              <w:t>K_U16</w:t>
             </w:r>
           </w:p>
         </w:tc>
@@ -4836,7 +4853,7 @@
                 <w:i w:val="0"/>
                 <w:sz w:val="22"/>
               </w:rPr>
-              <w:t>ocena pracy podczas ćwiczenia; prezentacja elementu zespołowej pracy semestralnej; raport z wykonanego zadania</w:t>
+              <w:t>ocena pracy podczas ćwiczenia, prezentacja elementu zespołowej pracy semestralnej, raport z wykonanego zadania</w:t>
             </w:r>
           </w:p>
         </w:tc>
@@ -4857,6 +4874,7 @@
                 <w:i w:val="0"/>
                 <w:sz w:val="22"/>
               </w:rPr>
+              <w:t>K_U18</w:t>
             </w:r>
           </w:p>
         </w:tc>
@@ -4894,7 +4912,7 @@
                 <w:i w:val="0"/>
                 <w:sz w:val="22"/>
               </w:rPr>
-              <w:t>ocena pracy podczas ćwiczenia; prezentacja elementu zespołowej pracy semestralnej; raport z wykonanego zadania</w:t>
+              <w:t>ocena pracy podczas ćwiczenia, prezentacja elementu zespołowej pracy semestralnej, raport z wykonanego zadania</w:t>
             </w:r>
           </w:p>
         </w:tc>
@@ -4915,6 +4933,7 @@
                 <w:i w:val="0"/>
                 <w:sz w:val="22"/>
               </w:rPr>
+              <w:t>K_U19</w:t>
             </w:r>
           </w:p>
         </w:tc>
@@ -4952,7 +4971,7 @@
                 <w:i w:val="0"/>
                 <w:sz w:val="22"/>
               </w:rPr>
-              <w:t>ocena pracy podczas ćwiczenia; prezentacja elementu zespołowej pracy semestralnej; raport z wykonanego zadania</w:t>
+              <w:t>ocena pracy podczas ćwiczenia, prezentacja elementu zespołowej pracy semestralnej, raport z wykonanego zadania</w:t>
             </w:r>
           </w:p>
         </w:tc>
@@ -4973,6 +4992,7 @@
                 <w:i w:val="0"/>
                 <w:sz w:val="22"/>
               </w:rPr>
+              <w:t>K_U19</w:t>
             </w:r>
           </w:p>
         </w:tc>
@@ -5010,7 +5030,7 @@
                 <w:i w:val="0"/>
                 <w:sz w:val="22"/>
               </w:rPr>
-              <w:t>ocena pracy podczas ćwiczenia; prezentacja elementu zespołowej pracy semestralnej; raport z wykonanego zadania</w:t>
+              <w:t>ocena pracy podczas ćwiczenia, prezentacja elementu zespołowej pracy semestralnej, raport z wykonanego zadania</w:t>
             </w:r>
           </w:p>
         </w:tc>
@@ -5031,6 +5051,7 @@
                 <w:i w:val="0"/>
                 <w:sz w:val="22"/>
               </w:rPr>
+              <w:t>K_U19</w:t>
             </w:r>
           </w:p>
         </w:tc>
@@ -5068,7 +5089,7 @@
                 <w:i w:val="0"/>
                 <w:sz w:val="22"/>
               </w:rPr>
-              <w:t>ocena pracy podczas ćwiczenia; prezentacja elementu zespołowej pracy semestralnej; raport z wykonanego zadania</w:t>
+              <w:t>ocena pracy podczas ćwiczenia, prezentacja elementu zespołowej pracy semestralnej, raport z wykonanego zadania</w:t>
             </w:r>
           </w:p>
         </w:tc>
@@ -5089,6 +5110,7 @@
                 <w:i w:val="0"/>
                 <w:sz w:val="22"/>
               </w:rPr>
+              <w:t>K_U20</w:t>
             </w:r>
           </w:p>
         </w:tc>
@@ -5126,7 +5148,7 @@
                 <w:i w:val="0"/>
                 <w:sz w:val="22"/>
               </w:rPr>
-              <w:t>ocena pracy podczas ćwiczenia; prezentacja elementu zespołowej pracy semestralnej; raport z wykonanego zadania</w:t>
+              <w:t>ocena pracy podczas ćwiczenia, prezentacja elementu zespołowej pracy semestralnej, raport z wykonanego zadania</w:t>
             </w:r>
           </w:p>
         </w:tc>
@@ -5147,6 +5169,7 @@
                 <w:i w:val="0"/>
                 <w:sz w:val="22"/>
               </w:rPr>
+              <w:t>K_U21</w:t>
             </w:r>
           </w:p>
         </w:tc>
@@ -5184,7 +5207,7 @@
                 <w:i w:val="0"/>
                 <w:sz w:val="22"/>
               </w:rPr>
-              <w:t>ocena pracy podczas ćwiczenia; prezentacja elementu zespołowej pracy semestralnej; raport z wykonanego zadania</w:t>
+              <w:t>ocena pracy podczas ćwiczenia, prezentacja elementu zespołowej pracy semestralnej, raport z wykonanego zadania</w:t>
             </w:r>
           </w:p>
         </w:tc>
@@ -5205,6 +5228,7 @@
                 <w:i w:val="0"/>
                 <w:sz w:val="22"/>
               </w:rPr>
+              <w:t>K_U22</w:t>
             </w:r>
           </w:p>
         </w:tc>
@@ -5242,7 +5266,7 @@
                 <w:i w:val="0"/>
                 <w:sz w:val="22"/>
               </w:rPr>
-              <w:t>ocena pracy podczas ćwiczenia; prezentacja elementu zespołowej pracy semestralnej; raport z wykonanego zadania</w:t>
+              <w:t>ocena pracy podczas ćwiczenia, prezentacja elementu zespołowej pracy semestralnej, raport z wykonanego zadania</w:t>
             </w:r>
           </w:p>
         </w:tc>
@@ -5263,6 +5287,7 @@
                 <w:i w:val="0"/>
                 <w:sz w:val="22"/>
               </w:rPr>
+              <w:t>K_U24</w:t>
             </w:r>
           </w:p>
         </w:tc>
@@ -5300,7 +5325,7 @@
                 <w:i w:val="0"/>
                 <w:sz w:val="22"/>
               </w:rPr>
-              <w:t>ocena pracy podczas ćwiczenia; prezentacja elementu zespołowej pracy semestralnej; raport z wykonanego zadania</w:t>
+              <w:t>ocena pracy podczas ćwiczenia, prezentacja elementu zespołowej pracy semestralnej, raport z wykonanego zadania</w:t>
             </w:r>
           </w:p>
         </w:tc>
@@ -5321,6 +5346,7 @@
                 <w:i w:val="0"/>
                 <w:sz w:val="22"/>
               </w:rPr>
+              <w:t>K_U25</w:t>
             </w:r>
           </w:p>
         </w:tc>
@@ -5358,7 +5384,7 @@
                 <w:i w:val="0"/>
                 <w:sz w:val="22"/>
               </w:rPr>
-              <w:t>ocena pracy podczas ćwiczenia; prezentacja elementu zespołowej pracy semestralnej; raport z wykonanego zadania</w:t>
+              <w:t>ocena pracy podczas ćwiczenia, prezentacja elementu zespołowej pracy semestralnej, raport z wykonanego zadania</w:t>
             </w:r>
           </w:p>
         </w:tc>
@@ -5379,6 +5405,7 @@
                 <w:i w:val="0"/>
                 <w:sz w:val="22"/>
               </w:rPr>
+              <w:t>K_U26</w:t>
             </w:r>
           </w:p>
         </w:tc>
@@ -5416,7 +5443,7 @@
                 <w:i w:val="0"/>
                 <w:sz w:val="22"/>
               </w:rPr>
-              <w:t>ocena pracy podczas ćwiczenia; prezentacja elementu zespołowej pracy semestralnej; raport z wykonanego zadania</w:t>
+              <w:t>ocena pracy podczas ćwiczenia, prezentacja elementu zespołowej pracy semestralnej, raport z wykonanego zadania</w:t>
             </w:r>
           </w:p>
         </w:tc>
@@ -5437,6 +5464,7 @@
                 <w:i w:val="0"/>
                 <w:sz w:val="22"/>
               </w:rPr>
+              <w:t>K_U27</w:t>
             </w:r>
           </w:p>
         </w:tc>
@@ -5474,7 +5502,7 @@
                 <w:i w:val="0"/>
                 <w:sz w:val="22"/>
               </w:rPr>
-              <w:t>ocena pracy podczas ćwiczenia; prezentacja elementu zespołowej pracy semestralnej; raport z wykonanego zadania</w:t>
+              <w:t>ocena pracy podczas ćwiczenia, prezentacja elementu zespołowej pracy semestralnej, raport z wykonanego zadania</w:t>
             </w:r>
           </w:p>
         </w:tc>
@@ -5495,6 +5523,7 @@
                 <w:i w:val="0"/>
                 <w:sz w:val="22"/>
               </w:rPr>
+              <w:t>K_U27</w:t>
             </w:r>
           </w:p>
         </w:tc>
@@ -5532,7 +5561,7 @@
                 <w:i w:val="0"/>
                 <w:sz w:val="22"/>
               </w:rPr>
-              <w:t>ocena pracy podczas ćwiczenia; prezentacja elementu zespołowej pracy semestralnej; raport z wykonanego zadania</w:t>
+              <w:t>ocena pracy podczas ćwiczenia, prezentacja elementu zespołowej pracy semestralnej, raport z wykonanego zadania</w:t>
             </w:r>
           </w:p>
         </w:tc>
@@ -5658,6 +5687,7 @@
                 <w:i w:val="0"/>
                 <w:sz w:val="22"/>
               </w:rPr>
+              <w:t>K_K05</w:t>
             </w:r>
           </w:p>
         </w:tc>
@@ -5695,7 +5725,7 @@
                 <w:i w:val="0"/>
                 <w:sz w:val="22"/>
               </w:rPr>
-              <w:t>ocena pracy podczas ćwiczenia; prezentacja elementu zespołowej pracy semestralnej; raport z wykonanego zadania</w:t>
+              <w:t>ocena pracy podczas ćwiczenia, prezentacja elementu zespołowej pracy semestralnej, raport z wykonanego zadania</w:t>
             </w:r>
           </w:p>
         </w:tc>
@@ -5716,6 +5746,7 @@
                 <w:i w:val="0"/>
                 <w:sz w:val="22"/>
               </w:rPr>
+              <w:t>K_K04</w:t>
             </w:r>
           </w:p>
         </w:tc>
@@ -5753,7 +5784,7 @@
                 <w:i w:val="0"/>
                 <w:sz w:val="22"/>
               </w:rPr>
-              <w:t>ocena pracy podczas ćwiczenia; prezentacja elementu zespołowej pracy semestralnej; raport z wykonanego zadania</w:t>
+              <w:t>ocena pracy podczas ćwiczenia, prezentacja elementu zespołowej pracy semestralnej, raport z wykonanego zadania</w:t>
             </w:r>
           </w:p>
         </w:tc>
@@ -5774,6 +5805,7 @@
                 <w:i w:val="0"/>
                 <w:sz w:val="22"/>
               </w:rPr>
+              <w:t>K_K04</w:t>
             </w:r>
           </w:p>
         </w:tc>
@@ -5811,7 +5843,7 @@
                 <w:i w:val="0"/>
                 <w:sz w:val="22"/>
               </w:rPr>
-              <w:t>ocena pracy podczas ćwiczenia; prezentacja elementu zespołowej pracy semestralnej; raport z wykonanego zadania</w:t>
+              <w:t>ocena pracy podczas ćwiczenia, prezentacja elementu zespołowej pracy semestralnej, raport z wykonanego zadania</w:t>
             </w:r>
           </w:p>
         </w:tc>
@@ -5832,6 +5864,7 @@
                 <w:i w:val="0"/>
                 <w:sz w:val="22"/>
               </w:rPr>
+              <w:t>K_K05</w:t>
             </w:r>
           </w:p>
         </w:tc>
@@ -5869,7 +5902,7 @@
                 <w:i w:val="0"/>
                 <w:sz w:val="22"/>
               </w:rPr>
-              <w:t>ocena pracy podczas ćwiczenia; prezentacja elementu zespołowej pracy semestralnej; raport z wykonanego zadania</w:t>
+              <w:t>ocena pracy podczas ćwiczenia, prezentacja elementu zespołowej pracy semestralnej, raport z wykonanego zadania</w:t>
             </w:r>
           </w:p>
         </w:tc>
@@ -5890,6 +5923,7 @@
                 <w:i w:val="0"/>
                 <w:sz w:val="22"/>
               </w:rPr>
+              <w:t>K_K06</w:t>
             </w:r>
           </w:p>
         </w:tc>
@@ -5927,7 +5961,7 @@
                 <w:i w:val="0"/>
                 <w:sz w:val="22"/>
               </w:rPr>
-              <w:t>ocena pracy podczas ćwiczenia; prezentacja elementu zespołowej pracy semestralnej; raport z wykonanego zadania</w:t>
+              <w:t>ocena pracy podczas ćwiczenia, prezentacja elementu zespołowej pracy semestralnej, raport z wykonanego zadania</w:t>
             </w:r>
           </w:p>
         </w:tc>
@@ -5948,6 +5982,7 @@
                 <w:i w:val="0"/>
                 <w:sz w:val="22"/>
               </w:rPr>
+              <w:t>K_K05</w:t>
             </w:r>
           </w:p>
         </w:tc>
@@ -5985,7 +6020,7 @@
                 <w:i w:val="0"/>
                 <w:sz w:val="22"/>
               </w:rPr>
-              <w:t>ocena pracy podczas ćwiczenia; prezentacja elementu zespołowej pracy semestralnej; raport z wykonanego zadania</w:t>
+              <w:t>ocena pracy podczas ćwiczenia, prezentacja elementu zespołowej pracy semestralnej, raport z wykonanego zadania</w:t>
             </w:r>
           </w:p>
         </w:tc>
@@ -6006,6 +6041,7 @@
                 <w:i w:val="0"/>
                 <w:sz w:val="22"/>
               </w:rPr>
+              <w:t>K_K07</w:t>
             </w:r>
           </w:p>
         </w:tc>
@@ -6043,7 +6079,7 @@
                 <w:i w:val="0"/>
                 <w:sz w:val="22"/>
               </w:rPr>
-              <w:t>ocena pracy podczas ćwiczenia; prezentacja elementu zespołowej pracy semestralnej; raport z wykonanego zadania</w:t>
+              <w:t>ocena pracy podczas ćwiczenia, prezentacja elementu zespołowej pracy semestralnej, raport z wykonanego zadania</w:t>
             </w:r>
           </w:p>
         </w:tc>
@@ -6064,6 +6100,7 @@
                 <w:i w:val="0"/>
                 <w:sz w:val="22"/>
               </w:rPr>
+              <w:t>K_K08</w:t>
             </w:r>
           </w:p>
         </w:tc>
@@ -6101,7 +6138,7 @@
                 <w:i w:val="0"/>
                 <w:sz w:val="22"/>
               </w:rPr>
-              <w:t>ocena pracy podczas ćwiczenia; prezentacja elementu zespołowej pracy semestralnej; raport z wykonanego zadania</w:t>
+              <w:t>ocena pracy podczas ćwiczenia, prezentacja elementu zespołowej pracy semestralnej, raport z wykonanego zadania</w:t>
             </w:r>
           </w:p>
         </w:tc>

--- a/public/assets/files/stacjonarne/PRZ1.docx
+++ b/public/assets/files/stacjonarne/PRZ1.docx
@@ -1935,14 +1935,13 @@
       </w:tblPr>
       <w:tblGrid>
         <w:gridCol w:w="680"/>
-        <w:gridCol w:w="4536"/>
-        <w:gridCol w:w="4252"/>
+        <w:gridCol w:w="8788"/>
       </w:tblGrid>
       <w:tr>
         <w:tc>
           <w:tcPr>
             <w:tcW w:type="dxa" w:w="9468"/>
-            <w:gridSpan w:val="3"/>
+            <w:gridSpan w:val="2"/>
             <w:shd w:val="clear" w:color="auto" w:fill="D9D9D9"/>
           </w:tcPr>
           <w:p>
@@ -1984,7 +1983,7 @@
         </w:tc>
         <w:tc>
           <w:tcPr>
-            <w:tcW w:type="dxa" w:w="4536"/>
+            <w:tcW w:type="dxa" w:w="8788"/>
             <w:shd w:val="clear" w:color="auto" w:fill="D9D9D9"/>
           </w:tcPr>
           <w:p>
@@ -1998,27 +1997,7 @@
                 <w:i w:val="0"/>
                 <w:sz w:val="16"/>
               </w:rPr>
-              <w:t>Wykład</w:t>
-            </w:r>
-          </w:p>
-        </w:tc>
-        <w:tc>
-          <w:tcPr>
-            <w:tcW w:type="dxa" w:w="4252"/>
-            <w:shd w:val="clear" w:color="auto" w:fill="D9D9D9"/>
-          </w:tcPr>
-          <w:p>
-            <w:pPr>
-              <w:spacing w:before="20" w:after="20"/>
-            </w:pPr>
-            <w:r>
-              <w:rPr>
-                <w:rFonts w:ascii="Aptos" w:hAnsi="Aptos"/>
-                <w:b/>
-                <w:i w:val="0"/>
-                <w:sz w:val="16"/>
-              </w:rPr>
-              <w:t>Ćwiczenia / Laboratorium / Pracownia</w:t>
+              <w:t>Treści programowe</w:t>
             </w:r>
           </w:p>
         </w:tc>
@@ -2045,7 +2024,7 @@
         </w:tc>
         <w:tc>
           <w:tcPr>
-            <w:tcW w:type="dxa" w:w="4536"/>
+            <w:tcW w:type="dxa" w:w="8788"/>
           </w:tcPr>
           <w:p>
             <w:pPr>
@@ -2059,24 +2038,6 @@
                 <w:sz w:val="22"/>
               </w:rPr>
               <w:t>Wprowadzenie. Zasady prowadzenia i oceniania projektu zespołowego; program, wymagania i organizacja dyplomowego projektu inżynierskiego w PJATK; udziałowcy projektu i ich role; zasady realizacji i zaliczenia przedmiotu. Podział na grupy projektowe, przykładowe projekty zespołowe; wybór tematów; analiza problemu i jego kontekstu; praca z Klientem; przygotowanie Dokumentu Założeń Wstępnych (DZW)</w:t>
-            </w:r>
-          </w:p>
-        </w:tc>
-        <w:tc>
-          <w:tcPr>
-            <w:tcW w:type="dxa" w:w="4252"/>
-          </w:tcPr>
-          <w:p>
-            <w:pPr>
-              <w:spacing w:before="20" w:after="20"/>
-            </w:pPr>
-            <w:r>
-              <w:rPr>
-                <w:rFonts w:ascii="Aptos" w:hAnsi="Aptos"/>
-                <w:b w:val="0"/>
-                <w:i w:val="0"/>
-                <w:sz w:val="22"/>
-              </w:rPr>
             </w:r>
           </w:p>
         </w:tc>
@@ -2103,7 +2064,7 @@
         </w:tc>
         <w:tc>
           <w:tcPr>
-            <w:tcW w:type="dxa" w:w="4536"/>
+            <w:tcW w:type="dxa" w:w="8788"/>
           </w:tcPr>
           <w:p>
             <w:pPr>
@@ -2117,24 +2078,6 @@
                 <w:sz w:val="22"/>
               </w:rPr>
               <w:t>Realizacja projektów o specyfice stricte programistycznej. Dobór strategii realizacji projektu. Organizacja zespołu i infrastruktura projektu. Artefakty projektowe. Planowanie projektu; określenie celów i zakresu projektu, infrastruktury, dyskusja i dobór strategii realizacji. Praca z Klientem. Analiza rozwiązań konkurencyjnych i dróg alternatywnych. Opracowanie raportu</w:t>
-            </w:r>
-          </w:p>
-        </w:tc>
-        <w:tc>
-          <w:tcPr>
-            <w:tcW w:type="dxa" w:w="4252"/>
-          </w:tcPr>
-          <w:p>
-            <w:pPr>
-              <w:spacing w:before="20" w:after="20"/>
-            </w:pPr>
-            <w:r>
-              <w:rPr>
-                <w:rFonts w:ascii="Aptos" w:hAnsi="Aptos"/>
-                <w:b w:val="0"/>
-                <w:i w:val="0"/>
-                <w:sz w:val="22"/>
-              </w:rPr>
             </w:r>
           </w:p>
         </w:tc>
@@ -2161,7 +2104,7 @@
         </w:tc>
         <w:tc>
           <w:tcPr>
-            <w:tcW w:type="dxa" w:w="4536"/>
+            <w:tcW w:type="dxa" w:w="8788"/>
           </w:tcPr>
           <w:p>
             <w:pPr>
@@ -2175,24 +2118,6 @@
                 <w:sz w:val="22"/>
               </w:rPr>
               <w:t>Realizacja projektów ujmujących rozbudowany komponent sprzętowy. Strategie w projektach sprzętowo-programowych. Przydział ról i związanych z tym obowiązków, ustalenie harmonogramu działań projektowych. Infrastruktura komunikacyjna i dokumentacyjna; zasady raportowania i nadzoru jakości. Przygotowanie Wstępnego Planu Projektu (WPP)</w:t>
-            </w:r>
-          </w:p>
-        </w:tc>
-        <w:tc>
-          <w:tcPr>
-            <w:tcW w:type="dxa" w:w="4252"/>
-          </w:tcPr>
-          <w:p>
-            <w:pPr>
-              <w:spacing w:before="20" w:after="20"/>
-            </w:pPr>
-            <w:r>
-              <w:rPr>
-                <w:rFonts w:ascii="Aptos" w:hAnsi="Aptos"/>
-                <w:b w:val="0"/>
-                <w:i w:val="0"/>
-                <w:sz w:val="22"/>
-              </w:rPr>
             </w:r>
           </w:p>
         </w:tc>
@@ -2219,7 +2144,7 @@
         </w:tc>
         <w:tc>
           <w:tcPr>
-            <w:tcW w:type="dxa" w:w="4536"/>
+            <w:tcW w:type="dxa" w:w="8788"/>
           </w:tcPr>
           <w:p>
             <w:pPr>
@@ -2233,24 +2158,6 @@
                 <w:sz w:val="22"/>
               </w:rPr>
               <w:t>Kontrola jakości. Poziomy testowania; projektowanie i dokumentowanie scenariuszy testowych; wzorce. Dokumentowanie i raportowanie testów; szablony. Dyskusja Wstępnego Planu Projektu (WPP).</w:t>
-            </w:r>
-          </w:p>
-        </w:tc>
-        <w:tc>
-          <w:tcPr>
-            <w:tcW w:type="dxa" w:w="4252"/>
-          </w:tcPr>
-          <w:p>
-            <w:pPr>
-              <w:spacing w:before="20" w:after="20"/>
-            </w:pPr>
-            <w:r>
-              <w:rPr>
-                <w:rFonts w:ascii="Aptos" w:hAnsi="Aptos"/>
-                <w:b w:val="0"/>
-                <w:i w:val="0"/>
-                <w:sz w:val="22"/>
-              </w:rPr>
             </w:r>
           </w:p>
         </w:tc>
@@ -2277,7 +2184,7 @@
         </w:tc>
         <w:tc>
           <w:tcPr>
-            <w:tcW w:type="dxa" w:w="4536"/>
+            <w:tcW w:type="dxa" w:w="8788"/>
           </w:tcPr>
           <w:p>
             <w:pPr>
@@ -2291,24 +2198,6 @@
                 <w:sz w:val="22"/>
               </w:rPr>
               <w:t>Dalsze kroki zależą od przyjętej metodyki prac and wydaniem; poniżej przedstawiono dla obiektowego podejścia wg metodyki kaskadowej</w:t>
-            </w:r>
-          </w:p>
-        </w:tc>
-        <w:tc>
-          <w:tcPr>
-            <w:tcW w:type="dxa" w:w="4252"/>
-          </w:tcPr>
-          <w:p>
-            <w:pPr>
-              <w:spacing w:before="20" w:after="20"/>
-            </w:pPr>
-            <w:r>
-              <w:rPr>
-                <w:rFonts w:ascii="Aptos" w:hAnsi="Aptos"/>
-                <w:b w:val="0"/>
-                <w:i w:val="0"/>
-                <w:sz w:val="22"/>
-              </w:rPr>
             </w:r>
           </w:p>
         </w:tc>
@@ -2335,7 +2224,7 @@
         </w:tc>
         <w:tc>
           <w:tcPr>
-            <w:tcW w:type="dxa" w:w="4536"/>
+            <w:tcW w:type="dxa" w:w="8788"/>
           </w:tcPr>
           <w:p>
             <w:pPr>
@@ -2349,24 +2238,6 @@
                 <w:sz w:val="22"/>
               </w:rPr>
               <w:t>Analiza wymagań; praca z Klientem. Analiza i specyfikacja wymagań; przygotowanie dokumentu SWS. Kontrola postępów prac</w:t>
-            </w:r>
-          </w:p>
-        </w:tc>
-        <w:tc>
-          <w:tcPr>
-            <w:tcW w:type="dxa" w:w="4252"/>
-          </w:tcPr>
-          <w:p>
-            <w:pPr>
-              <w:spacing w:before="20" w:after="20"/>
-            </w:pPr>
-            <w:r>
-              <w:rPr>
-                <w:rFonts w:ascii="Aptos" w:hAnsi="Aptos"/>
-                <w:b w:val="0"/>
-                <w:i w:val="0"/>
-                <w:sz w:val="22"/>
-              </w:rPr>
             </w:r>
           </w:p>
         </w:tc>
@@ -2393,7 +2264,7 @@
         </w:tc>
         <w:tc>
           <w:tcPr>
-            <w:tcW w:type="dxa" w:w="4536"/>
+            <w:tcW w:type="dxa" w:w="8788"/>
           </w:tcPr>
           <w:p>
             <w:pPr>
@@ -2407,24 +2278,6 @@
                 <w:sz w:val="22"/>
               </w:rPr>
               <w:t>Zagadnienia finalizacji projektu; raport końcowy projektu; nakład pracy i wkład własny w pracę zespołu. Przygotowanie dokumentu SWS i PU; Aspekty własności intelektualnej w projektach dyplomowych. Projektowanie aplikacji – projekt logiczny; diagram klas; podejmowane decyzje projektowe – dokumentacja. Kontrola postępów prac Redagowanie książki projektowej. Style, przypisy, odwołania, praca z literaturą. Projektowanie szczegółowe; przygotowanie środowiska implementacji i implementacja modułów I wydania; projekt interfejsu i bazy danych. Kontrola postępów prac</w:t>
-            </w:r>
-          </w:p>
-        </w:tc>
-        <w:tc>
-          <w:tcPr>
-            <w:tcW w:type="dxa" w:w="4252"/>
-          </w:tcPr>
-          <w:p>
-            <w:pPr>
-              <w:spacing w:before="20" w:after="20"/>
-            </w:pPr>
-            <w:r>
-              <w:rPr>
-                <w:rFonts w:ascii="Aptos" w:hAnsi="Aptos"/>
-                <w:b w:val="0"/>
-                <w:i w:val="0"/>
-                <w:sz w:val="22"/>
-              </w:rPr>
             </w:r>
           </w:p>
         </w:tc>
@@ -2451,7 +2304,7 @@
         </w:tc>
         <w:tc>
           <w:tcPr>
-            <w:tcW w:type="dxa" w:w="4536"/>
+            <w:tcW w:type="dxa" w:w="8788"/>
           </w:tcPr>
           <w:p>
             <w:pPr>
@@ -2465,24 +2318,6 @@
                 <w:sz w:val="22"/>
               </w:rPr>
               <w:t>Typowe problemy i błędy w projektach i książkach dyplomowych. Implementacja modułów projektu; testowanie i walidacja; raportowanie testów; praca z Klientem.</w:t>
-            </w:r>
-          </w:p>
-        </w:tc>
-        <w:tc>
-          <w:tcPr>
-            <w:tcW w:type="dxa" w:w="4252"/>
-          </w:tcPr>
-          <w:p>
-            <w:pPr>
-              <w:spacing w:before="20" w:after="20"/>
-            </w:pPr>
-            <w:r>
-              <w:rPr>
-                <w:rFonts w:ascii="Aptos" w:hAnsi="Aptos"/>
-                <w:b w:val="0"/>
-                <w:i w:val="0"/>
-                <w:sz w:val="22"/>
-              </w:rPr>
             </w:r>
           </w:p>
         </w:tc>
@@ -2509,7 +2344,7 @@
         </w:tc>
         <w:tc>
           <w:tcPr>
-            <w:tcW w:type="dxa" w:w="4536"/>
+            <w:tcW w:type="dxa" w:w="8788"/>
           </w:tcPr>
           <w:p>
             <w:pPr>
@@ -2523,24 +2358,6 @@
                 <w:sz w:val="22"/>
               </w:rPr>
               <w:t>Prezentacja produktu – prototypów komponentów systemowych realizujących tematy prac inż. zespołów projektowych</w:t>
-            </w:r>
-          </w:p>
-        </w:tc>
-        <w:tc>
-          <w:tcPr>
-            <w:tcW w:type="dxa" w:w="4252"/>
-          </w:tcPr>
-          <w:p>
-            <w:pPr>
-              <w:spacing w:before="20" w:after="20"/>
-            </w:pPr>
-            <w:r>
-              <w:rPr>
-                <w:rFonts w:ascii="Aptos" w:hAnsi="Aptos"/>
-                <w:b w:val="0"/>
-                <w:i w:val="0"/>
-                <w:sz w:val="22"/>
-              </w:rPr>
             </w:r>
           </w:p>
         </w:tc>
